--- a/docs/20TelmoGonçalves_RelatórioPAP.docx
+++ b/docs/20TelmoGonçalves_RelatórioPAP.docx
@@ -19,15 +19,15 @@
               <wp:anchor allowOverlap="1" behindDoc="0" distB="0" distT="0" distL="114300" distR="114300" hidden="0" layoutInCell="1" locked="0" relativeHeight="0" simplePos="0">
                 <wp:simplePos x="0" y="0"/>
                 <wp:positionH relativeFrom="column">
-                  <wp:posOffset>93670</wp:posOffset>
+                  <wp:posOffset>88909</wp:posOffset>
                 </wp:positionH>
                 <wp:positionV relativeFrom="paragraph">
-                  <wp:posOffset>-14283</wp:posOffset>
+                  <wp:posOffset>-19043</wp:posOffset>
                 </wp:positionV>
-                <wp:extent cx="41275" cy="41275"/>
+                <wp:extent cx="50800" cy="50800"/>
                 <wp:effectExtent b="0" l="0" r="0" t="0"/>
                 <wp:wrapNone/>
-                <wp:docPr id="3" name=""/>
+                <wp:docPr id="4" name=""/>
                 <a:graphic>
                   <a:graphicData uri="http://schemas.microsoft.com/office/word/2010/wordprocessingShape">
                     <wps:wsp>
@@ -67,24 +67,24 @@
               <wp:anchor allowOverlap="1" behindDoc="0" distB="0" distT="0" distL="114300" distR="114300" hidden="0" layoutInCell="1" locked="0" relativeHeight="0" simplePos="0">
                 <wp:simplePos x="0" y="0"/>
                 <wp:positionH relativeFrom="column">
-                  <wp:posOffset>93670</wp:posOffset>
+                  <wp:posOffset>88909</wp:posOffset>
                 </wp:positionH>
                 <wp:positionV relativeFrom="paragraph">
-                  <wp:posOffset>-14283</wp:posOffset>
+                  <wp:posOffset>-19043</wp:posOffset>
                 </wp:positionV>
-                <wp:extent cx="41275" cy="41275"/>
+                <wp:extent cx="50800" cy="50800"/>
                 <wp:effectExtent b="0" l="0" r="0" t="0"/>
                 <wp:wrapNone/>
-                <wp:docPr id="3" name="image11.png"/>
+                <wp:docPr id="4" name="image12.png"/>
                 <a:graphic>
                   <a:graphicData uri="http://schemas.openxmlformats.org/drawingml/2006/picture">
                     <pic:pic>
                       <pic:nvPicPr>
-                        <pic:cNvPr id="0" name="image11.png"/>
+                        <pic:cNvPr id="0" name="image12.png"/>
                         <pic:cNvPicPr preferRelativeResize="0"/>
                       </pic:nvPicPr>
                       <pic:blipFill>
-                        <a:blip r:embed="rId6"/>
+                        <a:blip r:embed="rId7"/>
                         <a:srcRect/>
                         <a:stretch>
                           <a:fillRect/>
@@ -93,7 +93,7 @@
                       <pic:spPr>
                         <a:xfrm>
                           <a:off x="0" y="0"/>
-                          <a:ext cx="41275" cy="41275"/>
+                          <a:ext cx="50800" cy="50800"/>
                         </a:xfrm>
                         <a:prstGeom prst="rect"/>
                         <a:ln/>
@@ -138,16 +138,16 @@
           <wp:inline distB="0" distT="0" distL="0" distR="0">
             <wp:extent cx="4314960" cy="1390680"/>
             <wp:effectExtent b="0" l="0" r="0" t="0"/>
-            <wp:docPr id="10" name="image2.png"/>
+            <wp:docPr id="8" name="image4.png"/>
             <a:graphic>
               <a:graphicData uri="http://schemas.openxmlformats.org/drawingml/2006/picture">
                 <pic:pic>
                   <pic:nvPicPr>
-                    <pic:cNvPr id="0" name="image2.png"/>
+                    <pic:cNvPr id="0" name="image4.png"/>
                     <pic:cNvPicPr preferRelativeResize="0"/>
                   </pic:nvPicPr>
                   <pic:blipFill>
-                    <a:blip r:embed="rId7"/>
+                    <a:blip r:embed="rId8"/>
                     <a:srcRect b="0" l="0" r="0" t="0"/>
                     <a:stretch>
                       <a:fillRect/>
@@ -209,20 +209,20 @@
               <wp:anchor allowOverlap="1" behindDoc="0" distB="0" distT="0" distL="114300" distR="114300" hidden="0" layoutInCell="1" locked="0" relativeHeight="0" simplePos="0">
                 <wp:simplePos x="0" y="0"/>
                 <wp:positionH relativeFrom="column">
-                  <wp:posOffset>95891</wp:posOffset>
+                  <wp:posOffset>91131</wp:posOffset>
                 </wp:positionH>
                 <wp:positionV relativeFrom="paragraph">
-                  <wp:posOffset>40006</wp:posOffset>
+                  <wp:posOffset>35243</wp:posOffset>
                 </wp:positionV>
-                <wp:extent cx="5638165" cy="1977670"/>
+                <wp:extent cx="5647690" cy="1987195"/>
                 <wp:effectExtent b="0" l="0" r="0" t="0"/>
                 <wp:wrapNone/>
-                <wp:docPr id="1" name=""/>
+                <wp:docPr id="3" name=""/>
                 <a:graphic>
                   <a:graphicData uri="http://schemas.microsoft.com/office/word/2010/wordprocessingShape">
                     <wps:wsp>
                       <wps:cNvSpPr/>
-                      <wps:cNvPr id="2" name="Shape 2"/>
+                      <wps:cNvPr id="4" name="Shape 4"/>
                       <wps:spPr>
                         <a:xfrm>
                           <a:off x="2545968" y="3011650"/>
@@ -407,24 +407,24 @@
               <wp:anchor allowOverlap="1" behindDoc="0" distB="0" distT="0" distL="114300" distR="114300" hidden="0" layoutInCell="1" locked="0" relativeHeight="0" simplePos="0">
                 <wp:simplePos x="0" y="0"/>
                 <wp:positionH relativeFrom="column">
-                  <wp:posOffset>95891</wp:posOffset>
+                  <wp:posOffset>91131</wp:posOffset>
                 </wp:positionH>
                 <wp:positionV relativeFrom="paragraph">
-                  <wp:posOffset>40006</wp:posOffset>
+                  <wp:posOffset>35243</wp:posOffset>
                 </wp:positionV>
-                <wp:extent cx="5638165" cy="1977670"/>
+                <wp:extent cx="5647690" cy="1987195"/>
                 <wp:effectExtent b="0" l="0" r="0" t="0"/>
                 <wp:wrapNone/>
-                <wp:docPr id="1" name="image9.png"/>
+                <wp:docPr id="3" name="image11.png"/>
                 <a:graphic>
                   <a:graphicData uri="http://schemas.openxmlformats.org/drawingml/2006/picture">
                     <pic:pic>
                       <pic:nvPicPr>
-                        <pic:cNvPr id="0" name="image9.png"/>
+                        <pic:cNvPr id="0" name="image11.png"/>
                         <pic:cNvPicPr preferRelativeResize="0"/>
                       </pic:nvPicPr>
                       <pic:blipFill>
-                        <a:blip r:embed="rId6"/>
+                        <a:blip r:embed="rId7"/>
                         <a:srcRect/>
                         <a:stretch>
                           <a:fillRect/>
@@ -433,7 +433,7 @@
                       <pic:spPr>
                         <a:xfrm>
                           <a:off x="0" y="0"/>
-                          <a:ext cx="5638165" cy="1977670"/>
+                          <a:ext cx="5647690" cy="1987195"/>
                         </a:xfrm>
                         <a:prstGeom prst="rect"/>
                         <a:ln/>
@@ -537,20 +537,20 @@
               <wp:anchor allowOverlap="1" behindDoc="0" distB="0" distT="0" distL="114300" distR="114300" hidden="0" layoutInCell="1" locked="0" relativeHeight="0" simplePos="0">
                 <wp:simplePos x="0" y="0"/>
                 <wp:positionH relativeFrom="column">
-                  <wp:posOffset>1428751</wp:posOffset>
+                  <wp:posOffset>1423989</wp:posOffset>
                 </wp:positionH>
                 <wp:positionV relativeFrom="paragraph">
-                  <wp:posOffset>1109663</wp:posOffset>
+                  <wp:posOffset>1104901</wp:posOffset>
                 </wp:positionV>
-                <wp:extent cx="4036385" cy="1457878"/>
+                <wp:extent cx="4045910" cy="1467403"/>
                 <wp:effectExtent b="0" l="0" r="0" t="0"/>
                 <wp:wrapNone/>
-                <wp:docPr id="5" name=""/>
+                <wp:docPr id="6" name=""/>
                 <a:graphic>
                   <a:graphicData uri="http://schemas.microsoft.com/office/word/2010/wordprocessingShape">
                     <wps:wsp>
                       <wps:cNvSpPr/>
-                      <wps:cNvPr id="6" name="Shape 6"/>
+                      <wps:cNvPr id="7" name="Shape 7"/>
                       <wps:spPr>
                         <a:xfrm>
                           <a:off x="3201204" y="2984631"/>
@@ -655,24 +655,24 @@
               <wp:anchor allowOverlap="1" behindDoc="0" distB="0" distT="0" distL="114300" distR="114300" hidden="0" layoutInCell="1" locked="0" relativeHeight="0" simplePos="0">
                 <wp:simplePos x="0" y="0"/>
                 <wp:positionH relativeFrom="column">
-                  <wp:posOffset>1428751</wp:posOffset>
+                  <wp:posOffset>1423989</wp:posOffset>
                 </wp:positionH>
                 <wp:positionV relativeFrom="paragraph">
-                  <wp:posOffset>1109663</wp:posOffset>
+                  <wp:posOffset>1104901</wp:posOffset>
                 </wp:positionV>
-                <wp:extent cx="4036385" cy="1457878"/>
+                <wp:extent cx="4045910" cy="1467403"/>
                 <wp:effectExtent b="0" l="0" r="0" t="0"/>
                 <wp:wrapNone/>
-                <wp:docPr id="5" name="image13.png"/>
+                <wp:docPr id="6" name="image14.png"/>
                 <a:graphic>
                   <a:graphicData uri="http://schemas.openxmlformats.org/drawingml/2006/picture">
                     <pic:pic>
                       <pic:nvPicPr>
-                        <pic:cNvPr id="0" name="image13.png"/>
+                        <pic:cNvPr id="0" name="image14.png"/>
                         <pic:cNvPicPr preferRelativeResize="0"/>
                       </pic:nvPicPr>
                       <pic:blipFill>
-                        <a:blip r:embed="rId6"/>
+                        <a:blip r:embed="rId7"/>
                         <a:srcRect/>
                         <a:stretch>
                           <a:fillRect/>
@@ -681,7 +681,7 @@
                       <pic:spPr>
                         <a:xfrm>
                           <a:off x="0" y="0"/>
-                          <a:ext cx="4036385" cy="1457878"/>
+                          <a:ext cx="4045910" cy="1467403"/>
                         </a:xfrm>
                         <a:prstGeom prst="rect"/>
                         <a:ln/>
@@ -701,20 +701,20 @@
               <wp:anchor allowOverlap="1" behindDoc="0" distB="0" distT="0" distL="114300" distR="114300" hidden="0" layoutInCell="1" locked="0" relativeHeight="0" simplePos="0">
                 <wp:simplePos x="0" y="0"/>
                 <wp:positionH relativeFrom="column">
-                  <wp:posOffset>1352552</wp:posOffset>
+                  <wp:posOffset>1347790</wp:posOffset>
                 </wp:positionH>
                 <wp:positionV relativeFrom="paragraph">
-                  <wp:posOffset>9220201</wp:posOffset>
+                  <wp:posOffset>9215438</wp:posOffset>
                 </wp:positionV>
-                <wp:extent cx="4181475" cy="381000"/>
+                <wp:extent cx="4191000" cy="390525"/>
                 <wp:effectExtent b="0" l="0" r="0" t="0"/>
                 <wp:wrapNone/>
-                <wp:docPr id="4" name=""/>
+                <wp:docPr id="5" name=""/>
                 <a:graphic>
                   <a:graphicData uri="http://schemas.microsoft.com/office/word/2010/wordprocessingShape">
                     <wps:wsp>
                       <wps:cNvSpPr/>
-                      <wps:cNvPr id="5" name="Shape 5"/>
+                      <wps:cNvPr id="6" name="Shape 6"/>
                       <wps:spPr>
                         <a:xfrm>
                           <a:off x="3274313" y="3608550"/>
@@ -786,24 +786,24 @@
               <wp:anchor allowOverlap="1" behindDoc="0" distB="0" distT="0" distL="114300" distR="114300" hidden="0" layoutInCell="1" locked="0" relativeHeight="0" simplePos="0">
                 <wp:simplePos x="0" y="0"/>
                 <wp:positionH relativeFrom="column">
-                  <wp:posOffset>1352552</wp:posOffset>
+                  <wp:posOffset>1347790</wp:posOffset>
                 </wp:positionH>
                 <wp:positionV relativeFrom="paragraph">
-                  <wp:posOffset>9220201</wp:posOffset>
+                  <wp:posOffset>9215438</wp:posOffset>
                 </wp:positionV>
-                <wp:extent cx="4181475" cy="381000"/>
+                <wp:extent cx="4191000" cy="390525"/>
                 <wp:effectExtent b="0" l="0" r="0" t="0"/>
                 <wp:wrapNone/>
-                <wp:docPr id="4" name="image12.png"/>
+                <wp:docPr id="5" name="image13.png"/>
                 <a:graphic>
                   <a:graphicData uri="http://schemas.openxmlformats.org/drawingml/2006/picture">
                     <pic:pic>
                       <pic:nvPicPr>
-                        <pic:cNvPr id="0" name="image12.png"/>
+                        <pic:cNvPr id="0" name="image13.png"/>
                         <pic:cNvPicPr preferRelativeResize="0"/>
                       </pic:nvPicPr>
                       <pic:blipFill>
-                        <a:blip r:embed="rId6"/>
+                        <a:blip r:embed="rId7"/>
                         <a:srcRect/>
                         <a:stretch>
                           <a:fillRect/>
@@ -812,7 +812,7 @@
                       <pic:spPr>
                         <a:xfrm>
                           <a:off x="0" y="0"/>
-                          <a:ext cx="4181475" cy="381000"/>
+                          <a:ext cx="4191000" cy="390525"/>
                         </a:xfrm>
                         <a:prstGeom prst="rect"/>
                         <a:ln/>
@@ -832,20 +832,20 @@
               <wp:anchor allowOverlap="1" behindDoc="0" distB="0" distT="0" distL="114300" distR="114300" hidden="0" layoutInCell="1" locked="0" relativeHeight="0" simplePos="0">
                 <wp:simplePos x="0" y="0"/>
                 <wp:positionH relativeFrom="column">
-                  <wp:posOffset>95256</wp:posOffset>
+                  <wp:posOffset>90496</wp:posOffset>
                 </wp:positionH>
                 <wp:positionV relativeFrom="paragraph">
-                  <wp:posOffset>3676650</wp:posOffset>
+                  <wp:posOffset>3671888</wp:posOffset>
                 </wp:positionV>
-                <wp:extent cx="4181475" cy="1102437"/>
+                <wp:extent cx="4191000" cy="1111962"/>
                 <wp:effectExtent b="0" l="0" r="0" t="0"/>
                 <wp:wrapNone/>
-                <wp:docPr id="6" name=""/>
+                <wp:docPr id="2" name=""/>
                 <a:graphic>
                   <a:graphicData uri="http://schemas.microsoft.com/office/word/2010/wordprocessingShape">
                     <wps:wsp>
                       <wps:cNvSpPr/>
-                      <wps:cNvPr id="7" name="Shape 7"/>
+                      <wps:cNvPr id="3" name="Shape 3"/>
                       <wps:spPr>
                         <a:xfrm>
                           <a:off x="3274313" y="3256125"/>
@@ -970,24 +970,24 @@
               <wp:anchor allowOverlap="1" behindDoc="0" distB="0" distT="0" distL="114300" distR="114300" hidden="0" layoutInCell="1" locked="0" relativeHeight="0" simplePos="0">
                 <wp:simplePos x="0" y="0"/>
                 <wp:positionH relativeFrom="column">
-                  <wp:posOffset>95256</wp:posOffset>
+                  <wp:posOffset>90496</wp:posOffset>
                 </wp:positionH>
                 <wp:positionV relativeFrom="paragraph">
-                  <wp:posOffset>3676650</wp:posOffset>
+                  <wp:posOffset>3671888</wp:posOffset>
                 </wp:positionV>
-                <wp:extent cx="4181475" cy="1102437"/>
+                <wp:extent cx="4191000" cy="1111962"/>
                 <wp:effectExtent b="0" l="0" r="0" t="0"/>
                 <wp:wrapNone/>
-                <wp:docPr id="6" name="image14.png"/>
+                <wp:docPr id="2" name="image10.png"/>
                 <a:graphic>
                   <a:graphicData uri="http://schemas.openxmlformats.org/drawingml/2006/picture">
                     <pic:pic>
                       <pic:nvPicPr>
-                        <pic:cNvPr id="0" name="image14.png"/>
+                        <pic:cNvPr id="0" name="image10.png"/>
                         <pic:cNvPicPr preferRelativeResize="0"/>
                       </pic:nvPicPr>
                       <pic:blipFill>
-                        <a:blip r:embed="rId6"/>
+                        <a:blip r:embed="rId7"/>
                         <a:srcRect/>
                         <a:stretch>
                           <a:fillRect/>
@@ -996,7 +996,7 @@
                       <pic:spPr>
                         <a:xfrm>
                           <a:off x="0" y="0"/>
-                          <a:ext cx="4181475" cy="1102437"/>
+                          <a:ext cx="4191000" cy="1111962"/>
                         </a:xfrm>
                         <a:prstGeom prst="rect"/>
                         <a:ln/>
@@ -1016,20 +1016,20 @@
               <wp:anchor allowOverlap="1" behindDoc="0" distB="0" distT="0" distL="114300" distR="114300" hidden="0" layoutInCell="1" locked="0" relativeHeight="0" simplePos="0">
                 <wp:simplePos x="0" y="0"/>
                 <wp:positionH relativeFrom="column">
-                  <wp:posOffset>1352552</wp:posOffset>
+                  <wp:posOffset>1347790</wp:posOffset>
                 </wp:positionH>
                 <wp:positionV relativeFrom="paragraph">
-                  <wp:posOffset>9220201</wp:posOffset>
+                  <wp:posOffset>9215438</wp:posOffset>
                 </wp:positionV>
-                <wp:extent cx="4181475" cy="381000"/>
+                <wp:extent cx="4191000" cy="390525"/>
                 <wp:effectExtent b="0" l="0" r="0" t="0"/>
                 <wp:wrapNone/>
-                <wp:docPr id="2" name=""/>
+                <wp:docPr id="1" name=""/>
                 <a:graphic>
                   <a:graphicData uri="http://schemas.microsoft.com/office/word/2010/wordprocessingShape">
                     <wps:wsp>
                       <wps:cNvSpPr/>
-                      <wps:cNvPr id="3" name="Shape 3"/>
+                      <wps:cNvPr id="2" name="Shape 2"/>
                       <wps:spPr>
                         <a:xfrm>
                           <a:off x="3274313" y="3608550"/>
@@ -1101,24 +1101,24 @@
               <wp:anchor allowOverlap="1" behindDoc="0" distB="0" distT="0" distL="114300" distR="114300" hidden="0" layoutInCell="1" locked="0" relativeHeight="0" simplePos="0">
                 <wp:simplePos x="0" y="0"/>
                 <wp:positionH relativeFrom="column">
-                  <wp:posOffset>1352552</wp:posOffset>
+                  <wp:posOffset>1347790</wp:posOffset>
                 </wp:positionH>
                 <wp:positionV relativeFrom="paragraph">
-                  <wp:posOffset>9220201</wp:posOffset>
+                  <wp:posOffset>9215438</wp:posOffset>
                 </wp:positionV>
-                <wp:extent cx="4181475" cy="381000"/>
+                <wp:extent cx="4191000" cy="390525"/>
                 <wp:effectExtent b="0" l="0" r="0" t="0"/>
                 <wp:wrapNone/>
-                <wp:docPr id="2" name="image10.png"/>
+                <wp:docPr id="1" name="image9.png"/>
                 <a:graphic>
                   <a:graphicData uri="http://schemas.openxmlformats.org/drawingml/2006/picture">
                     <pic:pic>
                       <pic:nvPicPr>
-                        <pic:cNvPr id="0" name="image10.png"/>
+                        <pic:cNvPr id="0" name="image9.png"/>
                         <pic:cNvPicPr preferRelativeResize="0"/>
                       </pic:nvPicPr>
                       <pic:blipFill>
-                        <a:blip r:embed="rId6"/>
+                        <a:blip r:embed="rId7"/>
                         <a:srcRect/>
                         <a:stretch>
                           <a:fillRect/>
@@ -1127,7 +1127,7 @@
                       <pic:spPr>
                         <a:xfrm>
                           <a:off x="0" y="0"/>
-                          <a:ext cx="4181475" cy="381000"/>
+                          <a:ext cx="4191000" cy="390525"/>
                         </a:xfrm>
                         <a:prstGeom prst="rect"/>
                         <a:ln/>
@@ -1146,12 +1146,13 @@
         <w:pStyle w:val="Heading2"/>
         <w:tabs>
           <w:tab w:val="left" w:leader="none" w:pos="0"/>
+          <w:tab w:val="left" w:leader="none" w:pos="0"/>
         </w:tabs>
         <w:spacing w:line="276" w:lineRule="auto"/>
         <w:ind w:left="3543" w:firstLine="0"/>
         <w:rPr/>
       </w:pPr>
-      <w:bookmarkStart w:colFirst="0" w:colLast="0" w:name="_h57301tccijm" w:id="0"/>
+      <w:bookmarkStart w:colFirst="0" w:colLast="0" w:name="_heading=h.94o40tr8098p" w:id="0"/>
       <w:bookmarkEnd w:id="0"/>
       <w:r>
         <w:rPr>
@@ -1162,7 +1163,7 @@
     </w:p>
     <w:sdt>
       <w:sdtPr>
-        <w:id w:val="-1678706925"/>
+        <w:id w:val="535253992"/>
         <w:docPartObj>
           <w:docPartGallery w:val="Table of Contents"/>
           <w:docPartUnique w:val="1"/>
@@ -1173,7 +1174,7 @@
           <w:pPr>
             <w:widowControl w:val="0"/>
             <w:tabs>
-              <w:tab w:val="right" w:leader="dot" w:pos="12000"/>
+              <w:tab w:val="right" w:leader="none" w:pos="12000"/>
             </w:tabs>
             <w:spacing w:before="60" w:line="240" w:lineRule="auto"/>
             <w:jc w:val="left"/>
@@ -1198,7 +1199,7 @@
             <w:instrText xml:space="preserve"> TOC \h \u \z \t "Heading 1,1,Heading 2,2,Heading 3,3,Heading 4,4,Heading 5,5,Heading 6,6,"</w:instrText>
             <w:fldChar w:fldCharType="separate"/>
           </w:r>
-          <w:hyperlink w:anchor="_h57301tccijm">
+          <w:hyperlink w:anchor="_heading=h.94o40tr8098p">
             <w:r>
               <w:rPr>
                 <w:rFonts w:ascii="Arial" w:cs="Arial" w:eastAsia="Arial" w:hAnsi="Arial"/>
@@ -1231,7 +1232,7 @@
           <w:pPr>
             <w:widowControl w:val="0"/>
             <w:tabs>
-              <w:tab w:val="right" w:leader="dot" w:pos="12000"/>
+              <w:tab w:val="right" w:leader="none" w:pos="12000"/>
             </w:tabs>
             <w:spacing w:before="60" w:line="240" w:lineRule="auto"/>
             <w:jc w:val="left"/>
@@ -1251,7 +1252,7 @@
               <w:vertAlign w:val="baseline"/>
             </w:rPr>
           </w:pPr>
-          <w:hyperlink w:anchor="_iagvx05q83sz">
+          <w:hyperlink w:anchor="_heading=h.dskc4wf4zfdy">
             <w:r>
               <w:rPr>
                 <w:rFonts w:ascii="Arial" w:cs="Arial" w:eastAsia="Arial" w:hAnsi="Arial"/>
@@ -1284,7 +1285,7 @@
           <w:pPr>
             <w:widowControl w:val="0"/>
             <w:tabs>
-              <w:tab w:val="right" w:leader="dot" w:pos="12000"/>
+              <w:tab w:val="right" w:leader="none" w:pos="12000"/>
             </w:tabs>
             <w:spacing w:before="60" w:line="240" w:lineRule="auto"/>
             <w:ind w:left="360" w:firstLine="0"/>
@@ -1305,7 +1306,7 @@
               <w:vertAlign w:val="baseline"/>
             </w:rPr>
           </w:pPr>
-          <w:hyperlink w:anchor="_924kpjn11ac4">
+          <w:hyperlink w:anchor="_heading=h.kj82hgax1kx6">
             <w:r>
               <w:rPr>
                 <w:rFonts w:ascii="Arial" w:cs="Arial" w:eastAsia="Arial" w:hAnsi="Arial"/>
@@ -1338,7 +1339,7 @@
           <w:pPr>
             <w:widowControl w:val="0"/>
             <w:tabs>
-              <w:tab w:val="right" w:leader="dot" w:pos="12000"/>
+              <w:tab w:val="right" w:leader="none" w:pos="12000"/>
             </w:tabs>
             <w:spacing w:before="60" w:line="240" w:lineRule="auto"/>
             <w:ind w:left="360" w:firstLine="0"/>
@@ -1359,7 +1360,7 @@
               <w:vertAlign w:val="baseline"/>
             </w:rPr>
           </w:pPr>
-          <w:hyperlink w:anchor="_nm9r05887l6a">
+          <w:hyperlink w:anchor="_heading=h.tlyshm7do1c2">
             <w:r>
               <w:rPr>
                 <w:rFonts w:ascii="Arial" w:cs="Arial" w:eastAsia="Arial" w:hAnsi="Arial"/>
@@ -1392,7 +1393,7 @@
           <w:pPr>
             <w:widowControl w:val="0"/>
             <w:tabs>
-              <w:tab w:val="right" w:leader="dot" w:pos="12000"/>
+              <w:tab w:val="right" w:leader="none" w:pos="12000"/>
             </w:tabs>
             <w:spacing w:before="60" w:line="240" w:lineRule="auto"/>
             <w:ind w:left="360" w:firstLine="0"/>
@@ -1413,7 +1414,7 @@
               <w:vertAlign w:val="baseline"/>
             </w:rPr>
           </w:pPr>
-          <w:hyperlink w:anchor="_oy5ro64i4q48">
+          <w:hyperlink w:anchor="_heading=h.pelrdoz3bzwy">
             <w:r>
               <w:rPr>
                 <w:rFonts w:ascii="Arial" w:cs="Arial" w:eastAsia="Arial" w:hAnsi="Arial"/>
@@ -1446,7 +1447,7 @@
           <w:pPr>
             <w:widowControl w:val="0"/>
             <w:tabs>
-              <w:tab w:val="right" w:leader="dot" w:pos="12000"/>
+              <w:tab w:val="right" w:leader="none" w:pos="12000"/>
             </w:tabs>
             <w:spacing w:before="60" w:line="240" w:lineRule="auto"/>
             <w:ind w:left="360" w:firstLine="0"/>
@@ -1467,7 +1468,7 @@
               <w:vertAlign w:val="baseline"/>
             </w:rPr>
           </w:pPr>
-          <w:hyperlink w:anchor="_u31npko8zvhp">
+          <w:hyperlink w:anchor="_heading=h.fh8j4k7dpgog">
             <w:r>
               <w:rPr>
                 <w:rFonts w:ascii="Arial" w:cs="Arial" w:eastAsia="Arial" w:hAnsi="Arial"/>
@@ -1500,7 +1501,7 @@
           <w:pPr>
             <w:widowControl w:val="0"/>
             <w:tabs>
-              <w:tab w:val="right" w:leader="dot" w:pos="12000"/>
+              <w:tab w:val="right" w:leader="none" w:pos="12000"/>
             </w:tabs>
             <w:spacing w:before="60" w:line="240" w:lineRule="auto"/>
             <w:ind w:left="360" w:firstLine="0"/>
@@ -1521,7 +1522,7 @@
               <w:vertAlign w:val="baseline"/>
             </w:rPr>
           </w:pPr>
-          <w:hyperlink w:anchor="_cie6wmi09wa7">
+          <w:hyperlink w:anchor="_heading=h.73jqp8gc86q6">
             <w:r>
               <w:rPr>
                 <w:rFonts w:ascii="Arial" w:cs="Arial" w:eastAsia="Arial" w:hAnsi="Arial"/>
@@ -1554,7 +1555,7 @@
           <w:pPr>
             <w:widowControl w:val="0"/>
             <w:tabs>
-              <w:tab w:val="right" w:leader="dot" w:pos="12000"/>
+              <w:tab w:val="right" w:leader="none" w:pos="12000"/>
             </w:tabs>
             <w:spacing w:before="60" w:line="240" w:lineRule="auto"/>
             <w:jc w:val="left"/>
@@ -1574,7 +1575,7 @@
               <w:vertAlign w:val="baseline"/>
             </w:rPr>
           </w:pPr>
-          <w:hyperlink w:anchor="_fhegz98kgc51">
+          <w:hyperlink w:anchor="_heading=h.1bl4zw7mc6cm">
             <w:r>
               <w:rPr>
                 <w:rFonts w:ascii="Arial" w:cs="Arial" w:eastAsia="Arial" w:hAnsi="Arial"/>
@@ -1607,7 +1608,7 @@
           <w:pPr>
             <w:widowControl w:val="0"/>
             <w:tabs>
-              <w:tab w:val="right" w:leader="dot" w:pos="12000"/>
+              <w:tab w:val="right" w:leader="none" w:pos="12000"/>
             </w:tabs>
             <w:spacing w:before="60" w:line="240" w:lineRule="auto"/>
             <w:jc w:val="left"/>
@@ -1627,7 +1628,7 @@
               <w:vertAlign w:val="baseline"/>
             </w:rPr>
           </w:pPr>
-          <w:hyperlink w:anchor="_9eotql1b1qss">
+          <w:hyperlink w:anchor="_heading=h.j9nnngjr00pv">
             <w:r>
               <w:rPr>
                 <w:rFonts w:ascii="Arial" w:cs="Arial" w:eastAsia="Arial" w:hAnsi="Arial"/>
@@ -1660,7 +1661,7 @@
           <w:pPr>
             <w:widowControl w:val="0"/>
             <w:tabs>
-              <w:tab w:val="right" w:leader="dot" w:pos="12000"/>
+              <w:tab w:val="right" w:leader="none" w:pos="12000"/>
             </w:tabs>
             <w:spacing w:before="60" w:line="240" w:lineRule="auto"/>
             <w:jc w:val="left"/>
@@ -1680,7 +1681,7 @@
               <w:vertAlign w:val="baseline"/>
             </w:rPr>
           </w:pPr>
-          <w:hyperlink w:anchor="_6me4u6shvuxz">
+          <w:hyperlink w:anchor="_heading=h.3lk7z3sproro">
             <w:r>
               <w:rPr>
                 <w:rFonts w:ascii="Arial" w:cs="Arial" w:eastAsia="Arial" w:hAnsi="Arial"/>
@@ -1713,7 +1714,7 @@
           <w:pPr>
             <w:widowControl w:val="0"/>
             <w:tabs>
-              <w:tab w:val="right" w:leader="dot" w:pos="12000"/>
+              <w:tab w:val="right" w:leader="none" w:pos="12000"/>
             </w:tabs>
             <w:spacing w:before="60" w:line="240" w:lineRule="auto"/>
             <w:ind w:left="360" w:firstLine="0"/>
@@ -1734,7 +1735,7 @@
               <w:vertAlign w:val="baseline"/>
             </w:rPr>
           </w:pPr>
-          <w:hyperlink w:anchor="_7nk1f1hqgyq4">
+          <w:hyperlink w:anchor="_heading=h.pi2eromo7adm">
             <w:r>
               <w:rPr>
                 <w:rFonts w:ascii="Arial" w:cs="Arial" w:eastAsia="Arial" w:hAnsi="Arial"/>
@@ -1767,7 +1768,7 @@
           <w:pPr>
             <w:widowControl w:val="0"/>
             <w:tabs>
-              <w:tab w:val="right" w:leader="dot" w:pos="12000"/>
+              <w:tab w:val="right" w:leader="none" w:pos="12000"/>
             </w:tabs>
             <w:spacing w:before="60" w:line="240" w:lineRule="auto"/>
             <w:ind w:left="360" w:firstLine="0"/>
@@ -1788,7 +1789,7 @@
               <w:vertAlign w:val="baseline"/>
             </w:rPr>
           </w:pPr>
-          <w:hyperlink w:anchor="_4y8cniemi44m">
+          <w:hyperlink w:anchor="_heading=h.w7xo0gprp1w3">
             <w:r>
               <w:rPr>
                 <w:rFonts w:ascii="Arial" w:cs="Arial" w:eastAsia="Arial" w:hAnsi="Arial"/>
@@ -1821,7 +1822,7 @@
           <w:pPr>
             <w:widowControl w:val="0"/>
             <w:tabs>
-              <w:tab w:val="right" w:leader="dot" w:pos="12000"/>
+              <w:tab w:val="right" w:leader="none" w:pos="12000"/>
             </w:tabs>
             <w:spacing w:before="60" w:line="240" w:lineRule="auto"/>
             <w:ind w:left="360" w:firstLine="0"/>
@@ -1842,7 +1843,7 @@
               <w:vertAlign w:val="baseline"/>
             </w:rPr>
           </w:pPr>
-          <w:hyperlink w:anchor="_pb102mybzv4h">
+          <w:hyperlink w:anchor="_heading=h.qp4iwyk7e68a">
             <w:r>
               <w:rPr>
                 <w:rFonts w:ascii="Arial" w:cs="Arial" w:eastAsia="Arial" w:hAnsi="Arial"/>
@@ -1875,7 +1876,7 @@
           <w:pPr>
             <w:widowControl w:val="0"/>
             <w:tabs>
-              <w:tab w:val="right" w:leader="dot" w:pos="12000"/>
+              <w:tab w:val="right" w:leader="none" w:pos="12000"/>
             </w:tabs>
             <w:spacing w:before="60" w:line="240" w:lineRule="auto"/>
             <w:ind w:left="360" w:firstLine="0"/>
@@ -1896,7 +1897,7 @@
               <w:vertAlign w:val="baseline"/>
             </w:rPr>
           </w:pPr>
-          <w:hyperlink w:anchor="_gr1hz3kg75z">
+          <w:hyperlink w:anchor="_heading=h.gl4dmeirxgap">
             <w:r>
               <w:rPr>
                 <w:rFonts w:ascii="Arial" w:cs="Arial" w:eastAsia="Arial" w:hAnsi="Arial"/>
@@ -1929,7 +1930,7 @@
           <w:pPr>
             <w:widowControl w:val="0"/>
             <w:tabs>
-              <w:tab w:val="right" w:leader="dot" w:pos="12000"/>
+              <w:tab w:val="right" w:leader="none" w:pos="12000"/>
             </w:tabs>
             <w:spacing w:before="60" w:line="240" w:lineRule="auto"/>
             <w:ind w:left="360" w:firstLine="0"/>
@@ -1950,7 +1951,7 @@
               <w:vertAlign w:val="baseline"/>
             </w:rPr>
           </w:pPr>
-          <w:hyperlink w:anchor="_i0vxydcbfavp">
+          <w:hyperlink w:anchor="_heading=h.m1iz8d72ez1x">
             <w:r>
               <w:rPr>
                 <w:rFonts w:ascii="Arial" w:cs="Arial" w:eastAsia="Arial" w:hAnsi="Arial"/>
@@ -1983,7 +1984,7 @@
           <w:pPr>
             <w:widowControl w:val="0"/>
             <w:tabs>
-              <w:tab w:val="right" w:leader="dot" w:pos="12000"/>
+              <w:tab w:val="right" w:leader="none" w:pos="12000"/>
             </w:tabs>
             <w:spacing w:before="60" w:line="240" w:lineRule="auto"/>
             <w:ind w:left="360" w:firstLine="0"/>
@@ -2004,7 +2005,7 @@
               <w:vertAlign w:val="baseline"/>
             </w:rPr>
           </w:pPr>
-          <w:hyperlink w:anchor="_cudqy58vq01w">
+          <w:hyperlink w:anchor="_heading=h.copp2xges8ot">
             <w:r>
               <w:rPr>
                 <w:rFonts w:ascii="Arial" w:cs="Arial" w:eastAsia="Arial" w:hAnsi="Arial"/>
@@ -2037,7 +2038,7 @@
           <w:pPr>
             <w:widowControl w:val="0"/>
             <w:tabs>
-              <w:tab w:val="right" w:leader="dot" w:pos="12000"/>
+              <w:tab w:val="right" w:leader="none" w:pos="12000"/>
             </w:tabs>
             <w:spacing w:before="60" w:line="240" w:lineRule="auto"/>
             <w:ind w:left="360" w:firstLine="0"/>
@@ -2058,7 +2059,7 @@
               <w:vertAlign w:val="baseline"/>
             </w:rPr>
           </w:pPr>
-          <w:hyperlink w:anchor="_buj4ybritmwz">
+          <w:hyperlink w:anchor="_heading=h.9o0ihph6s3s5">
             <w:r>
               <w:rPr>
                 <w:rFonts w:ascii="Arial" w:cs="Arial" w:eastAsia="Arial" w:hAnsi="Arial"/>
@@ -2091,7 +2092,7 @@
           <w:pPr>
             <w:widowControl w:val="0"/>
             <w:tabs>
-              <w:tab w:val="right" w:leader="dot" w:pos="12000"/>
+              <w:tab w:val="right" w:leader="none" w:pos="12000"/>
             </w:tabs>
             <w:spacing w:before="60" w:line="240" w:lineRule="auto"/>
             <w:ind w:left="360" w:firstLine="0"/>
@@ -2112,7 +2113,7 @@
               <w:vertAlign w:val="baseline"/>
             </w:rPr>
           </w:pPr>
-          <w:hyperlink w:anchor="_9e510gs5geu0">
+          <w:hyperlink w:anchor="_heading=h.ygb8db6zpzcm">
             <w:r>
               <w:rPr>
                 <w:rFonts w:ascii="Arial" w:cs="Arial" w:eastAsia="Arial" w:hAnsi="Arial"/>
@@ -2145,7 +2146,7 @@
           <w:pPr>
             <w:widowControl w:val="0"/>
             <w:tabs>
-              <w:tab w:val="right" w:leader="dot" w:pos="12000"/>
+              <w:tab w:val="right" w:leader="none" w:pos="12000"/>
             </w:tabs>
             <w:spacing w:before="60" w:line="240" w:lineRule="auto"/>
             <w:ind w:left="360" w:firstLine="0"/>
@@ -2166,7 +2167,7 @@
               <w:vertAlign w:val="baseline"/>
             </w:rPr>
           </w:pPr>
-          <w:hyperlink w:anchor="_syw33rykrro">
+          <w:hyperlink w:anchor="_heading=h.citksvep826n">
             <w:r>
               <w:rPr>
                 <w:rFonts w:ascii="Arial" w:cs="Arial" w:eastAsia="Arial" w:hAnsi="Arial"/>
@@ -2199,7 +2200,7 @@
           <w:pPr>
             <w:widowControl w:val="0"/>
             <w:tabs>
-              <w:tab w:val="right" w:leader="dot" w:pos="12000"/>
+              <w:tab w:val="right" w:leader="none" w:pos="12000"/>
             </w:tabs>
             <w:spacing w:before="60" w:line="240" w:lineRule="auto"/>
             <w:jc w:val="left"/>
@@ -2219,7 +2220,7 @@
               <w:vertAlign w:val="baseline"/>
             </w:rPr>
           </w:pPr>
-          <w:hyperlink w:anchor="_dqw5dvp4wvgk">
+          <w:hyperlink w:anchor="_heading=h.7urvhgen9hpo">
             <w:r>
               <w:rPr>
                 <w:rFonts w:ascii="Arial" w:cs="Arial" w:eastAsia="Arial" w:hAnsi="Arial"/>
@@ -2252,7 +2253,7 @@
           <w:pPr>
             <w:widowControl w:val="0"/>
             <w:tabs>
-              <w:tab w:val="right" w:leader="dot" w:pos="12000"/>
+              <w:tab w:val="right" w:leader="none" w:pos="12000"/>
             </w:tabs>
             <w:spacing w:before="60" w:line="240" w:lineRule="auto"/>
             <w:jc w:val="left"/>
@@ -2272,7 +2273,7 @@
               <w:vertAlign w:val="baseline"/>
             </w:rPr>
           </w:pPr>
-          <w:hyperlink w:anchor="_wo40fgokxxos">
+          <w:hyperlink w:anchor="_heading=h.3cgw2rl7af0y">
             <w:r>
               <w:rPr>
                 <w:rFonts w:ascii="Arial" w:cs="Arial" w:eastAsia="Arial" w:hAnsi="Arial"/>
@@ -2305,7 +2306,7 @@
           <w:pPr>
             <w:widowControl w:val="0"/>
             <w:tabs>
-              <w:tab w:val="right" w:leader="dot" w:pos="12000"/>
+              <w:tab w:val="right" w:leader="none" w:pos="12000"/>
             </w:tabs>
             <w:spacing w:before="60" w:line="240" w:lineRule="auto"/>
             <w:jc w:val="left"/>
@@ -2325,7 +2326,7 @@
               <w:vertAlign w:val="baseline"/>
             </w:rPr>
           </w:pPr>
-          <w:hyperlink w:anchor="_93q7nh5fecwx">
+          <w:hyperlink w:anchor="_heading=h.ypu905xvsr57">
             <w:r>
               <w:rPr>
                 <w:rFonts w:ascii="Arial" w:cs="Arial" w:eastAsia="Arial" w:hAnsi="Arial"/>
@@ -2364,11 +2365,12 @@
         <w:pStyle w:val="Heading2"/>
         <w:tabs>
           <w:tab w:val="left" w:leader="none" w:pos="0"/>
+          <w:tab w:val="left" w:leader="none" w:pos="0"/>
         </w:tabs>
         <w:spacing w:line="276" w:lineRule="auto"/>
         <w:rPr/>
       </w:pPr>
-      <w:bookmarkStart w:colFirst="0" w:colLast="0" w:name="_86e9rtjg6iyf" w:id="1"/>
+      <w:bookmarkStart w:colFirst="0" w:colLast="0" w:name="_heading=h.m8wj13cn4v73" w:id="1"/>
       <w:bookmarkEnd w:id="1"/>
       <w:r>
         <w:br w:type="page"/>
@@ -2384,682 +2386,14 @@
         <w:pStyle w:val="Heading2"/>
         <w:tabs>
           <w:tab w:val="left" w:leader="none" w:pos="0"/>
-        </w:tabs>
-        <w:spacing w:line="276" w:lineRule="auto"/>
-        <w:ind w:left="2267.71653543307" w:firstLine="0"/>
-        <w:rPr/>
-      </w:pPr>
-      <w:bookmarkStart w:colFirst="0" w:colLast="0" w:name="_iagvx05q83sz" w:id="2"/>
-      <w:bookmarkEnd w:id="2"/>
-      <w:r>
-        <w:rPr>
-          <w:rtl w:val="0"/>
-        </w:rPr>
-        <w:t xml:space="preserve">Percurso e Interesse Pessoal</w:t>
-      </w:r>
-    </w:p>
-    <w:p>
-      <w:pPr>
-        <w:pStyle w:val="Heading3"/>
-        <w:tabs>
-          <w:tab w:val="left" w:leader="none" w:pos="0"/>
-        </w:tabs>
-        <w:rPr/>
-      </w:pPr>
-      <w:bookmarkStart w:colFirst="0" w:colLast="0" w:name="_924kpjn11ac4" w:id="3"/>
-      <w:bookmarkEnd w:id="3"/>
-      <w:r>
-        <w:rPr>
-          <w:rtl w:val="0"/>
-        </w:rPr>
-        <w:t xml:space="preserve">Ponto de Partida</w:t>
-      </w:r>
-      <w:r>
-        <w:rPr>
-          <w:rtl w:val="0"/>
-        </w:rPr>
-      </w:r>
-    </w:p>
-    <w:p>
-      <w:pPr>
-        <w:tabs>
-          <w:tab w:val="left" w:leader="none" w:pos="0"/>
-        </w:tabs>
-        <w:rPr>
-          <w:sz w:val="22"/>
-          <w:szCs w:val="22"/>
-        </w:rPr>
-      </w:pPr>
-      <w:r>
-        <w:rPr>
-          <w:rFonts w:ascii="Arial" w:hAnsi="Arial"/>
-          <w:sz w:val="22"/>
-        </w:rPr>
-        <w:tab/>
-        <w:t>O tema que escolhi para a minha prova de aptidão profissional foi o desenvolvimento de uma aplicação de produtividade pessoal com componentes de ludificação</w:t>
-      </w:r>
-      <w:hyperlink w:anchor="gloss01">
-        <w:r>
-          <w:rPr>
-            <w:color w:val="1F6F54"/>
-            <w:u w:val="single"/>
-            <w:rFonts w:ascii="Arial" w:hAnsi="Arial" w:cs="Arial"/>
-          </w:rPr>
-          <w:t>[01]</w:t>
-        </w:r>
-      </w:hyperlink>
-      <w:r>
-        <w:rPr>
-          <w:rFonts w:ascii="Arial" w:hAnsi="Arial"/>
-          <w:sz w:val="22"/>
-        </w:rPr>
-        <w:t>, comunidade e inspiração diária - Lifinity</w:t>
-      </w:r>
-      <w:hyperlink w:anchor="gloss00">
-        <w:r>
-          <w:rPr>
-            <w:color w:val="1F6F54"/>
-            <w:u w:val="single"/>
-            <w:rFonts w:ascii="Arial" w:hAnsi="Arial" w:cs="Arial"/>
-          </w:rPr>
-          <w:t>[00]</w:t>
-        </w:r>
-      </w:hyperlink>
-      <w:r>
-        <w:rPr>
-          <w:rFonts w:ascii="Arial" w:hAnsi="Arial"/>
-          <w:sz w:val="22"/>
-        </w:rPr>
-        <w:t>. Resumidamente, trata-se de uma aplicação multiplataforma (web e Android) que permite ao utilizador gerir tarefas e objetivos, acompanhar a sua evolução através de estatísticas e níveis, e manter-se motivado através de elementos de jogo e de interação com outros utilizadores.</w:t>
-      </w:r>
-    </w:p>
-    <w:p>
-      <w:pPr>
-        <w:pStyle w:val="Heading3"/>
-        <w:tabs>
-          <w:tab w:val="left" w:leader="none" w:pos="0"/>
-        </w:tabs>
-        <w:rPr/>
-      </w:pPr>
-      <w:bookmarkStart w:colFirst="0" w:colLast="0" w:name="_nm9r05887l6a" w:id="4"/>
-      <w:bookmarkEnd w:id="4"/>
-      <w:r>
-        <w:rPr>
-          <w:rtl w:val="0"/>
-        </w:rPr>
-        <w:t xml:space="preserve">Relevância do Tema</w:t>
-      </w:r>
-      <w:r>
-        <w:rPr>
-          <w:rtl w:val="0"/>
-        </w:rPr>
-      </w:r>
-    </w:p>
-    <w:p>
-      <w:pPr>
-        <w:tabs>
-          <w:tab w:val="left" w:leader="none" w:pos="0"/>
-        </w:tabs>
-        <w:rPr>
-          <w:sz w:val="22"/>
-          <w:szCs w:val="22"/>
-        </w:rPr>
-      </w:pPr>
-      <w:r>
-        <w:rPr>
-          <w:rtl w:val="0"/>
-        </w:rPr>
-        <w:tab/>
-      </w:r>
-      <w:r>
-        <w:rPr>
-          <w:sz w:val="22"/>
-          <w:szCs w:val="22"/>
-          <w:rtl w:val="0"/>
-        </w:rPr>
-        <w:t xml:space="preserve">O motivo pelo qual escolhi este tema parte de, em primeiro lugar, um interesse pessoal pela organização e pela produtividade pessoal, mas vai além disso. Hoje em dia, grande parte dos adolescentes e jovens está habituada à ludificação em quase tudo o que utiliza e/ou faz, desde redes sociais a aplicações de estudo ou aprendizagens. Essa habituação acaba por criar uma certa dependência de recompensas imediatas, a pessoa tem dificuldade em realizar tarefas que não tragam um benefício concreto e visível a curto prazo. No fundo, traduz-se numa falta de disciplina e de motivação.</w:t>
-      </w:r>
-    </w:p>
-    <w:p>
-      <w:pPr>
-        <w:tabs>
-          <w:tab w:val="left" w:leader="none" w:pos="0"/>
-        </w:tabs>
-        <w:rPr>
-          <w:sz w:val="22"/>
-          <w:szCs w:val="22"/>
-        </w:rPr>
-      </w:pPr>
-      <w:r>
-        <w:rPr>
-          <w:sz w:val="22"/>
-          <w:szCs w:val="22"/>
-          <w:rtl w:val="0"/>
-        </w:rPr>
-        <w:t xml:space="preserve">Reconheço este problema porque, obviamente, também já me encontrei nessa situação várias vezes e foi precisamente daí que surgiu a ideia: em vez de lutar contra o hábito (ainda deve ser feito, não o devemos negligenciar), porque não usá-lo a favor do utilizador?</w:t>
-      </w:r>
-    </w:p>
-    <w:p>
-      <w:pPr>
-        <w:pStyle w:val="Heading3"/>
-        <w:tabs>
-          <w:tab w:val="left" w:leader="none" w:pos="0"/>
-        </w:tabs>
-        <w:rPr/>
-      </w:pPr>
-      <w:bookmarkStart w:colFirst="0" w:colLast="0" w:name="_oy5ro64i4q48" w:id="5"/>
-      <w:bookmarkEnd w:id="5"/>
-      <w:r>
-        <w:rPr>
-          <w:rtl w:val="0"/>
-        </w:rPr>
-        <w:t xml:space="preserve">Destinatários Alvos</w:t>
-      </w:r>
-      <w:r>
-        <w:rPr>
-          <w:rtl w:val="0"/>
-        </w:rPr>
-      </w:r>
-    </w:p>
-    <w:p>
-      <w:pPr>
-        <w:tabs>
-          <w:tab w:val="left" w:leader="none" w:pos="0"/>
-        </w:tabs>
-        <w:rPr>
-          <w:sz w:val="22"/>
-          <w:szCs w:val="22"/>
-        </w:rPr>
-      </w:pPr>
-      <w:r>
-        <w:rPr>
-          <w:rFonts w:ascii="Arial" w:hAnsi="Arial"/>
-          <w:sz w:val="22"/>
-        </w:rPr>
-        <w:t>O Lifinity destina-se a qualquer pessoa que queira organizar as suas tarefas e objetivos de uma maneira mais motivadora. Mas tem como público preferencial os adolescentes e jovens adultos, mas não que qualquer pessoa fora desse “espectro”</w:t>
-      </w:r>
-      <w:hyperlink w:anchor="gloss02">
-        <w:r>
-          <w:rPr>
-            <w:color w:val="1F6F54"/>
-            <w:u w:val="single"/>
-            <w:rFonts w:ascii="Arial" w:hAnsi="Arial" w:cs="Arial"/>
-          </w:rPr>
-          <w:t>[02]</w:t>
-        </w:r>
-      </w:hyperlink>
-      <w:r>
-        <w:rPr>
-          <w:rFonts w:ascii="Arial" w:hAnsi="Arial"/>
-          <w:sz w:val="22"/>
-        </w:rPr>
-        <w:t xml:space="preserve"> não seja bem vinda a utilizar a aplicação.</w:t>
-      </w:r>
-    </w:p>
-    <w:p>
-      <w:pPr>
-        <w:pStyle w:val="Heading3"/>
-        <w:tabs>
-          <w:tab w:val="left" w:leader="none" w:pos="0"/>
-        </w:tabs>
-        <w:rPr/>
-      </w:pPr>
-      <w:bookmarkStart w:colFirst="0" w:colLast="0" w:name="_u31npko8zvhp" w:id="6"/>
-      <w:bookmarkEnd w:id="6"/>
-      <w:r>
-        <w:rPr>
-          <w:rtl w:val="0"/>
-        </w:rPr>
-        <w:br w:type="textWrapping"/>
-        <w:t xml:space="preserve">Finalidades do Projeto</w:t>
-      </w:r>
-    </w:p>
-    <w:p>
-      <w:pPr>
-        <w:tabs>
-          <w:tab w:val="left" w:leader="none" w:pos="0"/>
-        </w:tabs>
-        <w:rPr>
-          <w:sz w:val="22"/>
-          <w:szCs w:val="22"/>
-        </w:rPr>
-      </w:pPr>
-      <w:r>
-        <w:rPr>
-          <w:sz w:val="22"/>
-          <w:szCs w:val="22"/>
-          <w:rtl w:val="0"/>
-        </w:rPr>
-        <w:t xml:space="preserve">As finalidades que me propus atingir com este projeto foram:</w:t>
-      </w:r>
-    </w:p>
-    <w:p>
-      <w:pPr>
-        <w:numPr>
-          <w:ilvl w:val="0"/>
-          <w:numId w:val="2"/>
-        </w:numPr>
-        <w:tabs>
-          <w:tab w:val="left" w:leader="none" w:pos="0"/>
-        </w:tabs>
-        <w:ind w:left="720" w:hanging="360"/>
-        <w:rPr>
-          <w:sz w:val="22"/>
-          <w:szCs w:val="22"/>
-          <w:u w:val="none"/>
-        </w:rPr>
-      </w:pPr>
-      <w:r>
-        <w:rPr>
-          <w:rFonts w:ascii="Arial" w:hAnsi="Arial"/>
-          <w:sz w:val="22"/>
-        </w:rPr>
-        <w:t>Desenvolver uma aplicação Full Stack</w:t>
-      </w:r>
-      <w:hyperlink w:anchor="gloss03">
-        <w:r>
-          <w:rPr>
-            <w:color w:val="1F6F54"/>
-            <w:u w:val="single"/>
-            <w:rFonts w:ascii="Arial" w:hAnsi="Arial" w:cs="Arial"/>
-          </w:rPr>
-          <w:t>[03]</w:t>
-        </w:r>
-      </w:hyperlink>
-      <w:r>
-        <w:rPr>
-          <w:rFonts w:ascii="Arial" w:hAnsi="Arial"/>
-          <w:sz w:val="22"/>
-        </w:rPr>
-        <w:t xml:space="preserve"> Funcional, que integrasse frontend</w:t>
-      </w:r>
-      <w:hyperlink w:anchor="gloss04">
-        <w:r>
-          <w:rPr>
-            <w:color w:val="1F6F54"/>
-            <w:u w:val="single"/>
-            <w:rFonts w:ascii="Arial" w:hAnsi="Arial" w:cs="Arial"/>
-          </w:rPr>
-          <w:t>[04]</w:t>
-        </w:r>
-      </w:hyperlink>
-      <w:r>
-        <w:rPr>
-          <w:rFonts w:ascii="Arial" w:hAnsi="Arial"/>
-          <w:sz w:val="22"/>
-        </w:rPr>
-        <w:t>, backend</w:t>
-      </w:r>
-      <w:hyperlink w:anchor="gloss05">
-        <w:r>
-          <w:rPr>
-            <w:color w:val="1F6F54"/>
-            <w:u w:val="single"/>
-            <w:rFonts w:ascii="Arial" w:hAnsi="Arial" w:cs="Arial"/>
-          </w:rPr>
-          <w:t>[05]</w:t>
-        </w:r>
-      </w:hyperlink>
-      <w:r>
-        <w:rPr>
-          <w:rFonts w:ascii="Arial" w:hAnsi="Arial"/>
-          <w:sz w:val="22"/>
-        </w:rPr>
-        <w:t xml:space="preserve"> e base de dados</w:t>
-      </w:r>
-      <w:hyperlink w:anchor="gloss06">
-        <w:r>
-          <w:rPr>
-            <w:color w:val="1F6F54"/>
-            <w:u w:val="single"/>
-            <w:rFonts w:ascii="Arial" w:hAnsi="Arial" w:cs="Arial"/>
-          </w:rPr>
-          <w:t>[06]</w:t>
-        </w:r>
-      </w:hyperlink>
-      <w:r>
-        <w:rPr>
-          <w:rFonts w:ascii="Arial" w:hAnsi="Arial"/>
-          <w:sz w:val="22"/>
-        </w:rPr>
-        <w:t>;</w:t>
-      </w:r>
-    </w:p>
-    <w:p>
-      <w:pPr>
-        <w:numPr>
-          <w:ilvl w:val="0"/>
-          <w:numId w:val="2"/>
-        </w:numPr>
-        <w:tabs>
-          <w:tab w:val="left" w:leader="none" w:pos="0"/>
-        </w:tabs>
-        <w:ind w:left="720" w:hanging="360"/>
-        <w:rPr>
-          <w:sz w:val="22"/>
-          <w:szCs w:val="22"/>
-          <w:u w:val="none"/>
-        </w:rPr>
-      </w:pPr>
-      <w:r>
-        <w:rPr>
-          <w:rFonts w:ascii="Arial" w:hAnsi="Arial"/>
-          <w:sz w:val="22"/>
-        </w:rPr>
-        <w:t>Aplicar, no projeto real, os conhecimentos adquiridos ao longo dos três anos do curso (programação</w:t>
-      </w:r>
-      <w:hyperlink w:anchor="gloss07">
-        <w:r>
-          <w:rPr>
-            <w:color w:val="1F6F54"/>
-            <w:u w:val="single"/>
-            <w:rFonts w:ascii="Arial" w:hAnsi="Arial" w:cs="Arial"/>
-          </w:rPr>
-          <w:t>[07]</w:t>
-        </w:r>
-      </w:hyperlink>
-      <w:r>
-        <w:rPr>
-          <w:rFonts w:ascii="Arial" w:hAnsi="Arial"/>
-          <w:sz w:val="22"/>
-        </w:rPr>
-        <w:t>, redes e bases de dados);</w:t>
-      </w:r>
-    </w:p>
-    <w:p>
-      <w:pPr>
-        <w:numPr>
-          <w:ilvl w:val="0"/>
-          <w:numId w:val="2"/>
-        </w:numPr>
-        <w:tabs>
-          <w:tab w:val="left" w:leader="none" w:pos="0"/>
-        </w:tabs>
-        <w:ind w:left="720" w:hanging="360"/>
-        <w:rPr>
-          <w:sz w:val="22"/>
-          <w:szCs w:val="22"/>
-          <w:u w:val="none"/>
-        </w:rPr>
-      </w:pPr>
-      <w:r>
-        <w:rPr>
-          <w:sz w:val="22"/>
-          <w:szCs w:val="22"/>
-          <w:rtl w:val="0"/>
-        </w:rPr>
-        <w:t xml:space="preserve">Criar uma aplicação multiplataforma, disponível tanto em navegador web como em Android;</w:t>
-      </w:r>
-    </w:p>
-    <w:p>
-      <w:pPr>
-        <w:numPr>
-          <w:ilvl w:val="0"/>
-          <w:numId w:val="2"/>
-        </w:numPr>
-        <w:tabs>
-          <w:tab w:val="left" w:leader="none" w:pos="0"/>
-        </w:tabs>
-        <w:ind w:left="720" w:hanging="360"/>
-        <w:rPr>
-          <w:sz w:val="22"/>
-          <w:szCs w:val="22"/>
-          <w:u w:val="none"/>
-        </w:rPr>
-      </w:pPr>
-      <w:r>
-        <w:rPr>
-          <w:sz w:val="22"/>
-          <w:szCs w:val="22"/>
-          <w:rtl w:val="0"/>
-        </w:rPr>
-        <w:t xml:space="preserve">Implementar boas práticas de organização de código e de segurança;</w:t>
-      </w:r>
-    </w:p>
-    <w:p>
-      <w:pPr>
-        <w:numPr>
-          <w:ilvl w:val="0"/>
-          <w:numId w:val="2"/>
-        </w:numPr>
-        <w:tabs>
-          <w:tab w:val="left" w:leader="none" w:pos="0"/>
-        </w:tabs>
-        <w:ind w:left="720" w:hanging="360"/>
-        <w:rPr>
-          <w:sz w:val="22"/>
-          <w:szCs w:val="22"/>
-          <w:u w:val="none"/>
-        </w:rPr>
-      </w:pPr>
-      <w:r>
-        <w:rPr>
-          <w:rFonts w:ascii="Arial" w:hAnsi="Arial"/>
-          <w:sz w:val="22"/>
-        </w:rPr>
-        <w:t>Tornar a gestão de tarefas mais motivadora através da ludificação e de uma componente social, que ajude o utilizador a desenvolver disciplina</w:t>
-      </w:r>
-      <w:hyperlink w:anchor="gloss08">
-        <w:r>
-          <w:rPr>
-            <w:color w:val="1F6F54"/>
-            <w:u w:val="single"/>
-            <w:rFonts w:ascii="Arial" w:hAnsi="Arial" w:cs="Arial"/>
-          </w:rPr>
-          <w:t>[08]</w:t>
-        </w:r>
-      </w:hyperlink>
-      <w:r>
-        <w:rPr>
-          <w:rFonts w:ascii="Arial" w:hAnsi="Arial"/>
-          <w:sz w:val="22"/>
-        </w:rPr>
-        <w:t>.</w:t>
-      </w:r>
-    </w:p>
-    <w:p>
-      <w:pPr>
-        <w:pStyle w:val="Heading3"/>
-        <w:tabs>
-          <w:tab w:val="left" w:leader="none" w:pos="0"/>
-        </w:tabs>
-        <w:rPr/>
-      </w:pPr>
-      <w:bookmarkStart w:colFirst="0" w:colLast="0" w:name="_cie6wmi09wa7" w:id="7"/>
-      <w:bookmarkEnd w:id="7"/>
-      <w:r>
-        <w:rPr>
-          <w:rtl w:val="0"/>
-        </w:rPr>
-        <w:t xml:space="preserve">Fontes de Informação e Escolha das Ferramentas</w:t>
-      </w:r>
-    </w:p>
-    <w:p>
-      <w:pPr>
-        <w:tabs>
-          <w:tab w:val="left" w:leader="none" w:pos="0"/>
-        </w:tabs>
-        <w:ind w:left="0" w:firstLine="0"/>
-        <w:rPr/>
-      </w:pPr>
-      <w:r>
-        <w:rPr>
-          <w:rFonts w:ascii="Arial" w:hAnsi="Arial"/>
-          <w:sz w:val="22"/>
-        </w:rPr>
-        <w:tab/>
-        <w:t>A razão para eu ter escolhido as ferramentas que escolhi para o desenvolvimento deste projeto, têm como base principalmente o facto de que a OCRAMClima</w:t>
-      </w:r>
-      <w:hyperlink w:anchor="gloss09">
-        <w:r>
-          <w:rPr>
-            <w:color w:val="1F6F54"/>
-            <w:u w:val="single"/>
-            <w:rFonts w:ascii="Arial" w:hAnsi="Arial" w:cs="Arial"/>
-          </w:rPr>
-          <w:t>[09]</w:t>
-        </w:r>
-      </w:hyperlink>
-      <w:r>
-        <w:rPr>
-          <w:rFonts w:ascii="Arial" w:hAnsi="Arial"/>
-          <w:sz w:val="22"/>
-        </w:rPr>
-        <w:t>, empresa cuja eu estagiei no terceiro ano de curso, durante pouco mais de um mês, tinham uma componente de programação, que eram especializados em Node.js</w:t>
-      </w:r>
-      <w:hyperlink w:anchor="gloss10">
-        <w:r>
-          <w:rPr>
-            <w:color w:val="1F6F54"/>
-            <w:u w:val="single"/>
-            <w:rFonts w:ascii="Arial" w:hAnsi="Arial" w:cs="Arial"/>
-          </w:rPr>
-          <w:t>[10]</w:t>
-        </w:r>
-      </w:hyperlink>
-      <w:r>
-        <w:rPr>
-          <w:rFonts w:ascii="Arial" w:hAnsi="Arial"/>
-          <w:sz w:val="22"/>
-        </w:rPr>
-        <w:t>, Express</w:t>
-      </w:r>
-      <w:hyperlink w:anchor="gloss11">
-        <w:r>
-          <w:rPr>
-            <w:color w:val="1F6F54"/>
-            <w:u w:val="single"/>
-            <w:rFonts w:ascii="Arial" w:hAnsi="Arial" w:cs="Arial"/>
-          </w:rPr>
-          <w:t>[11]</w:t>
-        </w:r>
-      </w:hyperlink>
-      <w:r>
-        <w:rPr>
-          <w:rFonts w:ascii="Arial" w:hAnsi="Arial"/>
-          <w:sz w:val="22"/>
-        </w:rPr>
-        <w:t>, React</w:t>
-      </w:r>
-      <w:hyperlink w:anchor="gloss12">
-        <w:r>
-          <w:rPr>
-            <w:color w:val="1F6F54"/>
-            <w:u w:val="single"/>
-            <w:rFonts w:ascii="Arial" w:hAnsi="Arial" w:cs="Arial"/>
-          </w:rPr>
-          <w:t>[12]</w:t>
-        </w:r>
-      </w:hyperlink>
-      <w:r>
-        <w:rPr>
-          <w:rFonts w:ascii="Arial" w:hAnsi="Arial"/>
-          <w:sz w:val="22"/>
-        </w:rPr>
-        <w:t xml:space="preserve"> e Tailwind CSS</w:t>
-      </w:r>
-      <w:hyperlink w:anchor="gloss13">
-        <w:r>
-          <w:rPr>
-            <w:color w:val="1F6F54"/>
-            <w:u w:val="single"/>
-            <w:rFonts w:ascii="Arial" w:hAnsi="Arial" w:cs="Arial"/>
-          </w:rPr>
-          <w:t>[13]</w:t>
-        </w:r>
-      </w:hyperlink>
-      <w:r>
-        <w:rPr>
-          <w:rFonts w:ascii="Arial" w:hAnsi="Arial"/>
-          <w:sz w:val="22"/>
-        </w:rPr>
-        <w:t>. Ajudaram-me bastante nos fundamentos do projeto então decidi continuar a utilizar essas ferramentas, até porque javascript</w:t>
-      </w:r>
-      <w:hyperlink w:anchor="gloss14">
-        <w:r>
-          <w:rPr>
-            <w:color w:val="1F6F54"/>
-            <w:u w:val="single"/>
-            <w:rFonts w:ascii="Arial" w:hAnsi="Arial" w:cs="Arial"/>
-          </w:rPr>
-          <w:t>[14]</w:t>
-        </w:r>
-      </w:hyperlink>
-      <w:r>
-        <w:rPr>
-          <w:rFonts w:ascii="Arial" w:hAnsi="Arial"/>
-          <w:sz w:val="22"/>
-        </w:rPr>
-        <w:t xml:space="preserve"> é uma linguagem que aprendemos/utilizamos neste terceiro ano de curso, o que ajudaria na compreensão e estruturação dos códigos. O mesmo pode ser dito para CSS. Decidi também utilizar MySQL</w:t>
-      </w:r>
-      <w:hyperlink w:anchor="gloss15">
-        <w:r>
-          <w:rPr>
-            <w:color w:val="1F6F54"/>
-            <w:u w:val="single"/>
-            <w:rFonts w:ascii="Arial" w:hAnsi="Arial" w:cs="Arial"/>
-          </w:rPr>
-          <w:t>[15]</w:t>
-        </w:r>
-      </w:hyperlink>
-      <w:r>
-        <w:rPr>
-          <w:rFonts w:ascii="Arial" w:hAnsi="Arial"/>
-          <w:sz w:val="22"/>
-        </w:rPr>
-        <w:t xml:space="preserve"> como base de dados relacional, visto que aprendemos também na disciplina de programação, e finalmente, o módulo em C</w:t>
-      </w:r>
-      <w:hyperlink w:anchor="gloss16">
-        <w:r>
-          <w:rPr>
-            <w:color w:val="1F6F54"/>
-            <w:u w:val="single"/>
-            <w:rFonts w:ascii="Arial" w:hAnsi="Arial" w:cs="Arial"/>
-          </w:rPr>
-          <w:t>[16]</w:t>
-        </w:r>
-      </w:hyperlink>
-      <w:r>
-        <w:rPr>
-          <w:rFonts w:ascii="Arial" w:hAnsi="Arial"/>
-          <w:sz w:val="22"/>
-        </w:rPr>
-        <w:t xml:space="preserve"> foi incluído para integrar a primeira linguagem aprendida no curso. </w:t>
-      </w:r>
-    </w:p>
-    <w:p>
-      <w:pPr>
-        <w:pStyle w:val="Heading2"/>
-        <w:tabs>
-          <w:tab w:val="left" w:leader="none" w:pos="0"/>
-        </w:tabs>
-        <w:spacing w:line="276" w:lineRule="auto"/>
-        <w:ind w:left="3543.3070866141725" w:firstLine="0"/>
-        <w:rPr/>
-      </w:pPr>
-      <w:bookmarkStart w:colFirst="0" w:colLast="0" w:name="_ipjn3xalf16z" w:id="8"/>
-      <w:bookmarkEnd w:id="8"/>
-      <w:r>
-        <w:br w:type="page"/>
-      </w:r>
-      <w:r>
-        <w:rPr>
-          <w:rtl w:val="0"/>
-        </w:rPr>
-      </w:r>
-    </w:p>
-    <w:p>
-      <w:pPr>
-        <w:pStyle w:val="Heading2"/>
-        <w:tabs>
           <w:tab w:val="left" w:leader="none" w:pos="0"/>
         </w:tabs>
         <w:spacing w:line="276" w:lineRule="auto"/>
         <w:ind w:left="3685.0393700787395" w:firstLine="0"/>
         <w:rPr/>
       </w:pPr>
-      <w:bookmarkStart w:colFirst="0" w:colLast="0" w:name="_fhegz98kgc51" w:id="9"/>
-      <w:bookmarkEnd w:id="9"/>
+      <w:bookmarkStart w:colFirst="0" w:colLast="0" w:name="_heading=h.p5x7cdty9664" w:id="2"/>
+      <w:bookmarkEnd w:id="2"/>
       <w:r>
         <w:rPr>
           <w:rtl w:val="0"/>
@@ -3115,23 +2449,7 @@
           <w:szCs w:val="22"/>
           <w:rtl w:val="0"/>
         </w:rPr>
-        <w:t xml:space="preserve">O projeto foi desenvolvido como uma aplicação </w:t>
-      </w:r>
-      <w:r>
-        <w:rPr>
-          <w:sz w:val="22"/>
-          <w:szCs w:val="22"/>
-          <w:rtl w:val="0"/>
-        </w:rPr>
-        <w:t xml:space="preserve">full stack</w:t>
-      </w:r>
-      <w:r>
-        <w:rPr>
-          <w:sz w:val="22"/>
-          <w:szCs w:val="22"/>
-          <w:rtl w:val="0"/>
-        </w:rPr>
-        <w:t xml:space="preserve">, dividida em:</w:t>
+        <w:t xml:space="preserve">O projeto foi desenvolvido como uma aplicação full stack, dividida em:</w:t>
       </w:r>
     </w:p>
     <w:p>
@@ -3143,6 +2461,8 @@
         <w:spacing w:line="276" w:lineRule="auto"/>
         <w:ind w:left="1440" w:hanging="360"/>
         <w:rPr>
+          <w:b w:val="0"/>
+          <w:bCs w:val="0"/>
           <w:sz w:val="22"/>
           <w:szCs w:val="22"/>
         </w:rPr>
@@ -3181,9 +2501,10 @@
         <w:spacing w:line="276" w:lineRule="auto"/>
         <w:ind w:left="1440" w:hanging="360"/>
         <w:rPr>
-          <w:sz w:val="22"/>
-          <w:szCs w:val="22"/>
-          <w:u w:val="none"/>
+          <w:b w:val="0"/>
+          <w:bCs w:val="0"/>
+          <w:sz w:val="22"/>
+          <w:szCs w:val="22"/>
         </w:rPr>
       </w:pPr>
       <w:r>
@@ -3236,6 +2557,8 @@
         <w:spacing w:line="276" w:lineRule="auto"/>
         <w:ind w:left="1440" w:hanging="360"/>
         <w:rPr>
+          <w:b w:val="0"/>
+          <w:bCs w:val="0"/>
           <w:sz w:val="22"/>
           <w:szCs w:val="22"/>
         </w:rPr>
@@ -3275,6 +2598,8 @@
         <w:spacing w:line="276" w:lineRule="auto"/>
         <w:ind w:left="1440" w:hanging="360"/>
         <w:rPr>
+          <w:b w:val="0"/>
+          <w:bCs w:val="0"/>
           <w:sz w:val="22"/>
           <w:szCs w:val="22"/>
         </w:rPr>
@@ -3297,6 +2622,8 @@
         <w:spacing w:line="276" w:lineRule="auto"/>
         <w:ind w:left="1440" w:hanging="360"/>
         <w:rPr>
+          <w:b w:val="0"/>
+          <w:bCs w:val="0"/>
           <w:sz w:val="22"/>
           <w:szCs w:val="22"/>
         </w:rPr>
@@ -3319,6 +2646,8 @@
         <w:spacing w:line="276" w:lineRule="auto"/>
         <w:ind w:left="1440" w:hanging="360"/>
         <w:rPr>
+          <w:b w:val="0"/>
+          <w:bCs w:val="0"/>
           <w:sz w:val="22"/>
           <w:szCs w:val="22"/>
         </w:rPr>
@@ -3341,12 +2670,792 @@
       <w:pPr>
         <w:pStyle w:val="Heading2"/>
         <w:tabs>
+          <w:tab w:val="left" w:leader="none" w:pos="0"/>
+          <w:tab w:val="left" w:leader="none" w:pos="0"/>
+        </w:tabs>
+        <w:spacing w:line="276" w:lineRule="auto"/>
+        <w:ind w:left="2267.71653543307" w:firstLine="0"/>
+        <w:rPr/>
+      </w:pPr>
+      <w:bookmarkStart w:colFirst="0" w:colLast="0" w:name="_heading=h.owtwnft7c3s4" w:id="3"/>
+      <w:bookmarkEnd w:id="3"/>
+      <w:r>
+        <w:br w:type="page"/>
+      </w:r>
+      <w:r>
+        <w:rPr>
+          <w:rtl w:val="0"/>
+        </w:rPr>
+      </w:r>
+    </w:p>
+    <w:p>
+      <w:pPr>
+        <w:pStyle w:val="Heading2"/>
+        <w:tabs>
+          <w:tab w:val="left" w:leader="none" w:pos="0"/>
+          <w:tab w:val="left" w:leader="none" w:pos="0"/>
+        </w:tabs>
+        <w:spacing w:line="276" w:lineRule="auto"/>
+        <w:ind w:left="2267.71653543307" w:firstLine="0"/>
+        <w:rPr/>
+      </w:pPr>
+      <w:bookmarkStart w:colFirst="0" w:colLast="0" w:name="_heading=h.dskc4wf4zfdy" w:id="4"/>
+      <w:bookmarkEnd w:id="4"/>
+      <w:r>
+        <w:rPr>
+          <w:rtl w:val="0"/>
+        </w:rPr>
+        <w:t xml:space="preserve">Percurso e Interesse Pessoal</w:t>
+      </w:r>
+    </w:p>
+    <w:p>
+      <w:pPr>
+        <w:pStyle w:val="Heading3"/>
+        <w:tabs>
+          <w:tab w:val="left" w:leader="none" w:pos="0"/>
+          <w:tab w:val="left" w:leader="none" w:pos="0"/>
+        </w:tabs>
+        <w:rPr/>
+      </w:pPr>
+      <w:bookmarkStart w:colFirst="0" w:colLast="0" w:name="_heading=h.kj82hgax1kx6" w:id="5"/>
+      <w:bookmarkEnd w:id="5"/>
+      <w:r>
+        <w:rPr>
+          <w:rtl w:val="0"/>
+        </w:rPr>
+        <w:t xml:space="preserve">Ponto de Partida</w:t>
+      </w:r>
+    </w:p>
+    <w:p>
+      <w:pPr>
+        <w:tabs>
+          <w:tab w:val="left" w:leader="none" w:pos="0"/>
+        </w:tabs>
+        <w:rPr>
+          <w:sz w:val="22"/>
+          <w:szCs w:val="22"/>
+        </w:rPr>
+      </w:pPr>
+      <w:r>
+        <w:rPr>
+          <w:rFonts w:ascii="Arial" w:cs="Arial" w:eastAsia="Arial" w:hAnsi="Arial"/>
+          <w:sz w:val="22"/>
+          <w:szCs w:val="22"/>
+          <w:rtl w:val="0"/>
+        </w:rPr>
+        <w:tab/>
+        <w:t xml:space="preserve">O tema que escolhi para a minha prova de aptidão profissional foi o desenvolvimento de uma aplicação de produtividade pessoal com componentes de ludificação</w:t>
+      </w:r>
+      <w:hyperlink w:anchor="bookmark=id.6wueqv7194hb">
+        <w:r>
+          <w:rPr>
+            <w:rFonts w:ascii="Arial" w:cs="Arial" w:eastAsia="Arial" w:hAnsi="Arial"/>
+            <w:color w:val="1f6f54"/>
+            <w:u w:val="single"/>
+            <w:rtl w:val="0"/>
+          </w:rPr>
+          <w:t xml:space="preserve">[01]</w:t>
+        </w:r>
+      </w:hyperlink>
+      <w:r>
+        <w:rPr>
+          <w:rFonts w:ascii="Arial" w:cs="Arial" w:eastAsia="Arial" w:hAnsi="Arial"/>
+          <w:sz w:val="22"/>
+          <w:szCs w:val="22"/>
+          <w:rtl w:val="0"/>
+        </w:rPr>
+        <w:t xml:space="preserve">, comunidade e inspiração diária - Lifinity</w:t>
+      </w:r>
+      <w:hyperlink w:anchor="bookmark=id.5ys6f6rsp5mc">
+        <w:r>
+          <w:rPr>
+            <w:rFonts w:ascii="Arial" w:cs="Arial" w:eastAsia="Arial" w:hAnsi="Arial"/>
+            <w:color w:val="1f6f54"/>
+            <w:u w:val="single"/>
+            <w:rtl w:val="0"/>
+          </w:rPr>
+          <w:t xml:space="preserve">[00]</w:t>
+        </w:r>
+      </w:hyperlink>
+      <w:r>
+        <w:rPr>
+          <w:rFonts w:ascii="Arial" w:cs="Arial" w:eastAsia="Arial" w:hAnsi="Arial"/>
+          <w:sz w:val="22"/>
+          <w:szCs w:val="22"/>
+          <w:rtl w:val="0"/>
+        </w:rPr>
+        <w:t xml:space="preserve">. Resumidamente, trata-se de uma aplicação multiplataforma (web e Android) que permite ao utilizador gerir tarefas e objetivos, acompanhar a sua evolução através de estatísticas e níveis, e manter-se motivado através de elementos de jogo e de interação com outros utilizadores.</w:t>
+      </w:r>
+      <w:r>
+        <w:rPr>
+          <w:rtl w:val="0"/>
+        </w:rPr>
+      </w:r>
+    </w:p>
+    <w:p>
+      <w:pPr>
+        <w:pStyle w:val="Heading3"/>
+        <w:tabs>
+          <w:tab w:val="left" w:leader="none" w:pos="0"/>
+          <w:tab w:val="left" w:leader="none" w:pos="0"/>
+        </w:tabs>
+        <w:rPr/>
+      </w:pPr>
+      <w:bookmarkStart w:colFirst="0" w:colLast="0" w:name="_heading=h.tlyshm7do1c2" w:id="6"/>
+      <w:bookmarkEnd w:id="6"/>
+      <w:r>
+        <w:rPr>
+          <w:rtl w:val="0"/>
+        </w:rPr>
+        <w:t xml:space="preserve">Relevância do Tema</w:t>
+      </w:r>
+    </w:p>
+    <w:p>
+      <w:pPr>
+        <w:tabs>
+          <w:tab w:val="left" w:leader="none" w:pos="0"/>
+        </w:tabs>
+        <w:rPr>
+          <w:sz w:val="22"/>
+          <w:szCs w:val="22"/>
+        </w:rPr>
+      </w:pPr>
+      <w:r>
+        <w:rPr>
+          <w:rtl w:val="0"/>
+        </w:rPr>
+        <w:tab/>
+      </w:r>
+      <w:r>
+        <w:rPr>
+          <w:sz w:val="22"/>
+          <w:szCs w:val="22"/>
+          <w:rtl w:val="0"/>
+        </w:rPr>
+        <w:t xml:space="preserve">O motivo pelo qual escolhi este tema parte de, em primeiro lugar, um interesse pessoal pela organização e pela produtividade pessoal, mas vai além disso. Hoje em dia, grande parte dos adolescentes e jovens está habituada à ludificação em quase tudo o que utiliza e/ou faz, desde redes sociais a aplicações de estudo ou aprendizagens. Essa habituação acaba por criar uma certa dependência de recompensas imediatas, a pessoa tem dificuldade em realizar tarefas que não tragam um benefício concreto e visível a curto prazo. No fundo, traduz-se numa falta de disciplina e de motivação.</w:t>
+      </w:r>
+    </w:p>
+    <w:p>
+      <w:pPr>
+        <w:tabs>
+          <w:tab w:val="left" w:leader="none" w:pos="0"/>
+        </w:tabs>
+        <w:rPr>
+          <w:sz w:val="22"/>
+          <w:szCs w:val="22"/>
+        </w:rPr>
+      </w:pPr>
+      <w:r>
+        <w:rPr>
+          <w:sz w:val="22"/>
+          <w:szCs w:val="22"/>
+          <w:rtl w:val="0"/>
+        </w:rPr>
+        <w:t xml:space="preserve">Reconheço este problema porque, obviamente, também já me encontrei nessa situação várias vezes e foi precisamente daí que surgiu a ideia: em vez de lutar contra o hábito (ainda deve ser feito, não o devemos negligenciar), porque não usá-lo a favor do utilizador?</w:t>
+      </w:r>
+    </w:p>
+    <w:p>
+      <w:pPr>
+        <w:pStyle w:val="Heading3"/>
+        <w:tabs>
+          <w:tab w:val="left" w:leader="none" w:pos="0"/>
+          <w:tab w:val="left" w:leader="none" w:pos="0"/>
+        </w:tabs>
+        <w:rPr/>
+      </w:pPr>
+      <w:bookmarkStart w:colFirst="0" w:colLast="0" w:name="_heading=h.pelrdoz3bzwy" w:id="7"/>
+      <w:bookmarkEnd w:id="7"/>
+      <w:r>
+        <w:rPr>
+          <w:rtl w:val="0"/>
+        </w:rPr>
+        <w:t xml:space="preserve">Destinatários Alvos</w:t>
+      </w:r>
+    </w:p>
+    <w:p>
+      <w:pPr>
+        <w:tabs>
+          <w:tab w:val="left" w:leader="none" w:pos="0"/>
+        </w:tabs>
+        <w:rPr>
+          <w:sz w:val="22"/>
+          <w:szCs w:val="22"/>
+        </w:rPr>
+      </w:pPr>
+      <w:r>
+        <w:rPr>
+          <w:rFonts w:ascii="Arial" w:cs="Arial" w:eastAsia="Arial" w:hAnsi="Arial"/>
+          <w:sz w:val="22"/>
+          <w:szCs w:val="22"/>
+          <w:rtl w:val="0"/>
+        </w:rPr>
+        <w:t xml:space="preserve">O Lifinity destina-se a qualquer pessoa que queira organizar as suas tarefas e objetivos de uma maneira mais motivadora. Mas tem como público preferencial os adolescentes e jovens adultos, mas não que qualquer pessoa fora desse “espectro”</w:t>
+      </w:r>
+      <w:hyperlink w:anchor="bookmark=id.eyta2ni6tq6c">
+        <w:r>
+          <w:rPr>
+            <w:rFonts w:ascii="Arial" w:cs="Arial" w:eastAsia="Arial" w:hAnsi="Arial"/>
+            <w:color w:val="1f6f54"/>
+            <w:u w:val="single"/>
+            <w:rtl w:val="0"/>
+          </w:rPr>
+          <w:t xml:space="preserve">[02]</w:t>
+        </w:r>
+      </w:hyperlink>
+      <w:r>
+        <w:rPr>
+          <w:rFonts w:ascii="Arial" w:cs="Arial" w:eastAsia="Arial" w:hAnsi="Arial"/>
+          <w:sz w:val="22"/>
+          <w:szCs w:val="22"/>
+          <w:rtl w:val="0"/>
+        </w:rPr>
+        <w:t xml:space="preserve"> não seja bem vinda a utilizar a aplicação.</w:t>
+      </w:r>
+      <w:r>
+        <w:rPr>
+          <w:rtl w:val="0"/>
+        </w:rPr>
+      </w:r>
+    </w:p>
+    <w:p>
+      <w:pPr>
+        <w:pStyle w:val="Heading3"/>
+        <w:tabs>
+          <w:tab w:val="left" w:leader="none" w:pos="0"/>
+          <w:tab w:val="left" w:leader="none" w:pos="0"/>
+        </w:tabs>
+        <w:rPr/>
+      </w:pPr>
+      <w:bookmarkStart w:colFirst="0" w:colLast="0" w:name="_heading=h.fh8j4k7dpgog" w:id="8"/>
+      <w:bookmarkEnd w:id="8"/>
+      <w:r>
+        <w:rPr>
+          <w:rtl w:val="0"/>
+        </w:rPr>
+        <w:br w:type="textWrapping"/>
+        <w:t xml:space="preserve">Finalidades do Projeto</w:t>
+      </w:r>
+    </w:p>
+    <w:p>
+      <w:pPr>
+        <w:tabs>
+          <w:tab w:val="left" w:leader="none" w:pos="0"/>
+        </w:tabs>
+        <w:rPr>
+          <w:sz w:val="22"/>
+          <w:szCs w:val="22"/>
+        </w:rPr>
+      </w:pPr>
+      <w:r>
+        <w:rPr>
+          <w:sz w:val="22"/>
+          <w:szCs w:val="22"/>
+          <w:rtl w:val="0"/>
+        </w:rPr>
+        <w:t xml:space="preserve">As finalidades que me propus atingir com este projeto foram:</w:t>
+      </w:r>
+    </w:p>
+    <w:p>
+      <w:pPr>
+        <w:numPr>
+          <w:ilvl w:val="0"/>
+          <w:numId w:val="2"/>
+        </w:numPr>
+        <w:tabs>
+          <w:tab w:val="left" w:leader="none" w:pos="0"/>
+        </w:tabs>
+        <w:ind w:left="720" w:hanging="360"/>
+        <w:rPr>
+          <w:sz w:val="22"/>
+          <w:szCs w:val="22"/>
+          <w:u w:val="none"/>
+        </w:rPr>
+      </w:pPr>
+      <w:r>
+        <w:rPr>
+          <w:rFonts w:ascii="Arial" w:cs="Arial" w:eastAsia="Arial" w:hAnsi="Arial"/>
+          <w:sz w:val="22"/>
+          <w:szCs w:val="22"/>
+          <w:rtl w:val="0"/>
+        </w:rPr>
+        <w:t xml:space="preserve">Desenvolver uma aplicação Full Stack</w:t>
+      </w:r>
+      <w:hyperlink w:anchor="bookmark=id.c3xmso56l40c">
+        <w:r>
+          <w:rPr>
+            <w:rFonts w:ascii="Arial" w:cs="Arial" w:eastAsia="Arial" w:hAnsi="Arial"/>
+            <w:color w:val="1f6f54"/>
+            <w:u w:val="single"/>
+            <w:rtl w:val="0"/>
+          </w:rPr>
+          <w:t xml:space="preserve">[03]</w:t>
+        </w:r>
+      </w:hyperlink>
+      <w:r>
+        <w:rPr>
+          <w:rFonts w:ascii="Arial" w:cs="Arial" w:eastAsia="Arial" w:hAnsi="Arial"/>
+          <w:sz w:val="22"/>
+          <w:szCs w:val="22"/>
+          <w:rtl w:val="0"/>
+        </w:rPr>
+        <w:t xml:space="preserve"> Funcional, que integrasse frontend</w:t>
+      </w:r>
+      <w:hyperlink w:anchor="bookmark=id.m5vw8ey535z6">
+        <w:r>
+          <w:rPr>
+            <w:rFonts w:ascii="Arial" w:cs="Arial" w:eastAsia="Arial" w:hAnsi="Arial"/>
+            <w:color w:val="1f6f54"/>
+            <w:u w:val="single"/>
+            <w:rtl w:val="0"/>
+          </w:rPr>
+          <w:t xml:space="preserve">[04]</w:t>
+        </w:r>
+      </w:hyperlink>
+      <w:r>
+        <w:rPr>
+          <w:rFonts w:ascii="Arial" w:cs="Arial" w:eastAsia="Arial" w:hAnsi="Arial"/>
+          <w:sz w:val="22"/>
+          <w:szCs w:val="22"/>
+          <w:rtl w:val="0"/>
+        </w:rPr>
+        <w:t xml:space="preserve">, backend</w:t>
+      </w:r>
+      <w:hyperlink w:anchor="bookmark=id.m9xrpqi20ycm">
+        <w:r>
+          <w:rPr>
+            <w:rFonts w:ascii="Arial" w:cs="Arial" w:eastAsia="Arial" w:hAnsi="Arial"/>
+            <w:color w:val="1f6f54"/>
+            <w:u w:val="single"/>
+            <w:rtl w:val="0"/>
+          </w:rPr>
+          <w:t xml:space="preserve">[05]</w:t>
+        </w:r>
+      </w:hyperlink>
+      <w:r>
+        <w:rPr>
+          <w:rFonts w:ascii="Arial" w:cs="Arial" w:eastAsia="Arial" w:hAnsi="Arial"/>
+          <w:sz w:val="22"/>
+          <w:szCs w:val="22"/>
+          <w:rtl w:val="0"/>
+        </w:rPr>
+        <w:t xml:space="preserve"> e base de dados</w:t>
+      </w:r>
+      <w:hyperlink w:anchor="bookmark=id.5628loyvrybp">
+        <w:r>
+          <w:rPr>
+            <w:rFonts w:ascii="Arial" w:cs="Arial" w:eastAsia="Arial" w:hAnsi="Arial"/>
+            <w:color w:val="1f6f54"/>
+            <w:u w:val="single"/>
+            <w:rtl w:val="0"/>
+          </w:rPr>
+          <w:t xml:space="preserve">[06]</w:t>
+        </w:r>
+      </w:hyperlink>
+      <w:r>
+        <w:rPr>
+          <w:rFonts w:ascii="Arial" w:cs="Arial" w:eastAsia="Arial" w:hAnsi="Arial"/>
+          <w:sz w:val="22"/>
+          <w:szCs w:val="22"/>
+          <w:rtl w:val="0"/>
+        </w:rPr>
+        <w:t xml:space="preserve">;</w:t>
+      </w:r>
+      <w:r>
+        <w:rPr>
+          <w:rtl w:val="0"/>
+        </w:rPr>
+      </w:r>
+    </w:p>
+    <w:p>
+      <w:pPr>
+        <w:numPr>
+          <w:ilvl w:val="0"/>
+          <w:numId w:val="2"/>
+        </w:numPr>
+        <w:tabs>
+          <w:tab w:val="left" w:leader="none" w:pos="0"/>
+        </w:tabs>
+        <w:ind w:left="720" w:hanging="360"/>
+        <w:rPr>
+          <w:sz w:val="22"/>
+          <w:szCs w:val="22"/>
+          <w:u w:val="none"/>
+        </w:rPr>
+      </w:pPr>
+      <w:r>
+        <w:rPr>
+          <w:rFonts w:ascii="Arial" w:cs="Arial" w:eastAsia="Arial" w:hAnsi="Arial"/>
+          <w:sz w:val="22"/>
+          <w:szCs w:val="22"/>
+          <w:rtl w:val="0"/>
+        </w:rPr>
+        <w:t xml:space="preserve">Aplicar, no projeto real, os conhecimentos adquiridos ao longo dos três anos do curso (programação</w:t>
+      </w:r>
+      <w:hyperlink w:anchor="bookmark=id.zcpxvzbgv6z4">
+        <w:r>
+          <w:rPr>
+            <w:rFonts w:ascii="Arial" w:cs="Arial" w:eastAsia="Arial" w:hAnsi="Arial"/>
+            <w:color w:val="1f6f54"/>
+            <w:u w:val="single"/>
+            <w:rtl w:val="0"/>
+          </w:rPr>
+          <w:t xml:space="preserve">[07]</w:t>
+        </w:r>
+      </w:hyperlink>
+      <w:r>
+        <w:rPr>
+          <w:rFonts w:ascii="Arial" w:cs="Arial" w:eastAsia="Arial" w:hAnsi="Arial"/>
+          <w:sz w:val="22"/>
+          <w:szCs w:val="22"/>
+          <w:rtl w:val="0"/>
+        </w:rPr>
+        <w:t xml:space="preserve">, redes e bases de dados);</w:t>
+      </w:r>
+      <w:r>
+        <w:rPr>
+          <w:rtl w:val="0"/>
+        </w:rPr>
+      </w:r>
+    </w:p>
+    <w:p>
+      <w:pPr>
+        <w:numPr>
+          <w:ilvl w:val="0"/>
+          <w:numId w:val="2"/>
+        </w:numPr>
+        <w:tabs>
+          <w:tab w:val="left" w:leader="none" w:pos="0"/>
+        </w:tabs>
+        <w:ind w:left="720" w:hanging="360"/>
+        <w:rPr>
+          <w:sz w:val="22"/>
+          <w:szCs w:val="22"/>
+          <w:u w:val="none"/>
+        </w:rPr>
+      </w:pPr>
+      <w:r>
+        <w:rPr>
+          <w:sz w:val="22"/>
+          <w:szCs w:val="22"/>
+          <w:rtl w:val="0"/>
+        </w:rPr>
+        <w:t xml:space="preserve">Criar uma aplicação multiplataforma, disponível tanto em navegador web como em Android;</w:t>
+      </w:r>
+      <w:r>
+        <w:rPr>
+          <w:rtl w:val="0"/>
+        </w:rPr>
+      </w:r>
+    </w:p>
+    <w:p>
+      <w:pPr>
+        <w:numPr>
+          <w:ilvl w:val="0"/>
+          <w:numId w:val="2"/>
+        </w:numPr>
+        <w:tabs>
+          <w:tab w:val="left" w:leader="none" w:pos="0"/>
+        </w:tabs>
+        <w:ind w:left="720" w:hanging="360"/>
+        <w:rPr>
+          <w:sz w:val="22"/>
+          <w:szCs w:val="22"/>
+          <w:u w:val="none"/>
+        </w:rPr>
+      </w:pPr>
+      <w:r>
+        <w:rPr>
+          <w:sz w:val="22"/>
+          <w:szCs w:val="22"/>
+          <w:rtl w:val="0"/>
+        </w:rPr>
+        <w:t xml:space="preserve">Implementar boas práticas de organização de código e de segurança;</w:t>
+      </w:r>
+      <w:r>
+        <w:rPr>
+          <w:rtl w:val="0"/>
+        </w:rPr>
+      </w:r>
+    </w:p>
+    <w:p>
+      <w:pPr>
+        <w:numPr>
+          <w:ilvl w:val="0"/>
+          <w:numId w:val="2"/>
+        </w:numPr>
+        <w:tabs>
+          <w:tab w:val="left" w:leader="none" w:pos="0"/>
+        </w:tabs>
+        <w:ind w:left="720" w:hanging="360"/>
+        <w:rPr>
+          <w:sz w:val="22"/>
+          <w:szCs w:val="22"/>
+          <w:u w:val="none"/>
+        </w:rPr>
+      </w:pPr>
+      <w:r>
+        <w:rPr>
+          <w:rFonts w:ascii="Arial" w:cs="Arial" w:eastAsia="Arial" w:hAnsi="Arial"/>
+          <w:sz w:val="22"/>
+          <w:szCs w:val="22"/>
+          <w:rtl w:val="0"/>
+        </w:rPr>
+        <w:t xml:space="preserve">Tornar a gestão de tarefas mais motivadora através da ludificação e de uma componente social, que ajude o utilizador a desenvolver disciplina</w:t>
+      </w:r>
+      <w:hyperlink w:anchor="bookmark=id.oycquoprdrk1">
+        <w:r>
+          <w:rPr>
+            <w:rFonts w:ascii="Arial" w:cs="Arial" w:eastAsia="Arial" w:hAnsi="Arial"/>
+            <w:color w:val="1f6f54"/>
+            <w:u w:val="single"/>
+            <w:rtl w:val="0"/>
+          </w:rPr>
+          <w:t xml:space="preserve">[08]</w:t>
+        </w:r>
+      </w:hyperlink>
+      <w:r>
+        <w:rPr>
+          <w:rFonts w:ascii="Arial" w:cs="Arial" w:eastAsia="Arial" w:hAnsi="Arial"/>
+          <w:sz w:val="22"/>
+          <w:szCs w:val="22"/>
+          <w:rtl w:val="0"/>
+        </w:rPr>
+        <w:t xml:space="preserve">.</w:t>
+      </w:r>
+      <w:r>
+        <w:rPr>
+          <w:rtl w:val="0"/>
+        </w:rPr>
+      </w:r>
+    </w:p>
+    <w:p>
+      <w:pPr>
+        <w:pStyle w:val="Heading3"/>
+        <w:tabs>
+          <w:tab w:val="left" w:leader="none" w:pos="0"/>
+          <w:tab w:val="left" w:leader="none" w:pos="0"/>
+        </w:tabs>
+        <w:rPr/>
+      </w:pPr>
+      <w:bookmarkStart w:colFirst="0" w:colLast="0" w:name="_heading=h.73jqp8gc86q6" w:id="9"/>
+      <w:bookmarkEnd w:id="9"/>
+      <w:r>
+        <w:rPr>
+          <w:rtl w:val="0"/>
+        </w:rPr>
+        <w:t xml:space="preserve">Fontes de Informação e Escolha das Ferramentas</w:t>
+      </w:r>
+    </w:p>
+    <w:p>
+      <w:pPr>
+        <w:tabs>
+          <w:tab w:val="left" w:leader="none" w:pos="0"/>
+        </w:tabs>
+        <w:ind w:left="0" w:firstLine="0"/>
+        <w:rPr/>
+      </w:pPr>
+      <w:r>
+        <w:rPr>
+          <w:rFonts w:ascii="Arial" w:cs="Arial" w:eastAsia="Arial" w:hAnsi="Arial"/>
+          <w:sz w:val="22"/>
+          <w:szCs w:val="22"/>
+          <w:rtl w:val="0"/>
+        </w:rPr>
+        <w:tab/>
+        <w:t xml:space="preserve">A razão para eu ter escolhido as ferramentas que escolhi para o desenvolvimento deste projeto, têm como base principalmente o facto de que a OCRAMClima</w:t>
+      </w:r>
+      <w:hyperlink w:anchor="bookmark=id.6vfa4svh29t6">
+        <w:r>
+          <w:rPr>
+            <w:rFonts w:ascii="Arial" w:cs="Arial" w:eastAsia="Arial" w:hAnsi="Arial"/>
+            <w:color w:val="1f6f54"/>
+            <w:u w:val="single"/>
+            <w:rtl w:val="0"/>
+          </w:rPr>
+          <w:t xml:space="preserve">[09]</w:t>
+        </w:r>
+      </w:hyperlink>
+      <w:r>
+        <w:rPr>
+          <w:rFonts w:ascii="Arial" w:cs="Arial" w:eastAsia="Arial" w:hAnsi="Arial"/>
+          <w:sz w:val="22"/>
+          <w:szCs w:val="22"/>
+          <w:rtl w:val="0"/>
+        </w:rPr>
+        <w:t xml:space="preserve">, empresa cuja eu estagiei no terceiro ano de curso, durante pouco mais de um mês, tinham uma componente de programação, que eram especializados em Node.js</w:t>
+      </w:r>
+      <w:hyperlink w:anchor="bookmark=id.d4o97ulc90pm">
+        <w:r>
+          <w:rPr>
+            <w:rFonts w:ascii="Arial" w:cs="Arial" w:eastAsia="Arial" w:hAnsi="Arial"/>
+            <w:color w:val="1f6f54"/>
+            <w:u w:val="single"/>
+            <w:rtl w:val="0"/>
+          </w:rPr>
+          <w:t xml:space="preserve">[10]</w:t>
+        </w:r>
+      </w:hyperlink>
+      <w:r>
+        <w:rPr>
+          <w:rFonts w:ascii="Arial" w:cs="Arial" w:eastAsia="Arial" w:hAnsi="Arial"/>
+          <w:sz w:val="22"/>
+          <w:szCs w:val="22"/>
+          <w:rtl w:val="0"/>
+        </w:rPr>
+        <w:t xml:space="preserve">, Express</w:t>
+      </w:r>
+      <w:hyperlink w:anchor="bookmark=id.pkibgb5u2io2">
+        <w:r>
+          <w:rPr>
+            <w:rFonts w:ascii="Arial" w:cs="Arial" w:eastAsia="Arial" w:hAnsi="Arial"/>
+            <w:color w:val="1f6f54"/>
+            <w:u w:val="single"/>
+            <w:rtl w:val="0"/>
+          </w:rPr>
+          <w:t xml:space="preserve">[11]</w:t>
+        </w:r>
+      </w:hyperlink>
+      <w:r>
+        <w:rPr>
+          <w:rFonts w:ascii="Arial" w:cs="Arial" w:eastAsia="Arial" w:hAnsi="Arial"/>
+          <w:sz w:val="22"/>
+          <w:szCs w:val="22"/>
+          <w:rtl w:val="0"/>
+        </w:rPr>
+        <w:t xml:space="preserve">, React</w:t>
+      </w:r>
+      <w:hyperlink w:anchor="bookmark=id.e64k7mhdlvzp">
+        <w:r>
+          <w:rPr>
+            <w:rFonts w:ascii="Arial" w:cs="Arial" w:eastAsia="Arial" w:hAnsi="Arial"/>
+            <w:color w:val="1f6f54"/>
+            <w:u w:val="single"/>
+            <w:rtl w:val="0"/>
+          </w:rPr>
+          <w:t xml:space="preserve">[12]</w:t>
+        </w:r>
+      </w:hyperlink>
+      <w:r>
+        <w:rPr>
+          <w:rFonts w:ascii="Arial" w:cs="Arial" w:eastAsia="Arial" w:hAnsi="Arial"/>
+          <w:sz w:val="22"/>
+          <w:szCs w:val="22"/>
+          <w:rtl w:val="0"/>
+        </w:rPr>
+        <w:t xml:space="preserve"> e Tailwind CSS</w:t>
+      </w:r>
+      <w:hyperlink w:anchor="bookmark=id.6xawcoe0he4v">
+        <w:r>
+          <w:rPr>
+            <w:rFonts w:ascii="Arial" w:cs="Arial" w:eastAsia="Arial" w:hAnsi="Arial"/>
+            <w:color w:val="1f6f54"/>
+            <w:u w:val="single"/>
+            <w:rtl w:val="0"/>
+          </w:rPr>
+          <w:t xml:space="preserve">[13]</w:t>
+        </w:r>
+      </w:hyperlink>
+      <w:r>
+        <w:rPr>
+          <w:rFonts w:ascii="Arial" w:cs="Arial" w:eastAsia="Arial" w:hAnsi="Arial"/>
+          <w:sz w:val="22"/>
+          <w:szCs w:val="22"/>
+          <w:rtl w:val="0"/>
+        </w:rPr>
+        <w:t xml:space="preserve">. Ajudaram-me bastante nos fundamentos do projeto então decidi continuar a utilizar essas ferramentas, até porque javascript</w:t>
+      </w:r>
+      <w:hyperlink w:anchor="bookmark=id.hz9qt1bjbigv">
+        <w:r>
+          <w:rPr>
+            <w:rFonts w:ascii="Arial" w:cs="Arial" w:eastAsia="Arial" w:hAnsi="Arial"/>
+            <w:color w:val="1f6f54"/>
+            <w:u w:val="single"/>
+            <w:rtl w:val="0"/>
+          </w:rPr>
+          <w:t xml:space="preserve">[14]</w:t>
+        </w:r>
+      </w:hyperlink>
+      <w:r>
+        <w:rPr>
+          <w:rFonts w:ascii="Arial" w:cs="Arial" w:eastAsia="Arial" w:hAnsi="Arial"/>
+          <w:sz w:val="22"/>
+          <w:szCs w:val="22"/>
+          <w:rtl w:val="0"/>
+        </w:rPr>
+        <w:t xml:space="preserve"> é uma linguagem que aprendemos/utilizamos neste terceiro ano de curso, o que ajudaria na compreensão e estruturação dos códigos. O mesmo pode ser dito para CSS. Decidi também utilizar MySQL</w:t>
+      </w:r>
+      <w:hyperlink w:anchor="bookmark=id.ce591pgxfb5m">
+        <w:r>
+          <w:rPr>
+            <w:rFonts w:ascii="Arial" w:cs="Arial" w:eastAsia="Arial" w:hAnsi="Arial"/>
+            <w:color w:val="1f6f54"/>
+            <w:u w:val="single"/>
+            <w:rtl w:val="0"/>
+          </w:rPr>
+          <w:t xml:space="preserve">[15]</w:t>
+        </w:r>
+      </w:hyperlink>
+      <w:r>
+        <w:rPr>
+          <w:rFonts w:ascii="Arial" w:cs="Arial" w:eastAsia="Arial" w:hAnsi="Arial"/>
+          <w:sz w:val="22"/>
+          <w:szCs w:val="22"/>
+          <w:rtl w:val="0"/>
+        </w:rPr>
+        <w:t xml:space="preserve"> como base de dados relacional, visto que aprendemos também na disciplina de programação, e finalmente, o módulo em C</w:t>
+      </w:r>
+      <w:hyperlink w:anchor="bookmark=id.s5u1i7kp46bc">
+        <w:r>
+          <w:rPr>
+            <w:rFonts w:ascii="Arial" w:cs="Arial" w:eastAsia="Arial" w:hAnsi="Arial"/>
+            <w:color w:val="1f6f54"/>
+            <w:u w:val="single"/>
+            <w:rtl w:val="0"/>
+          </w:rPr>
+          <w:t xml:space="preserve">[16]</w:t>
+        </w:r>
+      </w:hyperlink>
+      <w:r>
+        <w:rPr>
+          <w:rFonts w:ascii="Arial" w:cs="Arial" w:eastAsia="Arial" w:hAnsi="Arial"/>
+          <w:sz w:val="22"/>
+          <w:szCs w:val="22"/>
+          <w:rtl w:val="0"/>
+        </w:rPr>
+        <w:t xml:space="preserve"> foi incluído para integrar a primeira linguagem aprendida no curso. </w:t>
+      </w:r>
+      <w:r>
+        <w:rPr>
+          <w:rtl w:val="0"/>
+        </w:rPr>
+      </w:r>
+    </w:p>
+    <w:p>
+      <w:pPr>
+        <w:spacing w:line="276" w:lineRule="auto"/>
+        <w:ind w:left="0" w:firstLine="0"/>
+        <w:rPr>
+          <w:sz w:val="22"/>
+          <w:szCs w:val="22"/>
+        </w:rPr>
+      </w:pPr>
+      <w:r>
+        <w:rPr>
+          <w:rtl w:val="0"/>
+        </w:rPr>
+      </w:r>
+    </w:p>
+    <w:p>
+      <w:pPr>
+        <w:pStyle w:val="Heading2"/>
+        <w:tabs>
+          <w:tab w:val="left" w:leader="none" w:pos="0"/>
           <w:tab w:val="left" w:leader="none" w:pos="0"/>
         </w:tabs>
         <w:ind w:left="3685" w:hanging="141.00000000000023"/>
         <w:rPr/>
       </w:pPr>
-      <w:bookmarkStart w:colFirst="0" w:colLast="0" w:name="_fqvr4ls2uaz4" w:id="10"/>
+      <w:bookmarkStart w:colFirst="0" w:colLast="0" w:name="_heading=h.xwesf715pcb6" w:id="10"/>
       <w:bookmarkEnd w:id="10"/>
       <w:r>
         <w:br w:type="page"/>
@@ -3361,12 +3470,13 @@
       <w:pPr>
         <w:pStyle w:val="Heading2"/>
         <w:tabs>
+          <w:tab w:val="left" w:leader="none" w:pos="0"/>
           <w:tab w:val="left" w:leader="none" w:pos="0"/>
         </w:tabs>
         <w:ind w:left="3685" w:hanging="141.00000000000023"/>
         <w:rPr/>
       </w:pPr>
-      <w:bookmarkStart w:colFirst="0" w:colLast="0" w:name="_9eotql1b1qss" w:id="11"/>
+      <w:bookmarkStart w:colFirst="0" w:colLast="0" w:name="_heading=h.j9nnngjr00pv" w:id="11"/>
       <w:bookmarkEnd w:id="11"/>
       <w:r>
         <w:rPr>
@@ -3385,28 +3495,38 @@
       </w:pPr>
       <w:r>
         <w:rPr>
-          <w:rFonts w:ascii="Arial" w:hAnsi="Arial"/>
-          <w:sz w:val="22"/>
+          <w:rFonts w:ascii="Arial" w:cs="Arial" w:eastAsia="Arial" w:hAnsi="Arial"/>
+          <w:sz w:val="22"/>
+          <w:szCs w:val="22"/>
+          <w:rtl w:val="0"/>
         </w:rPr>
         <w:t xml:space="preserve">O projeto foi desenvolvido no âmbito da Prova de Aptidão Profissional, e envolve conceitos abordados ao longo dos três anos do curso de TGPSI </w:t>
       </w:r>
-      <w:hyperlink w:anchor="gloss17">
+      <w:hyperlink w:anchor="bookmark=id.cgibxtlfejl8">
         <w:r>
           <w:rPr>
-            <w:color w:val="1F6F54"/>
+            <w:rFonts w:ascii="Arial" w:cs="Arial" w:eastAsia="Arial" w:hAnsi="Arial"/>
+            <w:color w:val="1f6f54"/>
             <w:u w:val="single"/>
-            <w:rFonts w:ascii="Arial" w:hAnsi="Arial" w:cs="Arial"/>
+            <w:rtl w:val="0"/>
           </w:rPr>
-          <w:t>[17]</w:t>
+          <w:t xml:space="preserve">[17]</w:t>
         </w:r>
       </w:hyperlink>
       <w:r>
         <w:rPr>
-          <w:rFonts w:ascii="Arial" w:hAnsi="Arial"/>
-          <w:sz w:val="22"/>
+          <w:rFonts w:ascii="Arial" w:cs="Arial" w:eastAsia="Arial" w:hAnsi="Arial"/>
+          <w:sz w:val="22"/>
+          <w:szCs w:val="22"/>
+          <w:rtl w:val="0"/>
         </w:rPr>
         <w:t xml:space="preserve">, nomeadamente das disciplinas de Programação de Sistemas Informáticos, Redes de comunicação e Sistemas Operativos. </w:t>
       </w:r>
+      <w:r>
+        <w:rPr>
+          <w:rtl w:val="0"/>
+        </w:rPr>
+      </w:r>
     </w:p>
     <w:p>
       <w:pPr>
@@ -3418,45 +3538,58 @@
       </w:pPr>
       <w:r>
         <w:rPr>
-          <w:rFonts w:ascii="Arial" w:hAnsi="Arial"/>
-          <w:sz w:val="22"/>
+          <w:rFonts w:ascii="Arial" w:cs="Arial" w:eastAsia="Arial" w:hAnsi="Arial"/>
+          <w:sz w:val="22"/>
+          <w:szCs w:val="22"/>
+          <w:rtl w:val="0"/>
         </w:rPr>
         <w:tab/>
-        <w:t>Antes de passar ao desenvolvimento em concreto da aplicação web, limitei-me a fazer planeamentos para cada “fase” do projeto, desde a definição inicial dos requisitos até a preparação da defesa. Assim como um diagrama de entidade-relacionamento</w:t>
-      </w:r>
-      <w:hyperlink w:anchor="gloss18">
+        <w:t xml:space="preserve">Antes de passar ao desenvolvimento em concreto da aplicação web, limitei-me a fazer planeamentos para cada “fase” do projeto, desde a definição inicial dos requisitos até a preparação da defesa. Assim como um diagrama de entidade-relacionamento</w:t>
+      </w:r>
+      <w:hyperlink w:anchor="bookmark=id.9rcov1dlc324">
         <w:r>
           <w:rPr>
-            <w:color w:val="1F6F54"/>
+            <w:rFonts w:ascii="Arial" w:cs="Arial" w:eastAsia="Arial" w:hAnsi="Arial"/>
+            <w:color w:val="1f6f54"/>
             <w:u w:val="single"/>
-            <w:rFonts w:ascii="Arial" w:hAnsi="Arial" w:cs="Arial"/>
+            <w:rtl w:val="0"/>
           </w:rPr>
-          <w:t>[18]</w:t>
+          <w:t xml:space="preserve">[18]</w:t>
         </w:r>
       </w:hyperlink>
       <w:r>
         <w:rPr>
-          <w:rFonts w:ascii="Arial" w:hAnsi="Arial"/>
-          <w:sz w:val="22"/>
+          <w:rFonts w:ascii="Arial" w:cs="Arial" w:eastAsia="Arial" w:hAnsi="Arial"/>
+          <w:sz w:val="22"/>
+          <w:szCs w:val="22"/>
+          <w:rtl w:val="0"/>
         </w:rPr>
         <w:t xml:space="preserve"> para a base de dados relacional que por sinal veio a demonstrar-se muito útil para a criação do SQL</w:t>
       </w:r>
-      <w:hyperlink w:anchor="gloss19">
+      <w:hyperlink w:anchor="bookmark=id.i83xkjkgwkw3">
         <w:r>
           <w:rPr>
-            <w:color w:val="1F6F54"/>
+            <w:rFonts w:ascii="Arial" w:cs="Arial" w:eastAsia="Arial" w:hAnsi="Arial"/>
+            <w:color w:val="1f6f54"/>
             <w:u w:val="single"/>
-            <w:rFonts w:ascii="Arial" w:hAnsi="Arial" w:cs="Arial"/>
+            <w:rtl w:val="0"/>
           </w:rPr>
-          <w:t>[19]</w:t>
+          <w:t xml:space="preserve">[19]</w:t>
         </w:r>
       </w:hyperlink>
       <w:r>
         <w:rPr>
-          <w:rFonts w:ascii="Arial" w:hAnsi="Arial"/>
-          <w:sz w:val="22"/>
-        </w:rPr>
-        <w:t>.</w:t>
+          <w:rFonts w:ascii="Arial" w:cs="Arial" w:eastAsia="Arial" w:hAnsi="Arial"/>
+          <w:sz w:val="22"/>
+          <w:szCs w:val="22"/>
+          <w:rtl w:val="0"/>
+        </w:rPr>
+        <w:t xml:space="preserve">.</w:t>
+      </w:r>
+      <w:r>
+        <w:rPr>
+          <w:rtl w:val="0"/>
+        </w:rPr>
       </w:r>
     </w:p>
     <w:p>
@@ -6934,16 +7067,16 @@
           <wp:inline distB="114300" distT="114300" distL="114300" distR="114300">
             <wp:extent cx="5579435" cy="5575300"/>
             <wp:effectExtent b="0" l="0" r="0" t="0"/>
-            <wp:docPr id="13" name="image6.png"/>
+            <wp:docPr id="10" name="image8.png"/>
             <a:graphic>
               <a:graphicData uri="http://schemas.openxmlformats.org/drawingml/2006/picture">
                 <pic:pic>
                   <pic:nvPicPr>
-                    <pic:cNvPr id="0" name="image6.png"/>
+                    <pic:cNvPr id="0" name="image8.png"/>
                     <pic:cNvPicPr preferRelativeResize="0"/>
                   </pic:nvPicPr>
                   <pic:blipFill>
-                    <a:blip r:embed="rId8"/>
+                    <a:blip r:embed="rId9"/>
                     <a:srcRect b="0" l="0" r="0" t="0"/>
                     <a:stretch>
                       <a:fillRect/>
@@ -7006,27 +7139,37 @@
       </w:pPr>
       <w:r>
         <w:rPr>
-          <w:rFonts w:ascii="Arial" w:hAnsi="Arial"/>
-          <w:sz w:val="22"/>
-        </w:rPr>
-        <w:t>É importante referir que este diagrama de tabelas</w:t>
-      </w:r>
-      <w:hyperlink w:anchor="gloss20">
+          <w:rFonts w:ascii="Arial" w:cs="Arial" w:eastAsia="Arial" w:hAnsi="Arial"/>
+          <w:sz w:val="22"/>
+          <w:szCs w:val="22"/>
+          <w:rtl w:val="0"/>
+        </w:rPr>
+        <w:t xml:space="preserve">É importante referir que este diagrama de tabelas</w:t>
+      </w:r>
+      <w:hyperlink w:anchor="bookmark=id.2bbm79efp5xd">
         <w:r>
           <w:rPr>
-            <w:color w:val="1F6F54"/>
+            <w:rFonts w:ascii="Arial" w:cs="Arial" w:eastAsia="Arial" w:hAnsi="Arial"/>
+            <w:color w:val="1f6f54"/>
             <w:u w:val="single"/>
-            <w:rFonts w:ascii="Arial" w:hAnsi="Arial" w:cs="Arial"/>
+            <w:rtl w:val="0"/>
           </w:rPr>
-          <w:t>[20]</w:t>
+          <w:t xml:space="preserve">[20]</w:t>
         </w:r>
       </w:hyperlink>
       <w:r>
         <w:rPr>
-          <w:rFonts w:ascii="Arial" w:hAnsi="Arial"/>
-          <w:sz w:val="22"/>
+          <w:rFonts w:ascii="Arial" w:cs="Arial" w:eastAsia="Arial" w:hAnsi="Arial"/>
+          <w:sz w:val="22"/>
+          <w:szCs w:val="22"/>
+          <w:rtl w:val="0"/>
         </w:rPr>
         <w:t xml:space="preserve"> não é o final, mas sim o primeiro de todos que planeei, logo é de esperar muitas diferenças em nomes e tamanho em comparação com o diagrama que é possível encontrar dentro das pastas do projeto.</w:t>
+      </w:r>
+      <w:r>
+        <w:rPr>
+          <w:rtl w:val="0"/>
+        </w:rPr>
       </w:r>
     </w:p>
     <w:p>
@@ -7084,16 +7227,16 @@
           <wp:inline distB="114300" distT="114300" distL="114300" distR="114300">
             <wp:extent cx="5316538" cy="4064520"/>
             <wp:effectExtent b="0" l="0" r="0" t="0"/>
-            <wp:docPr id="7" name="image4.png"/>
+            <wp:docPr id="9" name="image7.png"/>
             <a:graphic>
               <a:graphicData uri="http://schemas.openxmlformats.org/drawingml/2006/picture">
                 <pic:pic>
                   <pic:nvPicPr>
-                    <pic:cNvPr id="0" name="image4.png"/>
+                    <pic:cNvPr id="0" name="image7.png"/>
                     <pic:cNvPicPr preferRelativeResize="0"/>
                   </pic:nvPicPr>
                   <pic:blipFill>
-                    <a:blip r:embed="rId9"/>
+                    <a:blip r:embed="rId10"/>
                     <a:srcRect b="0" l="0" r="0" t="0"/>
                     <a:stretch>
                       <a:fillRect/>
@@ -7171,27 +7314,37 @@
       </w:pPr>
       <w:r>
         <w:rPr>
-          <w:rFonts w:ascii="Arial" w:hAnsi="Arial"/>
-          <w:sz w:val="22"/>
-        </w:rPr>
-        <w:t>O logótipo do Lifinity é representado por um Ouroboros</w:t>
-      </w:r>
-      <w:hyperlink w:anchor="gloss21">
+          <w:rFonts w:ascii="Arial" w:cs="Arial" w:eastAsia="Arial" w:hAnsi="Arial"/>
+          <w:sz w:val="22"/>
+          <w:szCs w:val="22"/>
+          <w:rtl w:val="0"/>
+        </w:rPr>
+        <w:t xml:space="preserve">O logótipo do Lifinity é representado por um Ouroboros</w:t>
+      </w:r>
+      <w:hyperlink w:anchor="bookmark=id.hxrymyrwdv35">
         <w:r>
           <w:rPr>
-            <w:color w:val="1F6F54"/>
+            <w:rFonts w:ascii="Arial" w:cs="Arial" w:eastAsia="Arial" w:hAnsi="Arial"/>
+            <w:color w:val="1f6f54"/>
             <w:u w:val="single"/>
-            <w:rFonts w:ascii="Arial" w:hAnsi="Arial" w:cs="Arial"/>
+            <w:rtl w:val="0"/>
           </w:rPr>
-          <w:t>[21]</w:t>
+          <w:t xml:space="preserve">[21]</w:t>
         </w:r>
       </w:hyperlink>
       <w:r>
         <w:rPr>
-          <w:rFonts w:ascii="Arial" w:hAnsi="Arial"/>
-          <w:sz w:val="22"/>
-        </w:rPr>
-        <w:t>, isto é, a figura de uma serpente que morde a própria cauda e forma um ciclo contínuo. O Ouroboros simboliza o ciclo, a continuidade e a renovação infinita, conceitos que se ligam diretamente à minha ideia central da aplicação:</w:t>
+          <w:rFonts w:ascii="Arial" w:cs="Arial" w:eastAsia="Arial" w:hAnsi="Arial"/>
+          <w:sz w:val="22"/>
+          <w:szCs w:val="22"/>
+          <w:rtl w:val="0"/>
+        </w:rPr>
+        <w:t xml:space="preserve">, isto é, a figura de uma serpente que morde a própria cauda e forma um ciclo contínuo. O Ouroboros simboliza o ciclo, a continuidade e a renovação infinita, conceitos que se ligam diretamente à minha ideia central da aplicação:</w:t>
+      </w:r>
+      <w:r>
+        <w:rPr>
+          <w:rtl w:val="0"/>
+        </w:rPr>
       </w:r>
     </w:p>
     <w:p>
@@ -7218,7 +7371,7 @@
           <wp:inline distB="114300" distT="114300" distL="114300" distR="114300">
             <wp:extent cx="3598383" cy="2016676"/>
             <wp:effectExtent b="0" l="0" r="0" t="0"/>
-            <wp:docPr id="9" name="image1.png"/>
+            <wp:docPr id="12" name="image1.png"/>
             <a:graphic>
               <a:graphicData uri="http://schemas.openxmlformats.org/drawingml/2006/picture">
                 <pic:pic>
@@ -7227,7 +7380,7 @@
                     <pic:cNvPicPr preferRelativeResize="0"/>
                   </pic:nvPicPr>
                   <pic:blipFill>
-                    <a:blip r:embed="rId10"/>
+                    <a:blip r:embed="rId11"/>
                     <a:srcRect b="0" l="0" r="0" t="0"/>
                     <a:stretch>
                       <a:fillRect/>
@@ -7295,11 +7448,6 @@
         </w:rPr>
         <w:t xml:space="preserve"> </w:t>
       </w:r>
-      <w:r>
-        <w:rPr>
-          <w:rtl w:val="0"/>
-        </w:rPr>
-      </w:r>
     </w:p>
     <w:p>
       <w:pPr>
@@ -7340,12 +7488,13 @@
       <w:pPr>
         <w:pStyle w:val="Heading2"/>
         <w:tabs>
+          <w:tab w:val="left" w:leader="none" w:pos="0"/>
           <w:tab w:val="left" w:leader="none" w:pos="0"/>
         </w:tabs>
         <w:ind w:left="3259.8425196850394" w:firstLine="0"/>
         <w:rPr/>
       </w:pPr>
-      <w:bookmarkStart w:colFirst="0" w:colLast="0" w:name="_6me4u6shvuxz" w:id="12"/>
+      <w:bookmarkStart w:colFirst="0" w:colLast="0" w:name="_heading=h.3lk7z3sproro" w:id="12"/>
       <w:bookmarkEnd w:id="12"/>
       <w:r>
         <w:rPr>
@@ -7366,28 +7515,38 @@
       </w:pPr>
       <w:r>
         <w:rPr>
-          <w:rFonts w:ascii="Arial" w:hAnsi="Arial"/>
-          <w:sz w:val="22"/>
+          <w:rFonts w:ascii="Arial" w:cs="Arial" w:eastAsia="Arial" w:hAnsi="Arial"/>
+          <w:sz w:val="22"/>
+          <w:szCs w:val="22"/>
+          <w:rtl w:val="0"/>
         </w:rPr>
         <w:tab/>
-        <w:t>No desenvolvimento do Lifinity, tentei seguir as fases definidas no planeamento, assim como um conjunto de boas práticas de engenharia de software</w:t>
-      </w:r>
-      <w:hyperlink w:anchor="gloss22">
+        <w:t xml:space="preserve">No desenvolvimento do Lifinity, tentei seguir as fases definidas no planeamento, assim como um conjunto de boas práticas de engenharia de software</w:t>
+      </w:r>
+      <w:hyperlink w:anchor="bookmark=id.m3nk3hxp4eik">
         <w:r>
           <w:rPr>
-            <w:color w:val="1F6F54"/>
+            <w:rFonts w:ascii="Arial" w:cs="Arial" w:eastAsia="Arial" w:hAnsi="Arial"/>
+            <w:color w:val="1f6f54"/>
             <w:u w:val="single"/>
-            <w:rFonts w:ascii="Arial" w:hAnsi="Arial" w:cs="Arial"/>
+            <w:rtl w:val="0"/>
           </w:rPr>
-          <w:t>[22]</w:t>
+          <w:t xml:space="preserve">[22]</w:t>
         </w:r>
       </w:hyperlink>
       <w:r>
         <w:rPr>
-          <w:rFonts w:ascii="Arial" w:hAnsi="Arial"/>
-          <w:sz w:val="22"/>
+          <w:rFonts w:ascii="Arial" w:cs="Arial" w:eastAsia="Arial" w:hAnsi="Arial"/>
+          <w:sz w:val="22"/>
+          <w:szCs w:val="22"/>
+          <w:rtl w:val="0"/>
         </w:rPr>
         <w:t xml:space="preserve">, para produzir uma aplicação organizada, segura e preparada para crescer. </w:t>
+      </w:r>
+      <w:r>
+        <w:rPr>
+          <w:rtl w:val="0"/>
+        </w:rPr>
       </w:r>
     </w:p>
     <w:p>
@@ -7395,10 +7554,11 @@
         <w:pStyle w:val="Heading3"/>
         <w:tabs>
           <w:tab w:val="left" w:leader="none" w:pos="0"/>
+          <w:tab w:val="left" w:leader="none" w:pos="0"/>
         </w:tabs>
         <w:rPr/>
       </w:pPr>
-      <w:bookmarkStart w:colFirst="0" w:colLast="0" w:name="_7nk1f1hqgyq4" w:id="13"/>
+      <w:bookmarkStart w:colFirst="0" w:colLast="0" w:name="_heading=h.pi2eromo7adm" w:id="13"/>
       <w:bookmarkEnd w:id="13"/>
       <w:r>
         <w:rPr>
@@ -7419,28 +7579,38 @@
       </w:pPr>
       <w:r>
         <w:rPr>
-          <w:rFonts w:ascii="Arial" w:hAnsi="Arial"/>
-          <w:sz w:val="22"/>
+          <w:rFonts w:ascii="Arial" w:cs="Arial" w:eastAsia="Arial" w:hAnsi="Arial"/>
+          <w:sz w:val="22"/>
+          <w:szCs w:val="22"/>
+          <w:rtl w:val="0"/>
         </w:rPr>
         <w:tab/>
-        <w:t>A primeira decisão foi organizar o projeto de forma clara, separei–o em quatro partes: O backend (servidor e API</w:t>
-      </w:r>
-      <w:hyperlink w:anchor="gloss23">
+        <w:t xml:space="preserve">A primeira decisão foi organizar o projeto de forma clara, separei–o em quatro partes: O backend (servidor e API</w:t>
+      </w:r>
+      <w:hyperlink w:anchor="bookmark=id.2tme50eag0s7">
         <w:r>
           <w:rPr>
-            <w:color w:val="1F6F54"/>
+            <w:rFonts w:ascii="Arial" w:cs="Arial" w:eastAsia="Arial" w:hAnsi="Arial"/>
+            <w:color w:val="1f6f54"/>
             <w:u w:val="single"/>
-            <w:rFonts w:ascii="Arial" w:hAnsi="Arial" w:cs="Arial"/>
+            <w:rtl w:val="0"/>
           </w:rPr>
-          <w:t>[23]</w:t>
+          <w:t xml:space="preserve">[23]</w:t>
         </w:r>
       </w:hyperlink>
       <w:r>
         <w:rPr>
-          <w:rFonts w:ascii="Arial" w:hAnsi="Arial"/>
-          <w:sz w:val="22"/>
-        </w:rPr>
-        <w:t>), o frontend (interface), a aplicação android e a pasta de documentação.</w:t>
+          <w:rFonts w:ascii="Arial" w:cs="Arial" w:eastAsia="Arial" w:hAnsi="Arial"/>
+          <w:sz w:val="22"/>
+          <w:szCs w:val="22"/>
+          <w:rtl w:val="0"/>
+        </w:rPr>
+        <w:t xml:space="preserve">), o frontend (interface), a aplicação android e a pasta de documentação.</w:t>
+      </w:r>
+      <w:r>
+        <w:rPr>
+          <w:rtl w:val="0"/>
+        </w:rPr>
       </w:r>
     </w:p>
     <w:p>
@@ -7455,79 +7625,98 @@
       </w:pPr>
       <w:r>
         <w:rPr>
-          <w:rFonts w:ascii="Arial" w:hAnsi="Arial"/>
-          <w:sz w:val="22"/>
-        </w:rPr>
-        <w:t>Dentro do backend, o código foi dividido por “responsabilidades”, as rotas</w:t>
-      </w:r>
-      <w:hyperlink w:anchor="gloss24">
+          <w:rFonts w:ascii="Arial" w:cs="Arial" w:eastAsia="Arial" w:hAnsi="Arial"/>
+          <w:sz w:val="22"/>
+          <w:szCs w:val="22"/>
+          <w:rtl w:val="0"/>
+        </w:rPr>
+        <w:t xml:space="preserve">Dentro do backend, o código foi dividido por “responsabilidades”, as rotas</w:t>
+      </w:r>
+      <w:hyperlink w:anchor="bookmark=id.3xyc506ivc07">
         <w:r>
           <w:rPr>
-            <w:color w:val="1F6F54"/>
+            <w:rFonts w:ascii="Arial" w:cs="Arial" w:eastAsia="Arial" w:hAnsi="Arial"/>
+            <w:color w:val="1f6f54"/>
             <w:u w:val="single"/>
-            <w:rFonts w:ascii="Arial" w:hAnsi="Arial" w:cs="Arial"/>
+            <w:rtl w:val="0"/>
           </w:rPr>
-          <w:t>[24]</w:t>
+          <w:t xml:space="preserve">[24]</w:t>
         </w:r>
       </w:hyperlink>
       <w:r>
         <w:rPr>
-          <w:rFonts w:ascii="Arial" w:hAnsi="Arial"/>
-          <w:sz w:val="22"/>
+          <w:rFonts w:ascii="Arial" w:cs="Arial" w:eastAsia="Arial" w:hAnsi="Arial"/>
+          <w:sz w:val="22"/>
+          <w:szCs w:val="22"/>
+          <w:rtl w:val="0"/>
         </w:rPr>
         <w:t xml:space="preserve"> definem os endpoints</w:t>
       </w:r>
-      <w:hyperlink w:anchor="gloss25">
+      <w:hyperlink w:anchor="bookmark=id.ysryijk3a4ij">
         <w:r>
           <w:rPr>
-            <w:color w:val="1F6F54"/>
+            <w:rFonts w:ascii="Arial" w:cs="Arial" w:eastAsia="Arial" w:hAnsi="Arial"/>
+            <w:color w:val="1f6f54"/>
             <w:u w:val="single"/>
-            <w:rFonts w:ascii="Arial" w:hAnsi="Arial" w:cs="Arial"/>
+            <w:rtl w:val="0"/>
           </w:rPr>
-          <w:t>[25]</w:t>
+          <w:t xml:space="preserve">[25]</w:t>
         </w:r>
       </w:hyperlink>
       <w:r>
         <w:rPr>
-          <w:rFonts w:ascii="Arial" w:hAnsi="Arial"/>
-          <w:sz w:val="22"/>
-        </w:rPr>
-        <w:t>, os controllers</w:t>
-      </w:r>
-      <w:hyperlink w:anchor="gloss26">
+          <w:rFonts w:ascii="Arial" w:cs="Arial" w:eastAsia="Arial" w:hAnsi="Arial"/>
+          <w:sz w:val="22"/>
+          <w:szCs w:val="22"/>
+          <w:rtl w:val="0"/>
+        </w:rPr>
+        <w:t xml:space="preserve">, os controllers</w:t>
+      </w:r>
+      <w:hyperlink w:anchor="bookmark=id.u9k17fx5u2kg">
         <w:r>
           <w:rPr>
-            <w:color w:val="1F6F54"/>
+            <w:rFonts w:ascii="Arial" w:cs="Arial" w:eastAsia="Arial" w:hAnsi="Arial"/>
+            <w:color w:val="1f6f54"/>
             <w:u w:val="single"/>
-            <w:rFonts w:ascii="Arial" w:hAnsi="Arial" w:cs="Arial"/>
+            <w:rtl w:val="0"/>
           </w:rPr>
-          <w:t>[26]</w:t>
+          <w:t xml:space="preserve">[26]</w:t>
         </w:r>
       </w:hyperlink>
       <w:r>
         <w:rPr>
-          <w:rFonts w:ascii="Arial" w:hAnsi="Arial"/>
-          <w:sz w:val="22"/>
+          <w:rFonts w:ascii="Arial" w:cs="Arial" w:eastAsia="Arial" w:hAnsi="Arial"/>
+          <w:sz w:val="22"/>
+          <w:szCs w:val="22"/>
+          <w:rtl w:val="0"/>
         </w:rPr>
         <w:t xml:space="preserve"> contêm a lógica de cada funcionalidade, os middlewares</w:t>
       </w:r>
-      <w:hyperlink w:anchor="gloss27">
+      <w:hyperlink w:anchor="bookmark=id.4klmqaile2yz">
         <w:r>
           <w:rPr>
-            <w:color w:val="1F6F54"/>
+            <w:rFonts w:ascii="Arial" w:cs="Arial" w:eastAsia="Arial" w:hAnsi="Arial"/>
+            <w:color w:val="1f6f54"/>
             <w:u w:val="single"/>
-            <w:rFonts w:ascii="Arial" w:hAnsi="Arial" w:cs="Arial"/>
+            <w:rtl w:val="0"/>
           </w:rPr>
-          <w:t>[27]</w:t>
+          <w:t xml:space="preserve">[27]</w:t>
         </w:r>
       </w:hyperlink>
       <w:r>
         <w:rPr>
-          <w:rFonts w:ascii="Arial" w:hAnsi="Arial"/>
-          <w:sz w:val="22"/>
+          <w:rFonts w:ascii="Arial" w:cs="Arial" w:eastAsia="Arial" w:hAnsi="Arial"/>
+          <w:sz w:val="22"/>
+          <w:szCs w:val="22"/>
+          <w:rtl w:val="0"/>
         </w:rPr>
         <w:t xml:space="preserve"> tratam da autenticação e a configuração guarda a ligação à base de dados. Esta separação serviu para evitar que eu concentrasse tudo num único ficheiro, para tornar o código mais legível e mais fácil de gerir.</w:t>
       </w:r>
+      <w:r>
+        <w:rPr>
+          <w:rtl w:val="0"/>
+        </w:rPr>
+      </w:r>
     </w:p>
     <w:p>
       <w:pPr>
@@ -7541,28 +7730,38 @@
       </w:pPr>
       <w:r>
         <w:rPr>
-          <w:rFonts w:ascii="Arial" w:hAnsi="Arial"/>
-          <w:sz w:val="22"/>
-        </w:rPr>
-        <w:t>No frontend apliquei a mesma “filosofia”: as páginas ficaram separadas dos componentes reutilizáveis. Sempre que um elemento visual era usado várias vezes, como botões, cartões ou modais, foi transformado em componente reutilizável, para evitar a redundância</w:t>
-      </w:r>
-      <w:hyperlink w:anchor="gloss28">
+          <w:rFonts w:ascii="Arial" w:cs="Arial" w:eastAsia="Arial" w:hAnsi="Arial"/>
+          <w:sz w:val="22"/>
+          <w:szCs w:val="22"/>
+          <w:rtl w:val="0"/>
+        </w:rPr>
+        <w:t xml:space="preserve">No frontend apliquei a mesma “filosofia”: as páginas ficaram separadas dos componentes reutilizáveis. Sempre que um elemento visual era usado várias vezes, como botões, cartões ou modais, foi transformado em componente reutilizável, para evitar a redundância</w:t>
+      </w:r>
+      <w:hyperlink w:anchor="bookmark=id.1bxaqy4vdkw9">
         <w:r>
           <w:rPr>
-            <w:color w:val="1F6F54"/>
+            <w:rFonts w:ascii="Arial" w:cs="Arial" w:eastAsia="Arial" w:hAnsi="Arial"/>
+            <w:color w:val="1f6f54"/>
             <w:u w:val="single"/>
-            <w:rFonts w:ascii="Arial" w:hAnsi="Arial" w:cs="Arial"/>
+            <w:rtl w:val="0"/>
           </w:rPr>
-          <w:t>[28]</w:t>
+          <w:t xml:space="preserve">[28]</w:t>
         </w:r>
       </w:hyperlink>
       <w:r>
         <w:rPr>
-          <w:rFonts w:ascii="Arial" w:hAnsi="Arial"/>
-          <w:sz w:val="22"/>
+          <w:rFonts w:ascii="Arial" w:cs="Arial" w:eastAsia="Arial" w:hAnsi="Arial"/>
+          <w:sz w:val="22"/>
+          <w:szCs w:val="22"/>
+          <w:rtl w:val="0"/>
         </w:rPr>
         <w:t xml:space="preserve"> de código e garantir que uma alteração num único sítio reflete em toda a aplicação. Ou seja, tentei não repetir lógica nem estrutura desnecessariamente.</w:t>
       </w:r>
+      <w:r>
+        <w:rPr>
+          <w:rtl w:val="0"/>
+        </w:rPr>
+      </w:r>
     </w:p>
     <w:p>
       <w:pPr>
@@ -7576,27 +7775,37 @@
       </w:pPr>
       <w:r>
         <w:rPr>
-          <w:rFonts w:ascii="Arial" w:hAnsi="Arial"/>
-          <w:sz w:val="22"/>
-        </w:rPr>
-        <w:t>Já a aplicação Android, ficou na pasta própria e seguiu a organização típica de um projeto Android nativo (ou pelo menos como o professor nos ensinou), com as Activities, os Adapters das listas e os layouts em XML</w:t>
-      </w:r>
-      <w:hyperlink w:anchor="gloss29">
+          <w:rFonts w:ascii="Arial" w:cs="Arial" w:eastAsia="Arial" w:hAnsi="Arial"/>
+          <w:sz w:val="22"/>
+          <w:szCs w:val="22"/>
+          <w:rtl w:val="0"/>
+        </w:rPr>
+        <w:t xml:space="preserve">Já a aplicação Android, ficou na pasta própria e seguiu a organização típica de um projeto Android nativo (ou pelo menos como o professor nos ensinou), com as Activities, os Adapters das listas e os layouts em XML</w:t>
+      </w:r>
+      <w:hyperlink w:anchor="bookmark=id.ey7hw4x9cyo5">
         <w:r>
           <w:rPr>
-            <w:color w:val="1F6F54"/>
+            <w:rFonts w:ascii="Arial" w:cs="Arial" w:eastAsia="Arial" w:hAnsi="Arial"/>
+            <w:color w:val="1f6f54"/>
             <w:u w:val="single"/>
-            <w:rFonts w:ascii="Arial" w:hAnsi="Arial" w:cs="Arial"/>
+            <w:rtl w:val="0"/>
           </w:rPr>
-          <w:t>[29]</w:t>
+          <w:t xml:space="preserve">[29]</w:t>
         </w:r>
       </w:hyperlink>
       <w:r>
         <w:rPr>
-          <w:rFonts w:ascii="Arial" w:hAnsi="Arial"/>
-          <w:sz w:val="22"/>
+          <w:rFonts w:ascii="Arial" w:cs="Arial" w:eastAsia="Arial" w:hAnsi="Arial"/>
+          <w:sz w:val="22"/>
+          <w:szCs w:val="22"/>
+          <w:rtl w:val="0"/>
         </w:rPr>
         <w:t xml:space="preserve"> separados. Apesar de ser uma plataforma diferente, seguiu o mesmo princípio de separação de responsabilidades e comunicou com o mesmo backend, para aproveitar toda a API que já tinha criado.</w:t>
+      </w:r>
+      <w:r>
+        <w:rPr>
+          <w:rtl w:val="0"/>
+        </w:rPr>
       </w:r>
     </w:p>
     <w:p>
@@ -7604,10 +7813,11 @@
         <w:pStyle w:val="Heading3"/>
         <w:tabs>
           <w:tab w:val="left" w:leader="none" w:pos="0"/>
+          <w:tab w:val="left" w:leader="none" w:pos="0"/>
         </w:tabs>
         <w:rPr/>
       </w:pPr>
-      <w:bookmarkStart w:colFirst="0" w:colLast="0" w:name="_cxmtpcbeyy5m" w:id="14"/>
+      <w:bookmarkStart w:colFirst="0" w:colLast="0" w:name="_heading=h.86t0u3can93z" w:id="14"/>
       <w:bookmarkEnd w:id="14"/>
       <w:r>
         <w:rPr>
@@ -7620,10 +7830,11 @@
         <w:pStyle w:val="Heading3"/>
         <w:tabs>
           <w:tab w:val="left" w:leader="none" w:pos="0"/>
+          <w:tab w:val="left" w:leader="none" w:pos="0"/>
         </w:tabs>
         <w:rPr/>
       </w:pPr>
-      <w:bookmarkStart w:colFirst="0" w:colLast="0" w:name="_4y8cniemi44m" w:id="15"/>
+      <w:bookmarkStart w:colFirst="0" w:colLast="0" w:name="_heading=h.w7xo0gprp1w3" w:id="15"/>
       <w:bookmarkEnd w:id="15"/>
       <w:r>
         <w:rPr>
@@ -7644,114 +7855,139 @@
       </w:pPr>
       <w:r>
         <w:rPr>
-          <w:rFonts w:ascii="Arial" w:hAnsi="Arial"/>
-          <w:sz w:val="22"/>
+          <w:rFonts w:ascii="Arial" w:cs="Arial" w:eastAsia="Arial" w:hAnsi="Arial"/>
+          <w:sz w:val="22"/>
+          <w:szCs w:val="22"/>
+          <w:rtl w:val="0"/>
         </w:rPr>
         <w:tab/>
-        <w:t>O Lifinity é composto por uma arquitetura cliente-servidor</w:t>
-      </w:r>
-      <w:hyperlink w:anchor="gloss30">
+        <w:t xml:space="preserve">O Lifinity é composto por uma arquitetura cliente-servidor</w:t>
+      </w:r>
+      <w:hyperlink w:anchor="bookmark=id.d8eiatwdfsdb">
         <w:r>
           <w:rPr>
-            <w:color w:val="1F6F54"/>
+            <w:rFonts w:ascii="Arial" w:cs="Arial" w:eastAsia="Arial" w:hAnsi="Arial"/>
+            <w:color w:val="1f6f54"/>
             <w:u w:val="single"/>
-            <w:rFonts w:ascii="Arial" w:hAnsi="Arial" w:cs="Arial"/>
+            <w:rtl w:val="0"/>
           </w:rPr>
-          <w:t>[30]</w:t>
+          <w:t xml:space="preserve">[30]</w:t>
         </w:r>
       </w:hyperlink>
       <w:r>
         <w:rPr>
-          <w:rFonts w:ascii="Arial" w:hAnsi="Arial"/>
-          <w:sz w:val="22"/>
-        </w:rPr>
-        <w:t>, assim como já mencionei antes. O cliente nunca acede diretamente à base de dados, mas sim através de pedidos HTTP</w:t>
-      </w:r>
-      <w:hyperlink w:anchor="gloss31">
+          <w:rFonts w:ascii="Arial" w:cs="Arial" w:eastAsia="Arial" w:hAnsi="Arial"/>
+          <w:sz w:val="22"/>
+          <w:szCs w:val="22"/>
+          <w:rtl w:val="0"/>
+        </w:rPr>
+        <w:t xml:space="preserve">, assim como já mencionei antes. O cliente nunca acede diretamente à base de dados, mas sim através de pedidos HTTP</w:t>
+      </w:r>
+      <w:hyperlink w:anchor="bookmark=id.fs8s6dxzr94o">
         <w:r>
           <w:rPr>
-            <w:color w:val="1F6F54"/>
+            <w:rFonts w:ascii="Arial" w:cs="Arial" w:eastAsia="Arial" w:hAnsi="Arial"/>
+            <w:color w:val="1f6f54"/>
             <w:u w:val="single"/>
-            <w:rFonts w:ascii="Arial" w:hAnsi="Arial" w:cs="Arial"/>
+            <w:rtl w:val="0"/>
           </w:rPr>
-          <w:t>[31]</w:t>
+          <w:t xml:space="preserve">[31]</w:t>
         </w:r>
       </w:hyperlink>
       <w:r>
         <w:rPr>
-          <w:rFonts w:ascii="Arial" w:hAnsi="Arial"/>
-          <w:sz w:val="22"/>
-        </w:rPr>
-        <w:t>, e o servidor responde em formato JSON</w:t>
-      </w:r>
-      <w:hyperlink w:anchor="gloss32">
+          <w:rFonts w:ascii="Arial" w:cs="Arial" w:eastAsia="Arial" w:hAnsi="Arial"/>
+          <w:sz w:val="22"/>
+          <w:szCs w:val="22"/>
+          <w:rtl w:val="0"/>
+        </w:rPr>
+        <w:t xml:space="preserve">, e o servidor responde em formato JSON</w:t>
+      </w:r>
+      <w:hyperlink w:anchor="bookmark=id.2rmfoz56f35o">
         <w:r>
           <w:rPr>
-            <w:color w:val="1F6F54"/>
+            <w:rFonts w:ascii="Arial" w:cs="Arial" w:eastAsia="Arial" w:hAnsi="Arial"/>
+            <w:color w:val="1f6f54"/>
             <w:u w:val="single"/>
-            <w:rFonts w:ascii="Arial" w:hAnsi="Arial" w:cs="Arial"/>
+            <w:rtl w:val="0"/>
           </w:rPr>
-          <w:t>[32]</w:t>
+          <w:t xml:space="preserve">[32]</w:t>
         </w:r>
       </w:hyperlink>
       <w:r>
         <w:rPr>
-          <w:rFonts w:ascii="Arial" w:hAnsi="Arial"/>
-          <w:sz w:val="22"/>
-        </w:rPr>
-        <w:t>, igual a uma API REST</w:t>
-      </w:r>
-      <w:hyperlink w:anchor="gloss33">
+          <w:rFonts w:ascii="Arial" w:cs="Arial" w:eastAsia="Arial" w:hAnsi="Arial"/>
+          <w:sz w:val="22"/>
+          <w:szCs w:val="22"/>
+          <w:rtl w:val="0"/>
+        </w:rPr>
+        <w:t xml:space="preserve">, igual a uma API REST</w:t>
+      </w:r>
+      <w:hyperlink w:anchor="bookmark=id.8cp8ldj3e6ol">
         <w:r>
           <w:rPr>
-            <w:color w:val="1F6F54"/>
+            <w:rFonts w:ascii="Arial" w:cs="Arial" w:eastAsia="Arial" w:hAnsi="Arial"/>
+            <w:color w:val="1f6f54"/>
             <w:u w:val="single"/>
-            <w:rFonts w:ascii="Arial" w:hAnsi="Arial" w:cs="Arial"/>
+            <w:rtl w:val="0"/>
           </w:rPr>
-          <w:t>[33]</w:t>
+          <w:t xml:space="preserve">[33]</w:t>
         </w:r>
       </w:hyperlink>
       <w:r>
         <w:rPr>
-          <w:rFonts w:ascii="Arial" w:hAnsi="Arial"/>
-          <w:sz w:val="22"/>
-        </w:rPr>
-        <w:t>. Essa separação deu-me a vantagem do mesmo backend servir para tanto a aplicação web como a aplicação android. No frontend, os pedidos foram feitos com a biblioteca Axios</w:t>
-      </w:r>
-      <w:hyperlink w:anchor="gloss34">
+          <w:rFonts w:ascii="Arial" w:cs="Arial" w:eastAsia="Arial" w:hAnsi="Arial"/>
+          <w:sz w:val="22"/>
+          <w:szCs w:val="22"/>
+          <w:rtl w:val="0"/>
+        </w:rPr>
+        <w:t xml:space="preserve">. Essa separação deu-me a vantagem do mesmo backend servir para tanto a aplicação web como a aplicação android. No frontend, os pedidos foram feitos com a biblioteca Axios</w:t>
+      </w:r>
+      <w:hyperlink w:anchor="bookmark=id.ppzuwvja4mxn">
         <w:r>
           <w:rPr>
-            <w:color w:val="1F6F54"/>
+            <w:rFonts w:ascii="Arial" w:cs="Arial" w:eastAsia="Arial" w:hAnsi="Arial"/>
+            <w:color w:val="1f6f54"/>
             <w:u w:val="single"/>
-            <w:rFonts w:ascii="Arial" w:hAnsi="Arial" w:cs="Arial"/>
+            <w:rtl w:val="0"/>
           </w:rPr>
-          <w:t>[34]</w:t>
+          <w:t xml:space="preserve">[34]</w:t>
         </w:r>
       </w:hyperlink>
       <w:r>
         <w:rPr>
-          <w:rFonts w:ascii="Arial" w:hAnsi="Arial"/>
-          <w:sz w:val="22"/>
-        </w:rPr>
-        <w:t>; na aplicação android, com a biblioteca Retrofit</w:t>
-      </w:r>
-      <w:hyperlink w:anchor="gloss35">
+          <w:rFonts w:ascii="Arial" w:cs="Arial" w:eastAsia="Arial" w:hAnsi="Arial"/>
+          <w:sz w:val="22"/>
+          <w:szCs w:val="22"/>
+          <w:rtl w:val="0"/>
+        </w:rPr>
+        <w:t xml:space="preserve">; na aplicação android, com a biblioteca Retrofit</w:t>
+      </w:r>
+      <w:hyperlink w:anchor="bookmark=id.q3m34uhc3v3">
         <w:r>
           <w:rPr>
-            <w:color w:val="1F6F54"/>
+            <w:rFonts w:ascii="Arial" w:cs="Arial" w:eastAsia="Arial" w:hAnsi="Arial"/>
+            <w:color w:val="1f6f54"/>
             <w:u w:val="single"/>
-            <w:rFonts w:ascii="Arial" w:hAnsi="Arial" w:cs="Arial"/>
+            <w:rtl w:val="0"/>
           </w:rPr>
-          <w:t>[35]</w:t>
+          <w:t xml:space="preserve">[35]</w:t>
         </w:r>
       </w:hyperlink>
       <w:r>
         <w:rPr>
-          <w:rFonts w:ascii="Arial" w:hAnsi="Arial"/>
-          <w:sz w:val="22"/>
+          <w:rFonts w:ascii="Arial" w:cs="Arial" w:eastAsia="Arial" w:hAnsi="Arial"/>
+          <w:sz w:val="22"/>
+          <w:szCs w:val="22"/>
+          <w:rtl w:val="0"/>
         </w:rPr>
         <w:t xml:space="preserve">, mas ambos comunicam com a mesma API. </w:t>
       </w:r>
+      <w:r>
+        <w:rPr>
+          <w:rtl w:val="0"/>
+        </w:rPr>
+      </w:r>
     </w:p>
     <w:p>
       <w:pPr>
@@ -7765,45 +8001,58 @@
       </w:pPr>
       <w:r>
         <w:rPr>
-          <w:rFonts w:ascii="Arial" w:hAnsi="Arial"/>
-          <w:sz w:val="22"/>
+          <w:rFonts w:ascii="Arial" w:cs="Arial" w:eastAsia="Arial" w:hAnsi="Arial"/>
+          <w:sz w:val="22"/>
+          <w:szCs w:val="22"/>
+          <w:rtl w:val="0"/>
         </w:rPr>
         <w:tab/>
-        <w:t>Em ambiente de desenvolvimento, esta comunicação dependia da resolução de nomes: o servidor corre em localhost</w:t>
-      </w:r>
-      <w:hyperlink w:anchor="gloss36">
+        <w:t xml:space="preserve">Em ambiente de desenvolvimento, esta comunicação dependia da resolução de nomes: o servidor corre em localhost</w:t>
+      </w:r>
+      <w:hyperlink w:anchor="bookmark=id.p7zf9z539mmp">
         <w:r>
           <w:rPr>
-            <w:color w:val="1F6F54"/>
+            <w:rFonts w:ascii="Arial" w:cs="Arial" w:eastAsia="Arial" w:hAnsi="Arial"/>
+            <w:color w:val="1f6f54"/>
             <w:u w:val="single"/>
-            <w:rFonts w:ascii="Arial" w:hAnsi="Arial" w:cs="Arial"/>
+            <w:rtl w:val="0"/>
           </w:rPr>
-          <w:t>[36]</w:t>
+          <w:t xml:space="preserve">[36]</w:t>
         </w:r>
       </w:hyperlink>
       <w:r>
         <w:rPr>
-          <w:rFonts w:ascii="Arial" w:hAnsi="Arial"/>
-          <w:sz w:val="22"/>
+          <w:rFonts w:ascii="Arial" w:cs="Arial" w:eastAsia="Arial" w:hAnsi="Arial"/>
+          <w:sz w:val="22"/>
+          <w:szCs w:val="22"/>
+          <w:rtl w:val="0"/>
         </w:rPr>
         <w:t xml:space="preserve"> (e foi traduzido localmente para 127.0.0.1 pelo ficheiro hosts</w:t>
       </w:r>
-      <w:hyperlink w:anchor="gloss37">
+      <w:hyperlink w:anchor="bookmark=id.yaolsk1rlt1r">
         <w:r>
           <w:rPr>
-            <w:color w:val="1F6F54"/>
+            <w:rFonts w:ascii="Arial" w:cs="Arial" w:eastAsia="Arial" w:hAnsi="Arial"/>
+            <w:color w:val="1f6f54"/>
             <w:u w:val="single"/>
-            <w:rFonts w:ascii="Arial" w:hAnsi="Arial" w:cs="Arial"/>
+            <w:rtl w:val="0"/>
           </w:rPr>
-          <w:t>[37]</w:t>
+          <w:t xml:space="preserve">[37]</w:t>
         </w:r>
       </w:hyperlink>
       <w:r>
         <w:rPr>
-          <w:rFonts w:ascii="Arial" w:hAnsi="Arial"/>
-          <w:sz w:val="22"/>
-        </w:rPr>
-        <w:t>) e a aplicação Android, no emulador, acedia ao servidor pelo endereço 10.0.2.2 . Se eu implantar o projeto realmente, isto teria de ser feito através de um servidor DNS e um domínio próprio.</w:t>
+          <w:rFonts w:ascii="Arial" w:cs="Arial" w:eastAsia="Arial" w:hAnsi="Arial"/>
+          <w:sz w:val="22"/>
+          <w:szCs w:val="22"/>
+          <w:rtl w:val="0"/>
+        </w:rPr>
+        <w:t xml:space="preserve">) e a aplicação Android, no emulador, acedia ao servidor pelo endereço 10.0.2.2 . Se eu implantar o projeto realmente, isto teria de ser feito através de um servidor DNS e um domínio próprio.</w:t>
+      </w:r>
+      <w:r>
+        <w:rPr>
+          <w:rtl w:val="0"/>
+        </w:rPr>
       </w:r>
     </w:p>
     <w:p>
@@ -7856,10 +8105,11 @@
         <w:pStyle w:val="Heading3"/>
         <w:tabs>
           <w:tab w:val="left" w:leader="none" w:pos="0"/>
+          <w:tab w:val="left" w:leader="none" w:pos="0"/>
         </w:tabs>
         <w:rPr/>
       </w:pPr>
-      <w:bookmarkStart w:colFirst="0" w:colLast="0" w:name="_pb102mybzv4h" w:id="16"/>
+      <w:bookmarkStart w:colFirst="0" w:colLast="0" w:name="_heading=h.qp4iwyk7e68a" w:id="16"/>
       <w:bookmarkEnd w:id="16"/>
       <w:r>
         <w:rPr>
@@ -7880,46 +8130,59 @@
       </w:pPr>
       <w:r>
         <w:rPr>
-          <w:rFonts w:ascii="Arial" w:hAnsi="Arial"/>
-          <w:sz w:val="22"/>
+          <w:rFonts w:ascii="Arial" w:cs="Arial" w:eastAsia="Arial" w:hAnsi="Arial"/>
+          <w:sz w:val="22"/>
+          <w:szCs w:val="22"/>
+          <w:rtl w:val="0"/>
         </w:rPr>
         <w:tab/>
-        <w:t>Eu desenhei a base de dados em MySQL e segui os princípios de normalização</w:t>
-      </w:r>
-      <w:hyperlink w:anchor="gloss38">
+        <w:t xml:space="preserve">Eu desenhei a base de dados em MySQL e segui os princípios de normalização</w:t>
+      </w:r>
+      <w:hyperlink w:anchor="bookmark=id.sbhznr489ire">
         <w:r>
           <w:rPr>
-            <w:color w:val="1F6F54"/>
+            <w:rFonts w:ascii="Arial" w:cs="Arial" w:eastAsia="Arial" w:hAnsi="Arial"/>
+            <w:color w:val="1f6f54"/>
             <w:u w:val="single"/>
-            <w:rFonts w:ascii="Arial" w:hAnsi="Arial" w:cs="Arial"/>
+            <w:rtl w:val="0"/>
           </w:rPr>
-          <w:t>[38]</w:t>
+          <w:t xml:space="preserve">[38]</w:t>
         </w:r>
       </w:hyperlink>
       <w:r>
         <w:rPr>
-          <w:rFonts w:ascii="Arial" w:hAnsi="Arial"/>
-          <w:sz w:val="22"/>
-        </w:rPr>
-        <w:t>, principalmente até à 3º Forma Normal</w:t>
-      </w:r>
-      <w:hyperlink w:anchor="gloss39">
+          <w:rFonts w:ascii="Arial" w:cs="Arial" w:eastAsia="Arial" w:hAnsi="Arial"/>
+          <w:sz w:val="22"/>
+          <w:szCs w:val="22"/>
+          <w:rtl w:val="0"/>
+        </w:rPr>
+        <w:t xml:space="preserve">, principalmente até à 3º Forma Normal</w:t>
+      </w:r>
+      <w:hyperlink w:anchor="bookmark=id.26mwnistb4p2">
         <w:r>
           <w:rPr>
-            <w:color w:val="1F6F54"/>
+            <w:rFonts w:ascii="Arial" w:cs="Arial" w:eastAsia="Arial" w:hAnsi="Arial"/>
+            <w:color w:val="1f6f54"/>
             <w:u w:val="single"/>
-            <w:rFonts w:ascii="Arial" w:hAnsi="Arial" w:cs="Arial"/>
+            <w:rtl w:val="0"/>
           </w:rPr>
-          <w:t>[39]</w:t>
+          <w:t xml:space="preserve">[39]</w:t>
         </w:r>
       </w:hyperlink>
       <w:r>
         <w:rPr>
-          <w:rFonts w:ascii="Arial" w:hAnsi="Arial"/>
-          <w:sz w:val="22"/>
+          <w:rFonts w:ascii="Arial" w:cs="Arial" w:eastAsia="Arial" w:hAnsi="Arial"/>
+          <w:sz w:val="22"/>
+          <w:szCs w:val="22"/>
+          <w:rtl w:val="0"/>
         </w:rPr>
         <w:t xml:space="preserve">, da maneira que nos foi ensinada pela professora. O objetivo era evitar a repetição desnecessária de dados, separar as entidades por responsabilidade e manter a integridade da informação. Um pequeno exemplo é que os versículos são guardados uma única vez e ligados aos utilizadores através de uma tabela de favoritos, para evitar duplicar o texto. </w:t>
       </w:r>
+      <w:r>
+        <w:rPr>
+          <w:rtl w:val="0"/>
+        </w:rPr>
+      </w:r>
     </w:p>
     <w:p>
       <w:pPr>
@@ -7933,113 +8196,138 @@
       </w:pPr>
       <w:r>
         <w:rPr>
-          <w:rFonts w:ascii="Arial" w:hAnsi="Arial"/>
-          <w:sz w:val="22"/>
+          <w:rFonts w:ascii="Arial" w:cs="Arial" w:eastAsia="Arial" w:hAnsi="Arial"/>
+          <w:sz w:val="22"/>
+          <w:szCs w:val="22"/>
+          <w:rtl w:val="0"/>
         </w:rPr>
         <w:tab/>
-        <w:t>A integridade referencial</w:t>
-      </w:r>
-      <w:hyperlink w:anchor="gloss40">
+        <w:t xml:space="preserve">A integridade referencial</w:t>
+      </w:r>
+      <w:hyperlink w:anchor="bookmark=id.ggykfvkoqae">
         <w:r>
           <w:rPr>
-            <w:color w:val="1F6F54"/>
+            <w:rFonts w:ascii="Arial" w:cs="Arial" w:eastAsia="Arial" w:hAnsi="Arial"/>
+            <w:color w:val="1f6f54"/>
             <w:u w:val="single"/>
-            <w:rFonts w:ascii="Arial" w:hAnsi="Arial" w:cs="Arial"/>
+            <w:rtl w:val="0"/>
           </w:rPr>
-          <w:t>[40]</w:t>
+          <w:t xml:space="preserve">[40]</w:t>
         </w:r>
       </w:hyperlink>
       <w:r>
         <w:rPr>
-          <w:rFonts w:ascii="Arial" w:hAnsi="Arial"/>
-          <w:sz w:val="22"/>
+          <w:rFonts w:ascii="Arial" w:cs="Arial" w:eastAsia="Arial" w:hAnsi="Arial"/>
+          <w:sz w:val="22"/>
+          <w:szCs w:val="22"/>
+          <w:rtl w:val="0"/>
         </w:rPr>
         <w:t xml:space="preserve"> é garantida através de chaves primárias</w:t>
       </w:r>
-      <w:hyperlink w:anchor="gloss41">
+      <w:hyperlink w:anchor="bookmark=id.78d0mdky7085">
         <w:r>
           <w:rPr>
-            <w:color w:val="1F6F54"/>
+            <w:rFonts w:ascii="Arial" w:cs="Arial" w:eastAsia="Arial" w:hAnsi="Arial"/>
+            <w:color w:val="1f6f54"/>
             <w:u w:val="single"/>
-            <w:rFonts w:ascii="Arial" w:hAnsi="Arial" w:cs="Arial"/>
+            <w:rtl w:val="0"/>
           </w:rPr>
-          <w:t>[41]</w:t>
+          <w:t xml:space="preserve">[41]</w:t>
         </w:r>
       </w:hyperlink>
       <w:r>
         <w:rPr>
-          <w:rFonts w:ascii="Arial" w:hAnsi="Arial"/>
-          <w:sz w:val="22"/>
+          <w:rFonts w:ascii="Arial" w:cs="Arial" w:eastAsia="Arial" w:hAnsi="Arial"/>
+          <w:sz w:val="22"/>
+          <w:szCs w:val="22"/>
+          <w:rtl w:val="0"/>
         </w:rPr>
         <w:t xml:space="preserve"> e estrangeiras</w:t>
       </w:r>
-      <w:hyperlink w:anchor="gloss42">
+      <w:hyperlink w:anchor="bookmark=id.e5v93ylnjlh3">
         <w:r>
           <w:rPr>
-            <w:color w:val="1F6F54"/>
+            <w:rFonts w:ascii="Arial" w:cs="Arial" w:eastAsia="Arial" w:hAnsi="Arial"/>
+            <w:color w:val="1f6f54"/>
             <w:u w:val="single"/>
-            <w:rFonts w:ascii="Arial" w:hAnsi="Arial" w:cs="Arial"/>
+            <w:rtl w:val="0"/>
           </w:rPr>
-          <w:t>[42]</w:t>
+          <w:t xml:space="preserve">[42]</w:t>
         </w:r>
       </w:hyperlink>
       <w:r>
         <w:rPr>
-          <w:rFonts w:ascii="Arial" w:hAnsi="Arial"/>
-          <w:sz w:val="22"/>
-        </w:rPr>
-        <w:t>. Para as relações de muitos-para-muitos</w:t>
-      </w:r>
-      <w:hyperlink w:anchor="gloss43">
+          <w:rFonts w:ascii="Arial" w:cs="Arial" w:eastAsia="Arial" w:hAnsi="Arial"/>
+          <w:sz w:val="22"/>
+          <w:szCs w:val="22"/>
+          <w:rtl w:val="0"/>
+        </w:rPr>
+        <w:t xml:space="preserve">. Para as relações de muitos-para-muitos</w:t>
+      </w:r>
+      <w:hyperlink w:anchor="bookmark=id.6y9daglb3gku">
         <w:r>
           <w:rPr>
-            <w:color w:val="1F6F54"/>
+            <w:rFonts w:ascii="Arial" w:cs="Arial" w:eastAsia="Arial" w:hAnsi="Arial"/>
+            <w:color w:val="1f6f54"/>
             <w:u w:val="single"/>
-            <w:rFonts w:ascii="Arial" w:hAnsi="Arial" w:cs="Arial"/>
+            <w:rtl w:val="0"/>
           </w:rPr>
-          <w:t>[43]</w:t>
+          <w:t xml:space="preserve">[43]</w:t>
         </w:r>
       </w:hyperlink>
       <w:r>
         <w:rPr>
-          <w:rFonts w:ascii="Arial" w:hAnsi="Arial"/>
-          <w:sz w:val="22"/>
+          <w:rFonts w:ascii="Arial" w:cs="Arial" w:eastAsia="Arial" w:hAnsi="Arial"/>
+          <w:sz w:val="22"/>
+          <w:szCs w:val="22"/>
+          <w:rtl w:val="0"/>
         </w:rPr>
         <w:t xml:space="preserve"> criei tabelas intermédias e usei regras como ON DELETE CASCADE</w:t>
       </w:r>
-      <w:hyperlink w:anchor="gloss44">
+      <w:hyperlink w:anchor="bookmark=id.jddvt6rrrux5">
         <w:r>
           <w:rPr>
-            <w:color w:val="1F6F54"/>
+            <w:rFonts w:ascii="Arial" w:cs="Arial" w:eastAsia="Arial" w:hAnsi="Arial"/>
+            <w:color w:val="1f6f54"/>
             <w:u w:val="single"/>
-            <w:rFonts w:ascii="Arial" w:hAnsi="Arial" w:cs="Arial"/>
+            <w:rtl w:val="0"/>
           </w:rPr>
-          <w:t>[44]</w:t>
+          <w:t xml:space="preserve">[44]</w:t>
         </w:r>
       </w:hyperlink>
       <w:r>
         <w:rPr>
-          <w:rFonts w:ascii="Arial" w:hAnsi="Arial"/>
-          <w:sz w:val="22"/>
+          <w:rFonts w:ascii="Arial" w:cs="Arial" w:eastAsia="Arial" w:hAnsi="Arial"/>
+          <w:sz w:val="22"/>
+          <w:szCs w:val="22"/>
+          <w:rtl w:val="0"/>
         </w:rPr>
         <w:t xml:space="preserve"> e ON DELETE SET NULL</w:t>
       </w:r>
-      <w:hyperlink w:anchor="gloss45">
+      <w:hyperlink w:anchor="bookmark=id.ve19yaj0zxqo">
         <w:r>
           <w:rPr>
-            <w:color w:val="1F6F54"/>
+            <w:rFonts w:ascii="Arial" w:cs="Arial" w:eastAsia="Arial" w:hAnsi="Arial"/>
+            <w:color w:val="1f6f54"/>
             <w:u w:val="single"/>
-            <w:rFonts w:ascii="Arial" w:hAnsi="Arial" w:cs="Arial"/>
+            <w:rtl w:val="0"/>
           </w:rPr>
-          <w:t>[45]</w:t>
+          <w:t xml:space="preserve">[45]</w:t>
         </w:r>
       </w:hyperlink>
       <w:r>
         <w:rPr>
-          <w:rFonts w:ascii="Arial" w:hAnsi="Arial"/>
-          <w:sz w:val="22"/>
-        </w:rPr>
-        <w:t>, conforme a necessidade de usá-las.</w:t>
+          <w:rFonts w:ascii="Arial" w:cs="Arial" w:eastAsia="Arial" w:hAnsi="Arial"/>
+          <w:sz w:val="22"/>
+          <w:szCs w:val="22"/>
+          <w:rtl w:val="0"/>
+        </w:rPr>
+        <w:t xml:space="preserve">, conforme a necessidade de usá-las.</w:t>
+      </w:r>
+      <w:r>
+        <w:rPr>
+          <w:rtl w:val="0"/>
+        </w:rPr>
       </w:r>
     </w:p>
     <w:p>
@@ -8067,10 +8355,11 @@
         <w:pStyle w:val="Heading3"/>
         <w:tabs>
           <w:tab w:val="left" w:leader="none" w:pos="0"/>
+          <w:tab w:val="left" w:leader="none" w:pos="0"/>
         </w:tabs>
         <w:rPr/>
       </w:pPr>
-      <w:bookmarkStart w:colFirst="0" w:colLast="0" w:name="_gr1hz3kg75z" w:id="17"/>
+      <w:bookmarkStart w:colFirst="0" w:colLast="0" w:name="_heading=h.gl4dmeirxgap" w:id="17"/>
       <w:bookmarkEnd w:id="17"/>
       <w:r>
         <w:rPr>
@@ -8091,29 +8380,39 @@
       </w:pPr>
       <w:r>
         <w:rPr>
-          <w:rFonts w:ascii="Arial" w:hAnsi="Arial"/>
-          <w:sz w:val="22"/>
+          <w:rFonts w:ascii="Arial" w:cs="Arial" w:eastAsia="Arial" w:hAnsi="Arial"/>
+          <w:sz w:val="22"/>
+          <w:szCs w:val="22"/>
+          <w:rtl w:val="0"/>
         </w:rPr>
         <w:tab/>
-        <w:t>Tentei tratar da segurança da melhor maneira possível, até com a ajuda do professor. A autenticação foi implementada com JWT</w:t>
-      </w:r>
-      <w:hyperlink w:anchor="gloss46">
+        <w:t xml:space="preserve">Tentei tratar da segurança da melhor maneira possível, até com a ajuda do professor. A autenticação foi implementada com JWT</w:t>
+      </w:r>
+      <w:hyperlink w:anchor="bookmark=id.kjj1tfw4h4x1">
         <w:r>
           <w:rPr>
-            <w:color w:val="1F6F54"/>
+            <w:rFonts w:ascii="Arial" w:cs="Arial" w:eastAsia="Arial" w:hAnsi="Arial"/>
+            <w:color w:val="1f6f54"/>
             <w:u w:val="single"/>
-            <w:rFonts w:ascii="Arial" w:hAnsi="Arial" w:cs="Arial"/>
+            <w:rtl w:val="0"/>
           </w:rPr>
-          <w:t>[46]</w:t>
+          <w:t xml:space="preserve">[46]</w:t>
         </w:r>
       </w:hyperlink>
       <w:r>
         <w:rPr>
-          <w:rFonts w:ascii="Arial" w:hAnsi="Arial"/>
-          <w:sz w:val="22"/>
+          <w:rFonts w:ascii="Arial" w:cs="Arial" w:eastAsia="Arial" w:hAnsi="Arial"/>
+          <w:sz w:val="22"/>
+          <w:szCs w:val="22"/>
+          <w:rtl w:val="0"/>
         </w:rPr>
         <w:t xml:space="preserve"> (JSON Web Tokens). Após o login, o servidor gera um token que o cliente guarda e envia em cada pedido, depois um middleware valida esse token antes de dar-lhe acesso a rotas protegidas, para garantir que cada utilizador só pode aceder aos seus próprios dados.</w:t>
       </w:r>
+      <w:r>
+        <w:rPr>
+          <w:rtl w:val="0"/>
+        </w:rPr>
+      </w:r>
     </w:p>
     <w:p>
       <w:pPr>
@@ -8127,79 +8426,98 @@
       </w:pPr>
       <w:r>
         <w:rPr>
-          <w:rFonts w:ascii="Arial" w:hAnsi="Arial"/>
-          <w:sz w:val="22"/>
+          <w:rFonts w:ascii="Arial" w:cs="Arial" w:eastAsia="Arial" w:hAnsi="Arial"/>
+          <w:sz w:val="22"/>
+          <w:szCs w:val="22"/>
+          <w:rtl w:val="0"/>
         </w:rPr>
         <w:tab/>
-        <w:t>As palavras-passe nunca são guardadas em texto simples. São protegidas com bcrypt, que aplica uma função de hash</w:t>
-      </w:r>
-      <w:hyperlink w:anchor="gloss47">
+        <w:t xml:space="preserve">As palavras-passe nunca são guardadas em texto simples. São protegidas com bcrypt, que aplica uma função de hash</w:t>
+      </w:r>
+      <w:hyperlink w:anchor="bookmark=id.v64pxfp16bph">
         <w:r>
           <w:rPr>
-            <w:color w:val="1F6F54"/>
+            <w:rFonts w:ascii="Arial" w:cs="Arial" w:eastAsia="Arial" w:hAnsi="Arial"/>
+            <w:color w:val="1f6f54"/>
             <w:u w:val="single"/>
-            <w:rFonts w:ascii="Arial" w:hAnsi="Arial" w:cs="Arial"/>
+            <w:rtl w:val="0"/>
           </w:rPr>
-          <w:t>[47]</w:t>
+          <w:t xml:space="preserve">[47]</w:t>
         </w:r>
       </w:hyperlink>
       <w:r>
         <w:rPr>
-          <w:rFonts w:ascii="Arial" w:hAnsi="Arial"/>
-          <w:sz w:val="22"/>
+          <w:rFonts w:ascii="Arial" w:cs="Arial" w:eastAsia="Arial" w:hAnsi="Arial"/>
+          <w:sz w:val="22"/>
+          <w:szCs w:val="22"/>
+          <w:rtl w:val="0"/>
         </w:rPr>
         <w:t xml:space="preserve"> com salt</w:t>
       </w:r>
-      <w:hyperlink w:anchor="gloss48">
+      <w:hyperlink w:anchor="bookmark=id.a69mx75hreoh">
         <w:r>
           <w:rPr>
-            <w:color w:val="1F6F54"/>
+            <w:rFonts w:ascii="Arial" w:cs="Arial" w:eastAsia="Arial" w:hAnsi="Arial"/>
+            <w:color w:val="1f6f54"/>
             <w:u w:val="single"/>
-            <w:rFonts w:ascii="Arial" w:hAnsi="Arial" w:cs="Arial"/>
+            <w:rtl w:val="0"/>
           </w:rPr>
-          <w:t>[48]</w:t>
+          <w:t xml:space="preserve">[48]</w:t>
         </w:r>
       </w:hyperlink>
       <w:r>
         <w:rPr>
-          <w:rFonts w:ascii="Arial" w:hAnsi="Arial"/>
-          <w:sz w:val="22"/>
+          <w:rFonts w:ascii="Arial" w:cs="Arial" w:eastAsia="Arial" w:hAnsi="Arial"/>
+          <w:sz w:val="22"/>
+          <w:szCs w:val="22"/>
+          <w:rtl w:val="0"/>
         </w:rPr>
         <w:t xml:space="preserve"> antes de armazená-las. Utilizei também prepared statements</w:t>
       </w:r>
-      <w:hyperlink w:anchor="gloss49">
+      <w:hyperlink w:anchor="bookmark=id.26x6mimxzdju">
         <w:r>
           <w:rPr>
-            <w:color w:val="1F6F54"/>
+            <w:rFonts w:ascii="Arial" w:cs="Arial" w:eastAsia="Arial" w:hAnsi="Arial"/>
+            <w:color w:val="1f6f54"/>
             <w:u w:val="single"/>
-            <w:rFonts w:ascii="Arial" w:hAnsi="Arial" w:cs="Arial"/>
+            <w:rtl w:val="0"/>
           </w:rPr>
-          <w:t>[49]</w:t>
+          <w:t xml:space="preserve">[49]</w:t>
         </w:r>
       </w:hyperlink>
       <w:r>
         <w:rPr>
-          <w:rFonts w:ascii="Arial" w:hAnsi="Arial"/>
-          <w:sz w:val="22"/>
-        </w:rPr>
-        <w:t>, onde os valores introduzidos pelo utilizador são tratados como dados e nunca como parte do comando SQL, para prevenir injeções de SQL</w:t>
-      </w:r>
-      <w:hyperlink w:anchor="gloss50">
+          <w:rFonts w:ascii="Arial" w:cs="Arial" w:eastAsia="Arial" w:hAnsi="Arial"/>
+          <w:sz w:val="22"/>
+          <w:szCs w:val="22"/>
+          <w:rtl w:val="0"/>
+        </w:rPr>
+        <w:t xml:space="preserve">, onde os valores introduzidos pelo utilizador são tratados como dados e nunca como parte do comando SQL, para prevenir injeções de SQL</w:t>
+      </w:r>
+      <w:hyperlink w:anchor="bookmark=id.dctch2mjoct0">
         <w:r>
           <w:rPr>
-            <w:color w:val="1F6F54"/>
+            <w:rFonts w:ascii="Arial" w:cs="Arial" w:eastAsia="Arial" w:hAnsi="Arial"/>
+            <w:color w:val="1f6f54"/>
             <w:u w:val="single"/>
-            <w:rFonts w:ascii="Arial" w:hAnsi="Arial" w:cs="Arial"/>
+            <w:rtl w:val="0"/>
           </w:rPr>
-          <w:t>[50]</w:t>
+          <w:t xml:space="preserve">[50]</w:t>
         </w:r>
       </w:hyperlink>
       <w:r>
         <w:rPr>
-          <w:rFonts w:ascii="Arial" w:hAnsi="Arial"/>
-          <w:sz w:val="22"/>
-        </w:rPr>
-        <w:t>. Foi feita também a validação dos dados recebidos do cliente antes de serem processados.</w:t>
+          <w:rFonts w:ascii="Arial" w:cs="Arial" w:eastAsia="Arial" w:hAnsi="Arial"/>
+          <w:sz w:val="22"/>
+          <w:szCs w:val="22"/>
+          <w:rtl w:val="0"/>
+        </w:rPr>
+        <w:t xml:space="preserve">. Foi feita também a validação dos dados recebidos do cliente antes de serem processados.</w:t>
+      </w:r>
+      <w:r>
+        <w:rPr>
+          <w:rtl w:val="0"/>
+        </w:rPr>
       </w:r>
     </w:p>
     <w:p>
@@ -8255,10 +8573,11 @@
         <w:pStyle w:val="Heading3"/>
         <w:tabs>
           <w:tab w:val="left" w:leader="none" w:pos="0"/>
+          <w:tab w:val="left" w:leader="none" w:pos="0"/>
         </w:tabs>
         <w:rPr/>
       </w:pPr>
-      <w:bookmarkStart w:colFirst="0" w:colLast="0" w:name="_i0vxydcbfavp" w:id="18"/>
+      <w:bookmarkStart w:colFirst="0" w:colLast="0" w:name="_heading=h.m1iz8d72ez1x" w:id="18"/>
       <w:bookmarkEnd w:id="18"/>
       <w:r>
         <w:rPr>
@@ -8279,28 +8598,38 @@
       </w:pPr>
       <w:r>
         <w:rPr>
-          <w:rFonts w:ascii="Arial" w:hAnsi="Arial"/>
-          <w:sz w:val="22"/>
+          <w:rFonts w:ascii="Arial" w:cs="Arial" w:eastAsia="Arial" w:hAnsi="Arial"/>
+          <w:sz w:val="22"/>
+          <w:szCs w:val="22"/>
+          <w:rtl w:val="0"/>
         </w:rPr>
         <w:tab/>
-        <w:t>Para diferenciar o projeto, eu fiz parte dos cálculos da ludificação (a atribuição de XP e o cálculo de níveis) num módulo escrito em C, ligado ao backend através de N-API e compilado com node-gyp</w:t>
-      </w:r>
-      <w:hyperlink w:anchor="gloss51">
+        <w:t xml:space="preserve">Para diferenciar o projeto, eu fiz parte dos cálculos da ludificação (a atribuição de XP e o cálculo de níveis) num módulo escrito em C, ligado ao backend através de N-API e compilado com node-gyp</w:t>
+      </w:r>
+      <w:hyperlink w:anchor="bookmark=id.71p6mpjaurjo">
         <w:r>
           <w:rPr>
-            <w:color w:val="1F6F54"/>
+            <w:rFonts w:ascii="Arial" w:cs="Arial" w:eastAsia="Arial" w:hAnsi="Arial"/>
+            <w:color w:val="1f6f54"/>
             <w:u w:val="single"/>
-            <w:rFonts w:ascii="Arial" w:hAnsi="Arial" w:cs="Arial"/>
+            <w:rtl w:val="0"/>
           </w:rPr>
-          <w:t>[51]</w:t>
+          <w:t xml:space="preserve">[51]</w:t>
         </w:r>
       </w:hyperlink>
       <w:r>
         <w:rPr>
-          <w:rFonts w:ascii="Arial" w:hAnsi="Arial"/>
-          <w:sz w:val="22"/>
+          <w:rFonts w:ascii="Arial" w:cs="Arial" w:eastAsia="Arial" w:hAnsi="Arial"/>
+          <w:sz w:val="22"/>
+          <w:szCs w:val="22"/>
+          <w:rtl w:val="0"/>
         </w:rPr>
         <w:t xml:space="preserve">. Honestamente só decidi fazê-lo para mostrar que pelo menos lembro-me do que aprendi da primeira linguagem estudada no curso, C. </w:t>
+      </w:r>
+      <w:r>
+        <w:rPr>
+          <w:rtl w:val="0"/>
+        </w:rPr>
       </w:r>
     </w:p>
     <w:p>
@@ -8308,10 +8637,11 @@
         <w:pStyle w:val="Heading3"/>
         <w:tabs>
           <w:tab w:val="left" w:leader="none" w:pos="0"/>
+          <w:tab w:val="left" w:leader="none" w:pos="0"/>
         </w:tabs>
         <w:rPr/>
       </w:pPr>
-      <w:bookmarkStart w:colFirst="0" w:colLast="0" w:name="_cudqy58vq01w" w:id="19"/>
+      <w:bookmarkStart w:colFirst="0" w:colLast="0" w:name="_heading=h.copp2xges8ot" w:id="19"/>
       <w:bookmarkEnd w:id="19"/>
       <w:r>
         <w:rPr>
@@ -8332,28 +8662,38 @@
       </w:pPr>
       <w:r>
         <w:rPr>
-          <w:rFonts w:ascii="Arial" w:hAnsi="Arial"/>
-          <w:sz w:val="22"/>
+          <w:rFonts w:ascii="Arial" w:cs="Arial" w:eastAsia="Arial" w:hAnsi="Arial"/>
+          <w:sz w:val="22"/>
+          <w:szCs w:val="22"/>
+          <w:rtl w:val="0"/>
         </w:rPr>
         <w:tab/>
-        <w:t>Como já referido no resumo, o frontend foi desenvolvido em React com Vite</w:t>
-      </w:r>
-      <w:hyperlink w:anchor="gloss52">
+        <w:t xml:space="preserve">Como já referido no resumo, o frontend foi desenvolvido em React com Vite</w:t>
+      </w:r>
+      <w:hyperlink w:anchor="bookmark=id.es23tc6ranci">
         <w:r>
           <w:rPr>
-            <w:color w:val="1F6F54"/>
+            <w:rFonts w:ascii="Arial" w:cs="Arial" w:eastAsia="Arial" w:hAnsi="Arial"/>
+            <w:color w:val="1f6f54"/>
             <w:u w:val="single"/>
-            <w:rFonts w:ascii="Arial" w:hAnsi="Arial" w:cs="Arial"/>
+            <w:rtl w:val="0"/>
           </w:rPr>
-          <w:t>[52]</w:t>
+          <w:t xml:space="preserve">[52]</w:t>
         </w:r>
       </w:hyperlink>
       <w:r>
         <w:rPr>
-          <w:rFonts w:ascii="Arial" w:hAnsi="Arial"/>
-          <w:sz w:val="22"/>
-        </w:rPr>
-        <w:t>, o que ajudou um pouco no desenvolvimento, por conta da atualização instantânea da interface, bastava guardar e dar refresh e estava atualizado. A parte da estilização foi feita com Tailwind CSS. A navegação entre páginas usa o React Router, onde as páginas privadas ficam dentro de um layout principal que verifica a autenticação e mantém o menu sempre visível. Construí os gráficos de estatísticas  com a biblioteca Recharts. A nível visual, optei por uma estética mais escura, já que foi a mesma estética que escolhi para a apresentação do powerpoint (além da maioria das aplicações hoje em dia serem mais escuras visualmente).</w:t>
+          <w:rFonts w:ascii="Arial" w:cs="Arial" w:eastAsia="Arial" w:hAnsi="Arial"/>
+          <w:sz w:val="22"/>
+          <w:szCs w:val="22"/>
+          <w:rtl w:val="0"/>
+        </w:rPr>
+        <w:t xml:space="preserve">, o que ajudou um pouco no desenvolvimento, por conta da atualização instantânea da interface, bastava guardar e dar refresh e estava atualizado. A parte da estilização foi feita com Tailwind CSS. A navegação entre páginas usa o React Router, onde as páginas privadas ficam dentro de um layout principal que verifica a autenticação e mantém o menu sempre visível. Construí os gráficos de estatísticas  com a biblioteca Recharts. A nível visual, optei por uma estética mais escura, já que foi a mesma estética que escolhi para a apresentação do powerpoint (além da maioria das aplicações hoje em dia serem mais escuras visualmente).</w:t>
+      </w:r>
+      <w:r>
+        <w:rPr>
+          <w:rtl w:val="0"/>
+        </w:rPr>
       </w:r>
     </w:p>
     <w:p>
@@ -8380,16 +8720,16 @@
           <wp:inline distB="114300" distT="114300" distL="114300" distR="114300">
             <wp:extent cx="5579435" cy="2654300"/>
             <wp:effectExtent b="0" l="0" r="0" t="0"/>
-            <wp:docPr id="14" name="image5.png"/>
+            <wp:docPr id="11" name="image2.png"/>
             <a:graphic>
               <a:graphicData uri="http://schemas.openxmlformats.org/drawingml/2006/picture">
                 <pic:pic>
                   <pic:nvPicPr>
-                    <pic:cNvPr id="0" name="image5.png"/>
+                    <pic:cNvPr id="0" name="image2.png"/>
                     <pic:cNvPicPr preferRelativeResize="0"/>
                   </pic:nvPicPr>
                   <pic:blipFill>
-                    <a:blip r:embed="rId11"/>
+                    <a:blip r:embed="rId12"/>
                     <a:srcRect b="0" l="0" r="0" t="0"/>
                     <a:stretch>
                       <a:fillRect/>
@@ -8428,28 +8768,38 @@
       </w:pPr>
       <w:r>
         <w:rPr>
-          <w:rFonts w:ascii="Arial" w:hAnsi="Arial"/>
+          <w:rFonts w:ascii="Arial" w:cs="Arial" w:eastAsia="Arial" w:hAnsi="Arial"/>
           <w:sz w:val="18"/>
-        </w:rPr>
-        <w:t>Figura 4 — LandingPage</w:t>
-      </w:r>
-      <w:hyperlink w:anchor="gloss53">
+          <w:szCs w:val="18"/>
+          <w:rtl w:val="0"/>
+        </w:rPr>
+        <w:t xml:space="preserve">Figura 4 — LandingPage</w:t>
+      </w:r>
+      <w:hyperlink w:anchor="bookmark=id.igcha8gte0rh">
         <w:r>
           <w:rPr>
-            <w:color w:val="1F6F54"/>
+            <w:rFonts w:ascii="Arial" w:cs="Arial" w:eastAsia="Arial" w:hAnsi="Arial"/>
+            <w:color w:val="1f6f54"/>
             <w:u w:val="single"/>
-            <w:rFonts w:ascii="Arial" w:hAnsi="Arial" w:cs="Arial"/>
+            <w:rtl w:val="0"/>
           </w:rPr>
-          <w:t>[53]</w:t>
+          <w:t xml:space="preserve">[53]</w:t>
         </w:r>
       </w:hyperlink>
       <w:r>
         <w:rPr>
-          <w:rFonts w:ascii="Arial" w:hAnsi="Arial"/>
+          <w:rFonts w:ascii="Arial" w:cs="Arial" w:eastAsia="Arial" w:hAnsi="Arial"/>
           <w:sz w:val="18"/>
+          <w:szCs w:val="18"/>
+          <w:rtl w:val="0"/>
         </w:rPr>
         <w:t xml:space="preserve"> do Lifinity</w:t>
         <w:tab/>
+      </w:r>
+      <w:r>
+        <w:rPr>
+          <w:rtl w:val="0"/>
+        </w:rPr>
       </w:r>
     </w:p>
     <w:p>
@@ -8524,16 +8874,16 @@
           <wp:inline distB="114300" distT="114300" distL="114300" distR="114300">
             <wp:extent cx="5579435" cy="2641600"/>
             <wp:effectExtent b="0" l="0" r="0" t="0"/>
-            <wp:docPr id="15" name="image8.png"/>
+            <wp:docPr id="14" name="image3.png"/>
             <a:graphic>
               <a:graphicData uri="http://schemas.openxmlformats.org/drawingml/2006/picture">
                 <pic:pic>
                   <pic:nvPicPr>
-                    <pic:cNvPr id="0" name="image8.png"/>
+                    <pic:cNvPr id="0" name="image3.png"/>
                     <pic:cNvPicPr preferRelativeResize="0"/>
                   </pic:nvPicPr>
                   <pic:blipFill>
-                    <a:blip r:embed="rId12"/>
+                    <a:blip r:embed="rId13"/>
                     <a:srcRect b="0" l="0" r="0" t="0"/>
                     <a:stretch>
                       <a:fillRect/>
@@ -8627,16 +8977,16 @@
           <wp:inline distB="114300" distT="114300" distL="114300" distR="114300">
             <wp:extent cx="5579435" cy="2654300"/>
             <wp:effectExtent b="0" l="0" r="0" t="0"/>
-            <wp:docPr id="12" name="image7.png"/>
+            <wp:docPr id="13" name="image6.png"/>
             <a:graphic>
               <a:graphicData uri="http://schemas.openxmlformats.org/drawingml/2006/picture">
                 <pic:pic>
                   <pic:nvPicPr>
-                    <pic:cNvPr id="0" name="image7.png"/>
+                    <pic:cNvPr id="0" name="image6.png"/>
                     <pic:cNvPicPr preferRelativeResize="0"/>
                   </pic:nvPicPr>
                   <pic:blipFill>
-                    <a:blip r:embed="rId13"/>
+                    <a:blip r:embed="rId14"/>
                     <a:srcRect b="0" l="0" r="0" t="0"/>
                     <a:stretch>
                       <a:fillRect/>
@@ -8694,10 +9044,11 @@
         <w:pStyle w:val="Heading3"/>
         <w:tabs>
           <w:tab w:val="left" w:leader="none" w:pos="0"/>
+          <w:tab w:val="left" w:leader="none" w:pos="0"/>
         </w:tabs>
         <w:rPr/>
       </w:pPr>
-      <w:bookmarkStart w:colFirst="0" w:colLast="0" w:name="_buj4ybritmwz" w:id="20"/>
+      <w:bookmarkStart w:colFirst="0" w:colLast="0" w:name="_heading=h.9o0ihph6s3s5" w:id="20"/>
       <w:bookmarkEnd w:id="20"/>
       <w:r>
         <w:rPr>
@@ -8711,10 +9062,11 @@
         <w:pStyle w:val="Heading3"/>
         <w:tabs>
           <w:tab w:val="left" w:leader="none" w:pos="0"/>
+          <w:tab w:val="left" w:leader="none" w:pos="0"/>
         </w:tabs>
         <w:rPr/>
       </w:pPr>
-      <w:bookmarkStart w:colFirst="0" w:colLast="0" w:name="_w5c4zmo8j9x6" w:id="21"/>
+      <w:bookmarkStart w:colFirst="0" w:colLast="0" w:name="_heading=h.h6cbczkvj365" w:id="21"/>
       <w:bookmarkEnd w:id="21"/>
       <w:r>
         <w:rPr>
@@ -8727,10 +9079,11 @@
         <w:pStyle w:val="Heading3"/>
         <w:tabs>
           <w:tab w:val="left" w:leader="none" w:pos="0"/>
+          <w:tab w:val="left" w:leader="none" w:pos="0"/>
         </w:tabs>
         <w:rPr/>
       </w:pPr>
-      <w:bookmarkStart w:colFirst="0" w:colLast="0" w:name="_9e510gs5geu0" w:id="22"/>
+      <w:bookmarkStart w:colFirst="0" w:colLast="0" w:name="_heading=h.ygb8db6zpzcm" w:id="22"/>
       <w:bookmarkEnd w:id="22"/>
       <w:r>
         <w:rPr>
@@ -8751,28 +9104,38 @@
       </w:pPr>
       <w:r>
         <w:rPr>
-          <w:rFonts w:ascii="Arial" w:hAnsi="Arial"/>
-          <w:sz w:val="22"/>
+          <w:rFonts w:ascii="Arial" w:cs="Arial" w:eastAsia="Arial" w:hAnsi="Arial"/>
+          <w:sz w:val="22"/>
+          <w:szCs w:val="22"/>
+          <w:rtl w:val="0"/>
         </w:rPr>
         <w:tab/>
-        <w:t>Durante todo o desenvolvimento, utilizei o Git</w:t>
-      </w:r>
-      <w:hyperlink w:anchor="gloss54">
+        <w:t xml:space="preserve">Durante todo o desenvolvimento, utilizei o Git</w:t>
+      </w:r>
+      <w:hyperlink w:anchor="bookmark=id.vwdzzkgjgyce">
         <w:r>
           <w:rPr>
-            <w:color w:val="1F6F54"/>
+            <w:rFonts w:ascii="Arial" w:cs="Arial" w:eastAsia="Arial" w:hAnsi="Arial"/>
+            <w:color w:val="1f6f54"/>
             <w:u w:val="single"/>
-            <w:rFonts w:ascii="Arial" w:hAnsi="Arial" w:cs="Arial"/>
+            <w:rtl w:val="0"/>
           </w:rPr>
-          <w:t>[54]</w:t>
+          <w:t xml:space="preserve">[54]</w:t>
         </w:r>
       </w:hyperlink>
       <w:r>
         <w:rPr>
-          <w:rFonts w:ascii="Arial" w:hAnsi="Arial"/>
-          <w:sz w:val="22"/>
+          <w:rFonts w:ascii="Arial" w:cs="Arial" w:eastAsia="Arial" w:hAnsi="Arial"/>
+          <w:sz w:val="22"/>
+          <w:szCs w:val="22"/>
+          <w:rtl w:val="0"/>
         </w:rPr>
         <w:t xml:space="preserve"> para criar várias versões distintas do projeto, e fiz commits para cada nova funcionalidade, que era integrada no ramo principal apenas após verificar que estava tudo correto. Isto permitiu-me trabalhar em funcionalidades diferentes AO MESMO TEMPO, sem preocupar-me com a versão que funcionava, é realmente algo necessário para se trabalhar, principalmente em equipa.</w:t>
+      </w:r>
+      <w:r>
+        <w:rPr>
+          <w:rtl w:val="0"/>
+        </w:rPr>
       </w:r>
     </w:p>
     <w:p>
@@ -8780,10 +9143,11 @@
         <w:pStyle w:val="Heading3"/>
         <w:tabs>
           <w:tab w:val="left" w:leader="none" w:pos="0"/>
+          <w:tab w:val="left" w:leader="none" w:pos="0"/>
         </w:tabs>
         <w:rPr/>
       </w:pPr>
-      <w:bookmarkStart w:colFirst="0" w:colLast="0" w:name="_syw33rykrro" w:id="23"/>
+      <w:bookmarkStart w:colFirst="0" w:colLast="0" w:name="_heading=h.citksvep826n" w:id="23"/>
       <w:bookmarkEnd w:id="23"/>
       <w:r>
         <w:rPr>
@@ -8821,39 +9185,50 @@
       </w:pPr>
       <w:r>
         <w:rPr>
-          <w:rFonts w:ascii="Arial" w:hAnsi="Arial"/>
-          <w:sz w:val="22"/>
-        </w:rPr>
-        <w:t>Visual Studio Code</w:t>
-      </w:r>
-      <w:hyperlink w:anchor="gloss55">
+          <w:rFonts w:ascii="Arial" w:cs="Arial" w:eastAsia="Arial" w:hAnsi="Arial"/>
+          <w:sz w:val="22"/>
+          <w:szCs w:val="22"/>
+          <w:rtl w:val="0"/>
+        </w:rPr>
+        <w:t xml:space="preserve">Visual Studio Code</w:t>
+      </w:r>
+      <w:hyperlink w:anchor="bookmark=id.kl2r7igm6ejn">
         <w:r>
           <w:rPr>
-            <w:color w:val="1F6F54"/>
+            <w:rFonts w:ascii="Arial" w:cs="Arial" w:eastAsia="Arial" w:hAnsi="Arial"/>
+            <w:color w:val="1f6f54"/>
             <w:u w:val="single"/>
-            <w:rFonts w:ascii="Arial" w:hAnsi="Arial" w:cs="Arial"/>
+            <w:rtl w:val="0"/>
           </w:rPr>
-          <w:t>[55]</w:t>
+          <w:t xml:space="preserve">[55]</w:t>
         </w:r>
       </w:hyperlink>
       <w:r>
         <w:rPr>
-          <w:rFonts w:ascii="Arial" w:hAnsi="Arial"/>
-          <w:sz w:val="22"/>
+          <w:rFonts w:ascii="Arial" w:cs="Arial" w:eastAsia="Arial" w:hAnsi="Arial"/>
+          <w:sz w:val="22"/>
+          <w:szCs w:val="22"/>
+          <w:rtl w:val="0"/>
         </w:rPr>
         <w:t xml:space="preserve"> como editor de código, o XAMPP para executar o MySQL localmente e o phpMyAdmin para gerir a base de dados visualmente, o Node.js como ambiente de execução do servidor, e o Git/Github para controle de versões.</w:t>
+      </w:r>
+      <w:r>
+        <w:rPr>
+          <w:rtl w:val="0"/>
+        </w:rPr>
       </w:r>
     </w:p>
     <w:p>
       <w:pPr>
         <w:pStyle w:val="Heading2"/>
         <w:tabs>
+          <w:tab w:val="left" w:leader="none" w:pos="0"/>
           <w:tab w:val="left" w:leader="none" w:pos="0"/>
         </w:tabs>
         <w:ind w:left="3685" w:firstLine="0"/>
         <w:rPr/>
       </w:pPr>
-      <w:bookmarkStart w:colFirst="0" w:colLast="0" w:name="_dqw5dvp4wvgk" w:id="24"/>
+      <w:bookmarkStart w:colFirst="0" w:colLast="0" w:name="_heading=h.7urvhgen9hpo" w:id="24"/>
       <w:bookmarkEnd w:id="24"/>
       <w:r>
         <w:rPr>
@@ -8978,11 +9353,12 @@
         <w:pStyle w:val="Heading2"/>
         <w:tabs>
           <w:tab w:val="left" w:leader="none" w:pos="0"/>
+          <w:tab w:val="left" w:leader="none" w:pos="0"/>
         </w:tabs>
         <w:ind w:left="2834.645669291339" w:firstLine="0"/>
         <w:rPr/>
       </w:pPr>
-      <w:bookmarkStart w:colFirst="0" w:colLast="0" w:name="_wo40fgokxxos" w:id="25"/>
+      <w:bookmarkStart w:colFirst="0" w:colLast="0" w:name="_heading=h.3cgw2rl7af0y" w:id="25"/>
       <w:bookmarkEnd w:id="25"/>
       <w:r>
         <w:rPr>
@@ -8991,1410 +9367,1915 @@
         <w:t xml:space="preserve">Glossário/Vocabulário</w:t>
       </w:r>
     </w:p>
-    <w:p>
-      <w:bookmarkStart w:id="1000" w:name="gloss00"/>
+    <w:bookmarkStart w:colFirst="0" w:colLast="0" w:name="bookmark=id.5ys6f6rsp5mc" w:id="26"/>
+    <w:bookmarkEnd w:id="26"/>
+    <w:p>
       <w:pPr>
         <w:tabs>
           <w:tab w:val="left" w:leader="none" w:pos="0"/>
         </w:tabs>
-        <w:spacing w:line="240" w:lineRule="auto" w:after="120" w:before="0"/>
+        <w:spacing w:after="120" w:before="0" w:line="240" w:lineRule="auto"/>
         <w:rPr/>
       </w:pPr>
       <w:r>
         <w:rPr>
-          <w:rFonts w:ascii="Arial" w:hAnsi="Arial" w:cs="Arial"/>
+          <w:rFonts w:ascii="Arial" w:cs="Arial" w:eastAsia="Arial" w:hAnsi="Arial"/>
           <w:sz w:val="18"/>
-        </w:rPr>
-        <w:t>[00]</w:t>
-      </w:r>
-      <w:r>
-        <w:rPr>
-          <w:rFonts w:ascii="Arial" w:hAnsi="Arial" w:cs="Arial"/>
+          <w:szCs w:val="18"/>
+          <w:rtl w:val="0"/>
+        </w:rPr>
+        <w:t xml:space="preserve">[00]</w:t>
+      </w:r>
+      <w:r>
+        <w:rPr>
+          <w:rFonts w:ascii="Arial" w:cs="Arial" w:eastAsia="Arial" w:hAnsi="Arial"/>
           <w:sz w:val="20"/>
+          <w:szCs w:val="20"/>
+          <w:rtl w:val="0"/>
         </w:rPr>
         <w:t xml:space="preserve"> Lifinity - O nome que decidi dar ao meu projeto, literalmente a junção de Life (vida, existência,...) e Infinity (infinito, infinidade,...).</w:t>
       </w:r>
-      <w:bookmarkEnd w:id="1000"/>
-    </w:p>
-    <w:p>
-      <w:bookmarkStart w:id="1001" w:name="gloss01"/>
+      <w:r>
+        <w:rPr>
+          <w:rtl w:val="0"/>
+        </w:rPr>
+      </w:r>
+    </w:p>
+    <w:bookmarkStart w:colFirst="0" w:colLast="0" w:name="bookmark=id.6wueqv7194hb" w:id="27"/>
+    <w:bookmarkEnd w:id="27"/>
+    <w:p>
       <w:pPr>
         <w:tabs>
           <w:tab w:val="left" w:leader="none" w:pos="0"/>
         </w:tabs>
-        <w:spacing w:line="240" w:lineRule="auto" w:after="120" w:before="0"/>
+        <w:spacing w:after="120" w:before="0" w:line="240" w:lineRule="auto"/>
         <w:rPr/>
       </w:pPr>
       <w:r>
         <w:rPr>
-          <w:rFonts w:ascii="Arial" w:hAnsi="Arial" w:cs="Arial"/>
+          <w:rFonts w:ascii="Arial" w:cs="Arial" w:eastAsia="Arial" w:hAnsi="Arial"/>
           <w:sz w:val="18"/>
-        </w:rPr>
-        <w:t>[01]</w:t>
-      </w:r>
-      <w:r>
-        <w:rPr>
-          <w:rFonts w:ascii="Arial" w:hAnsi="Arial" w:cs="Arial"/>
+          <w:szCs w:val="18"/>
+          <w:rtl w:val="0"/>
+        </w:rPr>
+        <w:t xml:space="preserve">[01]</w:t>
+      </w:r>
+      <w:r>
+        <w:rPr>
+          <w:rFonts w:ascii="Arial" w:cs="Arial" w:eastAsia="Arial" w:hAnsi="Arial"/>
           <w:sz w:val="20"/>
+          <w:szCs w:val="20"/>
+          <w:rtl w:val="0"/>
         </w:rPr>
         <w:t xml:space="preserve"> Ludificação - Supostamente a maneira correta de dizer gamificação em português de Portugal, significa a aplicação de mecânicas, dinâmicas e características inspiradas em jogos, em contextos do mundo real.</w:t>
       </w:r>
-      <w:bookmarkEnd w:id="1001"/>
-    </w:p>
-    <w:p>
-      <w:bookmarkStart w:id="1002" w:name="gloss02"/>
+      <w:r>
+        <w:rPr>
+          <w:rtl w:val="0"/>
+        </w:rPr>
+      </w:r>
+    </w:p>
+    <w:bookmarkStart w:colFirst="0" w:colLast="0" w:name="bookmark=id.eyta2ni6tq6c" w:id="28"/>
+    <w:bookmarkEnd w:id="28"/>
+    <w:p>
       <w:pPr>
         <w:tabs>
           <w:tab w:val="left" w:leader="none" w:pos="0"/>
         </w:tabs>
-        <w:spacing w:line="240" w:lineRule="auto" w:after="120" w:before="0"/>
+        <w:spacing w:after="120" w:before="0" w:line="240" w:lineRule="auto"/>
         <w:rPr/>
       </w:pPr>
       <w:r>
         <w:rPr>
-          <w:rFonts w:ascii="Arial" w:hAnsi="Arial" w:cs="Arial"/>
+          <w:rFonts w:ascii="Arial" w:cs="Arial" w:eastAsia="Arial" w:hAnsi="Arial"/>
           <w:sz w:val="18"/>
-        </w:rPr>
-        <w:t>[02]</w:t>
-      </w:r>
-      <w:r>
-        <w:rPr>
-          <w:rFonts w:ascii="Arial" w:hAnsi="Arial" w:cs="Arial"/>
+          <w:szCs w:val="18"/>
+          <w:rtl w:val="0"/>
+        </w:rPr>
+        <w:t xml:space="preserve">[02]</w:t>
+      </w:r>
+      <w:r>
+        <w:rPr>
+          <w:rFonts w:ascii="Arial" w:cs="Arial" w:eastAsia="Arial" w:hAnsi="Arial"/>
           <w:sz w:val="20"/>
+          <w:szCs w:val="20"/>
+          <w:rtl w:val="0"/>
         </w:rPr>
         <w:t xml:space="preserve"> Espectro - Utilizei “espectro” no contexto de uma faixa etária ou ao conjunto de pessoas abrangidas por alguma coisa (neste caso o público alvo)</w:t>
       </w:r>
-      <w:bookmarkEnd w:id="1002"/>
-    </w:p>
-    <w:p>
-      <w:bookmarkStart w:id="1003" w:name="gloss03"/>
+      <w:r>
+        <w:rPr>
+          <w:rtl w:val="0"/>
+        </w:rPr>
+      </w:r>
+    </w:p>
+    <w:bookmarkStart w:colFirst="0" w:colLast="0" w:name="bookmark=id.c3xmso56l40c" w:id="29"/>
+    <w:bookmarkEnd w:id="29"/>
+    <w:p>
       <w:pPr>
         <w:tabs>
           <w:tab w:val="left" w:leader="none" w:pos="0"/>
         </w:tabs>
-        <w:spacing w:line="240" w:lineRule="auto" w:after="120" w:before="0"/>
+        <w:spacing w:after="120" w:before="0" w:line="240" w:lineRule="auto"/>
         <w:rPr/>
       </w:pPr>
       <w:r>
         <w:rPr>
-          <w:rFonts w:ascii="Arial" w:hAnsi="Arial" w:cs="Arial"/>
+          <w:rFonts w:ascii="Arial" w:cs="Arial" w:eastAsia="Arial" w:hAnsi="Arial"/>
           <w:sz w:val="18"/>
-        </w:rPr>
-        <w:t>[03]</w:t>
-      </w:r>
-      <w:r>
-        <w:rPr>
-          <w:rFonts w:ascii="Arial" w:hAnsi="Arial" w:cs="Arial"/>
+          <w:szCs w:val="18"/>
+          <w:rtl w:val="0"/>
+        </w:rPr>
+        <w:t xml:space="preserve">[03]</w:t>
+      </w:r>
+      <w:r>
+        <w:rPr>
+          <w:rFonts w:ascii="Arial" w:cs="Arial" w:eastAsia="Arial" w:hAnsi="Arial"/>
           <w:sz w:val="20"/>
+          <w:szCs w:val="20"/>
+          <w:rtl w:val="0"/>
         </w:rPr>
         <w:t xml:space="preserve"> Full Stack - É basicamente a capacidade de desenvolver uma aplicação de software completa que abrange tanto a interface com o utilizador quanto a lógica e as bases de dados do projeto.</w:t>
       </w:r>
-      <w:bookmarkEnd w:id="1003"/>
-    </w:p>
-    <w:p>
-      <w:bookmarkStart w:id="1004" w:name="gloss04"/>
+      <w:r>
+        <w:rPr>
+          <w:rtl w:val="0"/>
+        </w:rPr>
+      </w:r>
+    </w:p>
+    <w:bookmarkStart w:colFirst="0" w:colLast="0" w:name="bookmark=id.m5vw8ey535z6" w:id="30"/>
+    <w:bookmarkEnd w:id="30"/>
+    <w:p>
       <w:pPr>
         <w:tabs>
           <w:tab w:val="left" w:leader="none" w:pos="0"/>
         </w:tabs>
-        <w:spacing w:line="240" w:lineRule="auto" w:after="120" w:before="0"/>
+        <w:spacing w:after="120" w:before="0" w:line="240" w:lineRule="auto"/>
         <w:rPr/>
       </w:pPr>
       <w:r>
         <w:rPr>
-          <w:rFonts w:ascii="Arial" w:hAnsi="Arial" w:cs="Arial"/>
+          <w:rFonts w:ascii="Arial" w:cs="Arial" w:eastAsia="Arial" w:hAnsi="Arial"/>
           <w:sz w:val="18"/>
-        </w:rPr>
-        <w:t>[04]</w:t>
-      </w:r>
-      <w:r>
-        <w:rPr>
-          <w:rFonts w:ascii="Arial" w:hAnsi="Arial" w:cs="Arial"/>
+          <w:szCs w:val="18"/>
+          <w:rtl w:val="0"/>
+        </w:rPr>
+        <w:t xml:space="preserve">[04]</w:t>
+      </w:r>
+      <w:r>
+        <w:rPr>
+          <w:rFonts w:ascii="Arial" w:cs="Arial" w:eastAsia="Arial" w:hAnsi="Arial"/>
           <w:sz w:val="20"/>
+          <w:szCs w:val="20"/>
+          <w:rtl w:val="0"/>
         </w:rPr>
         <w:t xml:space="preserve"> Frontend - A parte visual e interativa de um site, sistema ou aplicação, resumidamente, é onde o utilizador interage. </w:t>
       </w:r>
-      <w:bookmarkEnd w:id="1004"/>
-    </w:p>
-    <w:p>
-      <w:bookmarkStart w:id="1005" w:name="gloss05"/>
+      <w:r>
+        <w:rPr>
+          <w:rtl w:val="0"/>
+        </w:rPr>
+      </w:r>
+    </w:p>
+    <w:bookmarkStart w:colFirst="0" w:colLast="0" w:name="bookmark=id.m9xrpqi20ycm" w:id="31"/>
+    <w:bookmarkEnd w:id="31"/>
+    <w:p>
       <w:pPr>
         <w:tabs>
           <w:tab w:val="left" w:leader="none" w:pos="0"/>
         </w:tabs>
-        <w:spacing w:line="240" w:lineRule="auto" w:after="120" w:before="0"/>
+        <w:spacing w:after="120" w:before="0" w:line="240" w:lineRule="auto"/>
         <w:rPr/>
       </w:pPr>
       <w:r>
         <w:rPr>
-          <w:rFonts w:ascii="Arial" w:hAnsi="Arial" w:cs="Arial"/>
+          <w:rFonts w:ascii="Arial" w:cs="Arial" w:eastAsia="Arial" w:hAnsi="Arial"/>
           <w:sz w:val="18"/>
-        </w:rPr>
-        <w:t>[05]</w:t>
-      </w:r>
-      <w:r>
-        <w:rPr>
-          <w:rFonts w:ascii="Arial" w:hAnsi="Arial" w:cs="Arial"/>
+          <w:szCs w:val="18"/>
+          <w:rtl w:val="0"/>
+        </w:rPr>
+        <w:t xml:space="preserve">[05]</w:t>
+      </w:r>
+      <w:r>
+        <w:rPr>
+          <w:rFonts w:ascii="Arial" w:cs="Arial" w:eastAsia="Arial" w:hAnsi="Arial"/>
           <w:sz w:val="20"/>
+          <w:szCs w:val="20"/>
+          <w:rtl w:val="0"/>
         </w:rPr>
         <w:t xml:space="preserve"> Backend - O que está oculto, num sistema ou aplicação. Gosto de pensar como o motor que processa os dados e gere a lógica.</w:t>
       </w:r>
-      <w:bookmarkEnd w:id="1005"/>
-    </w:p>
-    <w:p>
-      <w:bookmarkStart w:id="1006" w:name="gloss06"/>
+      <w:r>
+        <w:rPr>
+          <w:rtl w:val="0"/>
+        </w:rPr>
+      </w:r>
+    </w:p>
+    <w:bookmarkStart w:colFirst="0" w:colLast="0" w:name="bookmark=id.5628loyvrybp" w:id="32"/>
+    <w:bookmarkEnd w:id="32"/>
+    <w:p>
       <w:pPr>
         <w:tabs>
           <w:tab w:val="left" w:leader="none" w:pos="0"/>
         </w:tabs>
-        <w:spacing w:line="240" w:lineRule="auto" w:after="120" w:before="0"/>
+        <w:spacing w:after="120" w:before="0" w:line="240" w:lineRule="auto"/>
         <w:rPr/>
       </w:pPr>
       <w:r>
         <w:rPr>
-          <w:rFonts w:ascii="Arial" w:hAnsi="Arial" w:cs="Arial"/>
+          <w:rFonts w:ascii="Arial" w:cs="Arial" w:eastAsia="Arial" w:hAnsi="Arial"/>
           <w:sz w:val="18"/>
-        </w:rPr>
-        <w:t>[06]</w:t>
-      </w:r>
-      <w:r>
-        <w:rPr>
-          <w:rFonts w:ascii="Arial" w:hAnsi="Arial" w:cs="Arial"/>
+          <w:szCs w:val="18"/>
+          <w:rtl w:val="0"/>
+        </w:rPr>
+        <w:t xml:space="preserve">[06]</w:t>
+      </w:r>
+      <w:r>
+        <w:rPr>
+          <w:rFonts w:ascii="Arial" w:cs="Arial" w:eastAsia="Arial" w:hAnsi="Arial"/>
           <w:sz w:val="20"/>
+          <w:szCs w:val="20"/>
+          <w:rtl w:val="0"/>
         </w:rPr>
         <w:t xml:space="preserve"> Base de Dados - Literalmente um conjunto organizado de dados armazenados para facilitar a gestão e acesso aos mesmos dados.</w:t>
       </w:r>
-      <w:bookmarkEnd w:id="1006"/>
-    </w:p>
-    <w:p>
-      <w:bookmarkStart w:id="1007" w:name="gloss07"/>
+      <w:r>
+        <w:rPr>
+          <w:rtl w:val="0"/>
+        </w:rPr>
+      </w:r>
+    </w:p>
+    <w:bookmarkStart w:colFirst="0" w:colLast="0" w:name="bookmark=id.zcpxvzbgv6z4" w:id="33"/>
+    <w:bookmarkEnd w:id="33"/>
+    <w:p>
       <w:pPr>
         <w:tabs>
           <w:tab w:val="left" w:leader="none" w:pos="0"/>
         </w:tabs>
-        <w:spacing w:line="240" w:lineRule="auto" w:after="120" w:before="0"/>
+        <w:spacing w:after="120" w:before="0" w:line="240" w:lineRule="auto"/>
         <w:rPr/>
       </w:pPr>
       <w:r>
         <w:rPr>
-          <w:rFonts w:ascii="Arial" w:hAnsi="Arial" w:cs="Arial"/>
+          <w:rFonts w:ascii="Arial" w:cs="Arial" w:eastAsia="Arial" w:hAnsi="Arial"/>
           <w:sz w:val="18"/>
-        </w:rPr>
-        <w:t>[07]</w:t>
-      </w:r>
-      <w:r>
-        <w:rPr>
-          <w:rFonts w:ascii="Arial" w:hAnsi="Arial" w:cs="Arial"/>
+          <w:szCs w:val="18"/>
+          <w:rtl w:val="0"/>
+        </w:rPr>
+        <w:t xml:space="preserve">[07]</w:t>
+      </w:r>
+      <w:r>
+        <w:rPr>
+          <w:rFonts w:ascii="Arial" w:cs="Arial" w:eastAsia="Arial" w:hAnsi="Arial"/>
           <w:sz w:val="20"/>
+          <w:szCs w:val="20"/>
+          <w:rtl w:val="0"/>
         </w:rPr>
         <w:t xml:space="preserve"> Programação - A definição é o processo de criar um conjunto de instruções (scripts) estruturadas que dizem ao computador como fazer algumas tarefas específicas (A base de todos os pontos anteriores é a programação).</w:t>
       </w:r>
-      <w:bookmarkEnd w:id="1007"/>
-    </w:p>
-    <w:p>
-      <w:bookmarkStart w:id="1008" w:name="gloss08"/>
+      <w:r>
+        <w:rPr>
+          <w:rtl w:val="0"/>
+        </w:rPr>
+      </w:r>
+    </w:p>
+    <w:bookmarkStart w:colFirst="0" w:colLast="0" w:name="bookmark=id.oycquoprdrk1" w:id="34"/>
+    <w:bookmarkEnd w:id="34"/>
+    <w:p>
       <w:pPr>
         <w:tabs>
           <w:tab w:val="left" w:leader="none" w:pos="0"/>
         </w:tabs>
-        <w:spacing w:line="240" w:lineRule="auto" w:after="120" w:before="0"/>
+        <w:spacing w:after="120" w:before="0" w:line="240" w:lineRule="auto"/>
         <w:rPr/>
       </w:pPr>
       <w:r>
         <w:rPr>
-          <w:rFonts w:ascii="Arial" w:hAnsi="Arial" w:cs="Arial"/>
+          <w:rFonts w:ascii="Arial" w:cs="Arial" w:eastAsia="Arial" w:hAnsi="Arial"/>
           <w:sz w:val="18"/>
-        </w:rPr>
-        <w:t>[08]</w:t>
-      </w:r>
-      <w:r>
-        <w:rPr>
-          <w:rFonts w:ascii="Arial" w:hAnsi="Arial" w:cs="Arial"/>
+          <w:szCs w:val="18"/>
+          <w:rtl w:val="0"/>
+        </w:rPr>
+        <w:t xml:space="preserve">[08]</w:t>
+      </w:r>
+      <w:r>
+        <w:rPr>
+          <w:rFonts w:ascii="Arial" w:cs="Arial" w:eastAsia="Arial" w:hAnsi="Arial"/>
           <w:sz w:val="20"/>
+          <w:szCs w:val="20"/>
+          <w:rtl w:val="0"/>
         </w:rPr>
         <w:t xml:space="preserve"> Disciplina - A disciplina é a capacidade de cumprir regras, mantendo o foco total para atingir um objetivo, mesmo sem vontade, motivação e mesmo que requeira sacrifícios.</w:t>
       </w:r>
-      <w:bookmarkEnd w:id="1008"/>
-    </w:p>
-    <w:p>
-      <w:bookmarkStart w:id="1009" w:name="gloss09"/>
+      <w:r>
+        <w:rPr>
+          <w:rtl w:val="0"/>
+        </w:rPr>
+      </w:r>
+    </w:p>
+    <w:bookmarkStart w:colFirst="0" w:colLast="0" w:name="bookmark=id.6vfa4svh29t6" w:id="35"/>
+    <w:bookmarkEnd w:id="35"/>
+    <w:p>
       <w:pPr>
         <w:tabs>
           <w:tab w:val="left" w:leader="none" w:pos="0"/>
         </w:tabs>
-        <w:spacing w:line="240" w:lineRule="auto" w:after="120" w:before="0"/>
+        <w:spacing w:after="120" w:before="0" w:line="240" w:lineRule="auto"/>
         <w:rPr/>
       </w:pPr>
       <w:r>
         <w:rPr>
-          <w:rFonts w:ascii="Arial" w:hAnsi="Arial" w:cs="Arial"/>
+          <w:rFonts w:ascii="Arial" w:cs="Arial" w:eastAsia="Arial" w:hAnsi="Arial"/>
           <w:sz w:val="18"/>
-        </w:rPr>
-        <w:t>[09]</w:t>
-      </w:r>
-      <w:r>
-        <w:rPr>
-          <w:rFonts w:ascii="Arial" w:hAnsi="Arial" w:cs="Arial"/>
+          <w:szCs w:val="18"/>
+          <w:rtl w:val="0"/>
+        </w:rPr>
+        <w:t xml:space="preserve">[09]</w:t>
+      </w:r>
+      <w:r>
+        <w:rPr>
+          <w:rFonts w:ascii="Arial" w:cs="Arial" w:eastAsia="Arial" w:hAnsi="Arial"/>
           <w:sz w:val="20"/>
+          <w:szCs w:val="20"/>
+          <w:rtl w:val="0"/>
         </w:rPr>
         <w:t xml:space="preserve"> OCRAMClima - É a empresa onde realizei o estágio do terceiro ano de curso, durante pouco mais de um mês, e que tinha uma componente de programação especializada nas tecnologias que vim a usar neste projeto.</w:t>
       </w:r>
-      <w:bookmarkEnd w:id="1009"/>
-    </w:p>
-    <w:p>
-      <w:bookmarkStart w:id="1010" w:name="gloss10"/>
+      <w:r>
+        <w:rPr>
+          <w:rtl w:val="0"/>
+        </w:rPr>
+      </w:r>
+    </w:p>
+    <w:bookmarkStart w:colFirst="0" w:colLast="0" w:name="bookmark=id.d4o97ulc90pm" w:id="36"/>
+    <w:bookmarkEnd w:id="36"/>
+    <w:p>
       <w:pPr>
         <w:tabs>
           <w:tab w:val="left" w:leader="none" w:pos="0"/>
         </w:tabs>
-        <w:spacing w:line="240" w:lineRule="auto" w:after="120" w:before="0"/>
+        <w:spacing w:after="120" w:before="0" w:line="240" w:lineRule="auto"/>
         <w:rPr/>
       </w:pPr>
       <w:r>
         <w:rPr>
-          <w:rFonts w:ascii="Arial" w:hAnsi="Arial" w:cs="Arial"/>
+          <w:rFonts w:ascii="Arial" w:cs="Arial" w:eastAsia="Arial" w:hAnsi="Arial"/>
           <w:sz w:val="18"/>
-        </w:rPr>
-        <w:t>[10]</w:t>
-      </w:r>
-      <w:r>
-        <w:rPr>
-          <w:rFonts w:ascii="Arial" w:hAnsi="Arial" w:cs="Arial"/>
+          <w:szCs w:val="18"/>
+          <w:rtl w:val="0"/>
+        </w:rPr>
+        <w:t xml:space="preserve">[10]</w:t>
+      </w:r>
+      <w:r>
+        <w:rPr>
+          <w:rFonts w:ascii="Arial" w:cs="Arial" w:eastAsia="Arial" w:hAnsi="Arial"/>
           <w:sz w:val="20"/>
+          <w:szCs w:val="20"/>
+          <w:rtl w:val="0"/>
         </w:rPr>
         <w:t xml:space="preserve"> Node.js - Ambiente de execução que permite correr código JavaScript fora do navegador cujo utilizei e também era utilizado pelos trabalhadores da OCRAMClima.</w:t>
       </w:r>
-      <w:bookmarkEnd w:id="1010"/>
-    </w:p>
-    <w:p>
-      <w:bookmarkStart w:id="1011" w:name="gloss11"/>
+      <w:r>
+        <w:rPr>
+          <w:rtl w:val="0"/>
+        </w:rPr>
+      </w:r>
+    </w:p>
+    <w:bookmarkStart w:colFirst="0" w:colLast="0" w:name="bookmark=id.pkibgb5u2io2" w:id="37"/>
+    <w:bookmarkEnd w:id="37"/>
+    <w:p>
       <w:pPr>
         <w:tabs>
           <w:tab w:val="left" w:leader="none" w:pos="0"/>
         </w:tabs>
-        <w:spacing w:line="240" w:lineRule="auto" w:after="120" w:before="0"/>
+        <w:spacing w:after="120" w:before="0" w:line="240" w:lineRule="auto"/>
         <w:rPr/>
       </w:pPr>
       <w:r>
         <w:rPr>
-          <w:rFonts w:ascii="Arial" w:hAnsi="Arial" w:cs="Arial"/>
+          <w:rFonts w:ascii="Arial" w:cs="Arial" w:eastAsia="Arial" w:hAnsi="Arial"/>
           <w:sz w:val="18"/>
-        </w:rPr>
-        <w:t>[11]</w:t>
-      </w:r>
-      <w:r>
-        <w:rPr>
-          <w:rFonts w:ascii="Arial" w:hAnsi="Arial" w:cs="Arial"/>
+          <w:szCs w:val="18"/>
+          <w:rtl w:val="0"/>
+        </w:rPr>
+        <w:t xml:space="preserve">[11]</w:t>
+      </w:r>
+      <w:r>
+        <w:rPr>
+          <w:rFonts w:ascii="Arial" w:cs="Arial" w:eastAsia="Arial" w:hAnsi="Arial"/>
           <w:sz w:val="20"/>
+          <w:szCs w:val="20"/>
+          <w:rtl w:val="0"/>
         </w:rPr>
         <w:t xml:space="preserve"> Express - Um framework para Node.js que simplifica a criação de servidores web e de APIs, facilita bastante o uso de Node.js (também aconselhado pelos trabalhadores do estágio).</w:t>
       </w:r>
-      <w:bookmarkEnd w:id="1011"/>
-    </w:p>
-    <w:p>
-      <w:bookmarkStart w:id="1012" w:name="gloss12"/>
+      <w:r>
+        <w:rPr>
+          <w:rtl w:val="0"/>
+        </w:rPr>
+      </w:r>
+    </w:p>
+    <w:bookmarkStart w:colFirst="0" w:colLast="0" w:name="bookmark=id.e64k7mhdlvzp" w:id="38"/>
+    <w:bookmarkEnd w:id="38"/>
+    <w:p>
       <w:pPr>
         <w:tabs>
           <w:tab w:val="left" w:leader="none" w:pos="0"/>
         </w:tabs>
-        <w:spacing w:line="240" w:lineRule="auto" w:after="120" w:before="0"/>
+        <w:spacing w:after="120" w:before="0" w:line="240" w:lineRule="auto"/>
         <w:rPr/>
       </w:pPr>
       <w:r>
         <w:rPr>
-          <w:rFonts w:ascii="Arial" w:hAnsi="Arial" w:cs="Arial"/>
+          <w:rFonts w:ascii="Arial" w:cs="Arial" w:eastAsia="Arial" w:hAnsi="Arial"/>
           <w:sz w:val="18"/>
-        </w:rPr>
-        <w:t>[12]</w:t>
-      </w:r>
-      <w:r>
-        <w:rPr>
-          <w:rFonts w:ascii="Arial" w:hAnsi="Arial" w:cs="Arial"/>
+          <w:szCs w:val="18"/>
+          <w:rtl w:val="0"/>
+        </w:rPr>
+        <w:t xml:space="preserve">[12]</w:t>
+      </w:r>
+      <w:r>
+        <w:rPr>
+          <w:rFonts w:ascii="Arial" w:cs="Arial" w:eastAsia="Arial" w:hAnsi="Arial"/>
           <w:sz w:val="20"/>
+          <w:szCs w:val="20"/>
+          <w:rtl w:val="0"/>
         </w:rPr>
         <w:t xml:space="preserve"> React -  Uma biblioteca de JavaScript usada para construir interfaces de utilizador, baseada em componentes reutilizáveis, basicamente permite a atualização instantânea das páginas sem ser preciso fazer nada além de salvar.</w:t>
       </w:r>
-      <w:bookmarkEnd w:id="1012"/>
-    </w:p>
-    <w:p>
-      <w:bookmarkStart w:id="1013" w:name="gloss13"/>
+      <w:r>
+        <w:rPr>
+          <w:rtl w:val="0"/>
+        </w:rPr>
+      </w:r>
+    </w:p>
+    <w:bookmarkStart w:colFirst="0" w:colLast="0" w:name="bookmark=id.6xawcoe0he4v" w:id="39"/>
+    <w:bookmarkEnd w:id="39"/>
+    <w:p>
       <w:pPr>
         <w:tabs>
           <w:tab w:val="left" w:leader="none" w:pos="0"/>
         </w:tabs>
-        <w:spacing w:line="240" w:lineRule="auto" w:after="120" w:before="0"/>
+        <w:spacing w:after="120" w:before="0" w:line="240" w:lineRule="auto"/>
         <w:rPr/>
       </w:pPr>
       <w:r>
         <w:rPr>
-          <w:rFonts w:ascii="Arial" w:hAnsi="Arial" w:cs="Arial"/>
+          <w:rFonts w:ascii="Arial" w:cs="Arial" w:eastAsia="Arial" w:hAnsi="Arial"/>
           <w:sz w:val="18"/>
-        </w:rPr>
-        <w:t>[13]</w:t>
-      </w:r>
-      <w:r>
-        <w:rPr>
-          <w:rFonts w:ascii="Arial" w:hAnsi="Arial" w:cs="Arial"/>
+          <w:szCs w:val="18"/>
+          <w:rtl w:val="0"/>
+        </w:rPr>
+        <w:t xml:space="preserve">[13]</w:t>
+      </w:r>
+      <w:r>
+        <w:rPr>
+          <w:rFonts w:ascii="Arial" w:cs="Arial" w:eastAsia="Arial" w:hAnsi="Arial"/>
           <w:sz w:val="20"/>
+          <w:szCs w:val="20"/>
+          <w:rtl w:val="0"/>
         </w:rPr>
         <w:t xml:space="preserve"> Tailwind CSS - Um framework de CSS baseado em classes utilitárias, resumidamente permite estilizar os elementos diretamente no mesmo ficheiro, sem ter que escrever tanto em um ficheiro separado.</w:t>
       </w:r>
-      <w:bookmarkEnd w:id="1013"/>
-    </w:p>
-    <w:p>
-      <w:bookmarkStart w:id="1014" w:name="gloss14"/>
+      <w:r>
+        <w:rPr>
+          <w:rtl w:val="0"/>
+        </w:rPr>
+      </w:r>
+    </w:p>
+    <w:bookmarkStart w:colFirst="0" w:colLast="0" w:name="bookmark=id.hz9qt1bjbigv" w:id="40"/>
+    <w:bookmarkEnd w:id="40"/>
+    <w:p>
       <w:pPr>
         <w:tabs>
           <w:tab w:val="left" w:leader="none" w:pos="0"/>
         </w:tabs>
-        <w:spacing w:after="120" w:before="0" w:lineRule="auto" w:line="240"/>
+        <w:spacing w:after="120" w:before="0" w:line="240" w:lineRule="auto"/>
         <w:rPr/>
       </w:pPr>
       <w:r>
         <w:rPr>
-          <w:rFonts w:ascii="Arial" w:hAnsi="Arial" w:cs="Arial"/>
+          <w:rFonts w:ascii="Arial" w:cs="Arial" w:eastAsia="Arial" w:hAnsi="Arial"/>
           <w:sz w:val="18"/>
-        </w:rPr>
-        <w:t>[14]</w:t>
-      </w:r>
-      <w:r>
-        <w:rPr>
-          <w:rFonts w:ascii="Arial" w:hAnsi="Arial" w:cs="Arial"/>
+          <w:szCs w:val="18"/>
+          <w:rtl w:val="0"/>
+        </w:rPr>
+        <w:t xml:space="preserve">[14]</w:t>
+      </w:r>
+      <w:r>
+        <w:rPr>
+          <w:rFonts w:ascii="Arial" w:cs="Arial" w:eastAsia="Arial" w:hAnsi="Arial"/>
           <w:sz w:val="20"/>
+          <w:szCs w:val="20"/>
+          <w:rtl w:val="0"/>
         </w:rPr>
         <w:t xml:space="preserve"> JavaScript - A linguagem que acabou por ser a “espinha dorsal” do projeto, usei-a tanto no frontend como no backend. É a linguagem da web por excelência e, como já a tínhamos visto no curso, senti-me à vontade para a usar em todo o lado.</w:t>
       </w:r>
-      <w:bookmarkEnd w:id="1014"/>
-    </w:p>
-    <w:p>
-      <w:bookmarkStart w:id="1015" w:name="gloss15"/>
+      <w:r>
+        <w:rPr>
+          <w:rtl w:val="0"/>
+        </w:rPr>
+      </w:r>
+    </w:p>
+    <w:bookmarkStart w:colFirst="0" w:colLast="0" w:name="bookmark=id.ce591pgxfb5m" w:id="41"/>
+    <w:bookmarkEnd w:id="41"/>
+    <w:p>
       <w:pPr>
         <w:tabs>
           <w:tab w:val="left" w:leader="none" w:pos="0"/>
         </w:tabs>
-        <w:spacing w:after="120" w:before="0" w:lineRule="auto" w:line="240"/>
+        <w:spacing w:after="120" w:before="0" w:line="240" w:lineRule="auto"/>
         <w:rPr/>
       </w:pPr>
       <w:r>
         <w:rPr>
-          <w:rFonts w:ascii="Arial" w:hAnsi="Arial" w:cs="Arial"/>
+          <w:rFonts w:ascii="Arial" w:cs="Arial" w:eastAsia="Arial" w:hAnsi="Arial"/>
           <w:sz w:val="18"/>
-        </w:rPr>
-        <w:t>[15]</w:t>
-      </w:r>
-      <w:r>
-        <w:rPr>
-          <w:rFonts w:ascii="Arial" w:hAnsi="Arial" w:cs="Arial"/>
+          <w:szCs w:val="18"/>
+          <w:rtl w:val="0"/>
+        </w:rPr>
+        <w:t xml:space="preserve">[15]</w:t>
+      </w:r>
+      <w:r>
+        <w:rPr>
+          <w:rFonts w:ascii="Arial" w:cs="Arial" w:eastAsia="Arial" w:hAnsi="Arial"/>
           <w:sz w:val="20"/>
+          <w:szCs w:val="20"/>
+          <w:rtl w:val="0"/>
         </w:rPr>
         <w:t xml:space="preserve"> MySQL - O sistema de base de dados relacional que escolhi. Organiza tudo em tabelas que se relacionam entre si e, honestamente, foi a escolha óbvia por ter sido o que aprendemos na disciplina de programação.</w:t>
       </w:r>
-      <w:bookmarkEnd w:id="1015"/>
-    </w:p>
-    <w:p>
-      <w:bookmarkStart w:id="1016" w:name="gloss16"/>
+      <w:r>
+        <w:rPr>
+          <w:rtl w:val="0"/>
+        </w:rPr>
+      </w:r>
+    </w:p>
+    <w:bookmarkStart w:colFirst="0" w:colLast="0" w:name="bookmark=id.s5u1i7kp46bc" w:id="42"/>
+    <w:bookmarkEnd w:id="42"/>
+    <w:p>
       <w:pPr>
         <w:tabs>
           <w:tab w:val="left" w:leader="none" w:pos="0"/>
         </w:tabs>
-        <w:spacing w:after="120" w:before="0" w:lineRule="auto" w:line="240"/>
+        <w:spacing w:after="120" w:before="0" w:line="240" w:lineRule="auto"/>
         <w:rPr/>
       </w:pPr>
       <w:r>
         <w:rPr>
-          <w:rFonts w:ascii="Arial" w:hAnsi="Arial" w:cs="Arial"/>
+          <w:rFonts w:ascii="Arial" w:cs="Arial" w:eastAsia="Arial" w:hAnsi="Arial"/>
           <w:sz w:val="18"/>
-        </w:rPr>
-        <w:t>[16]</w:t>
-      </w:r>
-      <w:r>
-        <w:rPr>
-          <w:rFonts w:ascii="Arial" w:hAnsi="Arial" w:cs="Arial"/>
+          <w:szCs w:val="18"/>
+          <w:rtl w:val="0"/>
+        </w:rPr>
+        <w:t xml:space="preserve">[16]</w:t>
+      </w:r>
+      <w:r>
+        <w:rPr>
+          <w:rFonts w:ascii="Arial" w:cs="Arial" w:eastAsia="Arial" w:hAnsi="Arial"/>
           <w:sz w:val="20"/>
+          <w:szCs w:val="20"/>
+          <w:rtl w:val="0"/>
         </w:rPr>
         <w:t xml:space="preserve"> Módulo em C - Um pequeno pedaço do projeto que escrevi em C e liguei ao backend, responsável pelos cálculos da ludificação. C é uma linguagem mais “baixa” e próxima da máquina, e foi a primeira que aprendi no curso, daí ter feito questão de a incluir.</w:t>
       </w:r>
-      <w:bookmarkEnd w:id="1016"/>
-    </w:p>
-    <w:p>
-      <w:bookmarkStart w:id="1017" w:name="gloss17"/>
+      <w:r>
+        <w:rPr>
+          <w:rtl w:val="0"/>
+        </w:rPr>
+      </w:r>
+    </w:p>
+    <w:bookmarkStart w:colFirst="0" w:colLast="0" w:name="bookmark=id.cgibxtlfejl8" w:id="43"/>
+    <w:bookmarkEnd w:id="43"/>
+    <w:p>
       <w:pPr>
         <w:tabs>
           <w:tab w:val="left" w:leader="none" w:pos="0"/>
         </w:tabs>
-        <w:spacing w:after="120" w:before="0" w:lineRule="auto" w:line="240"/>
+        <w:spacing w:after="120" w:before="0" w:line="240" w:lineRule="auto"/>
         <w:rPr/>
       </w:pPr>
       <w:r>
         <w:rPr>
-          <w:rFonts w:ascii="Arial" w:hAnsi="Arial" w:cs="Arial"/>
+          <w:rFonts w:ascii="Arial" w:cs="Arial" w:eastAsia="Arial" w:hAnsi="Arial"/>
           <w:sz w:val="18"/>
-        </w:rPr>
-        <w:t>[17]</w:t>
-      </w:r>
-      <w:r>
-        <w:rPr>
-          <w:rFonts w:ascii="Arial" w:hAnsi="Arial" w:cs="Arial"/>
+          <w:szCs w:val="18"/>
+          <w:rtl w:val="0"/>
+        </w:rPr>
+        <w:t xml:space="preserve">[17]</w:t>
+      </w:r>
+      <w:r>
+        <w:rPr>
+          <w:rFonts w:ascii="Arial" w:cs="Arial" w:eastAsia="Arial" w:hAnsi="Arial"/>
           <w:sz w:val="20"/>
+          <w:szCs w:val="20"/>
+          <w:rtl w:val="0"/>
         </w:rPr>
         <w:t xml:space="preserve"> TGPSI - A sigla do meu curso, “Técnico de Gestão e Programação de Sistemas Informáticos”.</w:t>
       </w:r>
-      <w:bookmarkEnd w:id="1017"/>
-    </w:p>
-    <w:p>
-      <w:bookmarkStart w:id="1018" w:name="gloss18"/>
+      <w:r>
+        <w:rPr>
+          <w:rtl w:val="0"/>
+        </w:rPr>
+      </w:r>
+    </w:p>
+    <w:bookmarkStart w:colFirst="0" w:colLast="0" w:name="bookmark=id.9rcov1dlc324" w:id="44"/>
+    <w:bookmarkEnd w:id="44"/>
+    <w:p>
       <w:pPr>
         <w:tabs>
           <w:tab w:val="left" w:leader="none" w:pos="0"/>
         </w:tabs>
-        <w:spacing w:after="120" w:before="0" w:lineRule="auto" w:line="240"/>
+        <w:spacing w:after="120" w:before="0" w:line="240" w:lineRule="auto"/>
         <w:rPr/>
       </w:pPr>
       <w:r>
         <w:rPr>
-          <w:rFonts w:ascii="Arial" w:hAnsi="Arial" w:cs="Arial"/>
+          <w:rFonts w:ascii="Arial" w:cs="Arial" w:eastAsia="Arial" w:hAnsi="Arial"/>
           <w:sz w:val="18"/>
-        </w:rPr>
-        <w:t>[18]</w:t>
-      </w:r>
-      <w:r>
-        <w:rPr>
-          <w:rFonts w:ascii="Arial" w:hAnsi="Arial" w:cs="Arial"/>
+          <w:szCs w:val="18"/>
+          <w:rtl w:val="0"/>
+        </w:rPr>
+        <w:t xml:space="preserve">[18]</w:t>
+      </w:r>
+      <w:r>
+        <w:rPr>
+          <w:rFonts w:ascii="Arial" w:cs="Arial" w:eastAsia="Arial" w:hAnsi="Arial"/>
           <w:sz w:val="20"/>
+          <w:szCs w:val="20"/>
+          <w:rtl w:val="0"/>
         </w:rPr>
         <w:t xml:space="preserve"> Diagrama de entidade-relacionamento (ER) - Um desenho que mostra as entidades da base de dados (como utilizadores ou tarefas) e como se relacionam entre si. Usei-o para planear a base de dados antes sequer de a criar, e poupou-me muitas dores de cabeça.</w:t>
       </w:r>
-      <w:bookmarkEnd w:id="1018"/>
-    </w:p>
-    <w:p>
-      <w:bookmarkStart w:id="1019" w:name="gloss19"/>
+      <w:r>
+        <w:rPr>
+          <w:rtl w:val="0"/>
+        </w:rPr>
+      </w:r>
+    </w:p>
+    <w:bookmarkStart w:colFirst="0" w:colLast="0" w:name="bookmark=id.i83xkjkgwkw3" w:id="45"/>
+    <w:bookmarkEnd w:id="45"/>
+    <w:p>
       <w:pPr>
         <w:tabs>
           <w:tab w:val="left" w:leader="none" w:pos="0"/>
         </w:tabs>
-        <w:spacing w:after="120" w:before="0" w:lineRule="auto" w:line="240"/>
+        <w:spacing w:after="120" w:before="0" w:line="240" w:lineRule="auto"/>
         <w:rPr/>
       </w:pPr>
       <w:r>
         <w:rPr>
-          <w:rFonts w:ascii="Arial" w:hAnsi="Arial" w:cs="Arial"/>
+          <w:rFonts w:ascii="Arial" w:cs="Arial" w:eastAsia="Arial" w:hAnsi="Arial"/>
           <w:sz w:val="18"/>
-        </w:rPr>
-        <w:t>[19]</w:t>
-      </w:r>
-      <w:r>
-        <w:rPr>
-          <w:rFonts w:ascii="Arial" w:hAnsi="Arial" w:cs="Arial"/>
+          <w:szCs w:val="18"/>
+          <w:rtl w:val="0"/>
+        </w:rPr>
+        <w:t xml:space="preserve">[19]</w:t>
+      </w:r>
+      <w:r>
+        <w:rPr>
+          <w:rFonts w:ascii="Arial" w:cs="Arial" w:eastAsia="Arial" w:hAnsi="Arial"/>
           <w:sz w:val="20"/>
+          <w:szCs w:val="20"/>
+          <w:rtl w:val="0"/>
         </w:rPr>
         <w:t xml:space="preserve"> SQL - A sigla de “Structured Query Language”, basicamente a linguagem que se usa para falar com a base de dados, seja para criar, consultar ou alterar dados.</w:t>
       </w:r>
-      <w:bookmarkEnd w:id="1019"/>
-    </w:p>
-    <w:p>
-      <w:bookmarkStart w:id="1020" w:name="gloss20"/>
+      <w:r>
+        <w:rPr>
+          <w:rtl w:val="0"/>
+        </w:rPr>
+      </w:r>
+    </w:p>
+    <w:bookmarkStart w:colFirst="0" w:colLast="0" w:name="bookmark=id.2bbm79efp5xd" w:id="46"/>
+    <w:bookmarkEnd w:id="46"/>
+    <w:p>
       <w:pPr>
         <w:tabs>
           <w:tab w:val="left" w:leader="none" w:pos="0"/>
         </w:tabs>
-        <w:spacing w:after="120" w:before="0" w:lineRule="auto" w:line="240"/>
+        <w:spacing w:after="120" w:before="0" w:line="240" w:lineRule="auto"/>
         <w:rPr/>
       </w:pPr>
       <w:r>
         <w:rPr>
-          <w:rFonts w:ascii="Arial" w:hAnsi="Arial" w:cs="Arial"/>
+          <w:rFonts w:ascii="Arial" w:cs="Arial" w:eastAsia="Arial" w:hAnsi="Arial"/>
           <w:sz w:val="18"/>
-        </w:rPr>
-        <w:t>[20]</w:t>
-      </w:r>
-      <w:r>
-        <w:rPr>
-          <w:rFonts w:ascii="Arial" w:hAnsi="Arial" w:cs="Arial"/>
+          <w:szCs w:val="18"/>
+          <w:rtl w:val="0"/>
+        </w:rPr>
+        <w:t xml:space="preserve">[20]</w:t>
+      </w:r>
+      <w:r>
+        <w:rPr>
+          <w:rFonts w:ascii="Arial" w:cs="Arial" w:eastAsia="Arial" w:hAnsi="Arial"/>
           <w:sz w:val="20"/>
+          <w:szCs w:val="20"/>
+          <w:rtl w:val="0"/>
         </w:rPr>
         <w:t xml:space="preserve"> Diagrama de tabelas - Parecido com o diagrama ER, mas já mais “real”: mostra as tabelas tal como ficam na base de dados, com as suas colunas e ligações. É um passo mais próximo da implementação.</w:t>
       </w:r>
-      <w:bookmarkEnd w:id="1020"/>
-    </w:p>
-    <w:p>
-      <w:bookmarkStart w:id="1021" w:name="gloss21"/>
+      <w:r>
+        <w:rPr>
+          <w:rtl w:val="0"/>
+        </w:rPr>
+      </w:r>
+    </w:p>
+    <w:bookmarkStart w:colFirst="0" w:colLast="0" w:name="bookmark=id.hxrymyrwdv35" w:id="47"/>
+    <w:bookmarkEnd w:id="47"/>
+    <w:p>
       <w:pPr>
         <w:tabs>
           <w:tab w:val="left" w:leader="none" w:pos="0"/>
         </w:tabs>
-        <w:spacing w:after="120" w:before="0" w:lineRule="auto" w:line="240"/>
+        <w:spacing w:after="120" w:before="0" w:line="240" w:lineRule="auto"/>
         <w:rPr/>
       </w:pPr>
       <w:r>
         <w:rPr>
-          <w:rFonts w:ascii="Arial" w:hAnsi="Arial" w:cs="Arial"/>
+          <w:rFonts w:ascii="Arial" w:cs="Arial" w:eastAsia="Arial" w:hAnsi="Arial"/>
           <w:sz w:val="18"/>
-        </w:rPr>
-        <w:t>[21]</w:t>
-      </w:r>
-      <w:r>
-        <w:rPr>
-          <w:rFonts w:ascii="Arial" w:hAnsi="Arial" w:cs="Arial"/>
+          <w:szCs w:val="18"/>
+          <w:rtl w:val="0"/>
+        </w:rPr>
+        <w:t xml:space="preserve">[21]</w:t>
+      </w:r>
+      <w:r>
+        <w:rPr>
+          <w:rFonts w:ascii="Arial" w:cs="Arial" w:eastAsia="Arial" w:hAnsi="Arial"/>
           <w:sz w:val="20"/>
+          <w:szCs w:val="20"/>
+          <w:rtl w:val="0"/>
         </w:rPr>
         <w:t xml:space="preserve"> Ouroboros - Aquele símbolo antigo da serpente que morde a própria cauda e forma um círculo. Representa o ciclo eterno e a renovação infinita, e foi precisamente por isso que o escolhi para o logótipo.</w:t>
       </w:r>
-      <w:bookmarkEnd w:id="1021"/>
-    </w:p>
-    <w:p>
-      <w:bookmarkStart w:id="1022" w:name="gloss22"/>
+      <w:r>
+        <w:rPr>
+          <w:rtl w:val="0"/>
+        </w:rPr>
+      </w:r>
+    </w:p>
+    <w:bookmarkStart w:colFirst="0" w:colLast="0" w:name="bookmark=id.m3nk3hxp4eik" w:id="48"/>
+    <w:bookmarkEnd w:id="48"/>
+    <w:p>
       <w:pPr>
         <w:tabs>
           <w:tab w:val="left" w:leader="none" w:pos="0"/>
         </w:tabs>
-        <w:spacing w:after="120" w:before="0" w:lineRule="auto" w:line="240"/>
+        <w:spacing w:after="120" w:before="0" w:line="240" w:lineRule="auto"/>
         <w:rPr/>
       </w:pPr>
       <w:r>
         <w:rPr>
-          <w:rFonts w:ascii="Arial" w:hAnsi="Arial" w:cs="Arial"/>
+          <w:rFonts w:ascii="Arial" w:cs="Arial" w:eastAsia="Arial" w:hAnsi="Arial"/>
           <w:sz w:val="18"/>
-        </w:rPr>
-        <w:t>[22]</w:t>
-      </w:r>
-      <w:r>
-        <w:rPr>
-          <w:rFonts w:ascii="Arial" w:hAnsi="Arial" w:cs="Arial"/>
+          <w:szCs w:val="18"/>
+          <w:rtl w:val="0"/>
+        </w:rPr>
+        <w:t xml:space="preserve">[22]</w:t>
+      </w:r>
+      <w:r>
+        <w:rPr>
+          <w:rFonts w:ascii="Arial" w:cs="Arial" w:eastAsia="Arial" w:hAnsi="Arial"/>
           <w:sz w:val="20"/>
+          <w:szCs w:val="20"/>
+          <w:rtl w:val="0"/>
         </w:rPr>
         <w:t xml:space="preserve"> Engenharia de software - A área que trata de desenvolver software seguindo métodos e boas práticas, para que ele fique organizado, fiável e fácil de manter, em vez de ser só “código que funciona”.</w:t>
       </w:r>
-      <w:bookmarkEnd w:id="1022"/>
-    </w:p>
-    <w:p>
-      <w:bookmarkStart w:id="1023" w:name="gloss23"/>
+      <w:r>
+        <w:rPr>
+          <w:rtl w:val="0"/>
+        </w:rPr>
+      </w:r>
+    </w:p>
+    <w:bookmarkStart w:colFirst="0" w:colLast="0" w:name="bookmark=id.2tme50eag0s7" w:id="49"/>
+    <w:bookmarkEnd w:id="49"/>
+    <w:p>
       <w:pPr>
         <w:tabs>
           <w:tab w:val="left" w:leader="none" w:pos="0"/>
         </w:tabs>
-        <w:spacing w:after="120" w:before="0" w:lineRule="auto" w:line="240"/>
+        <w:spacing w:after="120" w:before="0" w:line="240" w:lineRule="auto"/>
         <w:rPr/>
       </w:pPr>
       <w:r>
         <w:rPr>
-          <w:rFonts w:ascii="Arial" w:hAnsi="Arial" w:cs="Arial"/>
+          <w:rFonts w:ascii="Arial" w:cs="Arial" w:eastAsia="Arial" w:hAnsi="Arial"/>
           <w:sz w:val="18"/>
-        </w:rPr>
-        <w:t>[23]</w:t>
-      </w:r>
-      <w:r>
-        <w:rPr>
-          <w:rFonts w:ascii="Arial" w:hAnsi="Arial" w:cs="Arial"/>
+          <w:szCs w:val="18"/>
+          <w:rtl w:val="0"/>
+        </w:rPr>
+        <w:t xml:space="preserve">[23]</w:t>
+      </w:r>
+      <w:r>
+        <w:rPr>
+          <w:rFonts w:ascii="Arial" w:cs="Arial" w:eastAsia="Arial" w:hAnsi="Arial"/>
           <w:sz w:val="20"/>
+          <w:szCs w:val="20"/>
+          <w:rtl w:val="0"/>
         </w:rPr>
         <w:t xml:space="preserve"> API - Sigla de “Application Programming Interface”. Gosto de pensar nela como a ponte que permite que duas aplicações falem uma com a outra; no meu caso, entre o cliente e o servidor.</w:t>
       </w:r>
-      <w:bookmarkEnd w:id="1023"/>
-    </w:p>
-    <w:p>
-      <w:bookmarkStart w:id="1024" w:name="gloss24"/>
+      <w:r>
+        <w:rPr>
+          <w:rtl w:val="0"/>
+        </w:rPr>
+      </w:r>
+    </w:p>
+    <w:bookmarkStart w:colFirst="0" w:colLast="0" w:name="bookmark=id.3xyc506ivc07" w:id="50"/>
+    <w:bookmarkEnd w:id="50"/>
+    <w:p>
       <w:pPr>
         <w:tabs>
           <w:tab w:val="left" w:leader="none" w:pos="0"/>
         </w:tabs>
-        <w:spacing w:after="120" w:before="0" w:lineRule="auto" w:line="240"/>
+        <w:spacing w:after="120" w:before="0" w:line="240" w:lineRule="auto"/>
         <w:rPr/>
       </w:pPr>
       <w:r>
         <w:rPr>
-          <w:rFonts w:ascii="Arial" w:hAnsi="Arial" w:cs="Arial"/>
+          <w:rFonts w:ascii="Arial" w:cs="Arial" w:eastAsia="Arial" w:hAnsi="Arial"/>
           <w:sz w:val="18"/>
-        </w:rPr>
-        <w:t>[24]</w:t>
-      </w:r>
-      <w:r>
-        <w:rPr>
-          <w:rFonts w:ascii="Arial" w:hAnsi="Arial" w:cs="Arial"/>
+          <w:szCs w:val="18"/>
+          <w:rtl w:val="0"/>
+        </w:rPr>
+        <w:t xml:space="preserve">[24]</w:t>
+      </w:r>
+      <w:r>
+        <w:rPr>
+          <w:rFonts w:ascii="Arial" w:cs="Arial" w:eastAsia="Arial" w:hAnsi="Arial"/>
           <w:sz w:val="20"/>
+          <w:szCs w:val="20"/>
+          <w:rtl w:val="0"/>
         </w:rPr>
         <w:t xml:space="preserve"> Rotas - Os vários “caminhos” que o servidor disponibiliza, cada um ligado a uma funcionalidade. Por exemplo, há uma rota para criar tarefas e outra para iniciar sessão.</w:t>
       </w:r>
-      <w:bookmarkEnd w:id="1024"/>
-    </w:p>
-    <w:p>
-      <w:bookmarkStart w:id="1025" w:name="gloss25"/>
+      <w:r>
+        <w:rPr>
+          <w:rtl w:val="0"/>
+        </w:rPr>
+      </w:r>
+    </w:p>
+    <w:bookmarkStart w:colFirst="0" w:colLast="0" w:name="bookmark=id.ysryijk3a4ij" w:id="51"/>
+    <w:bookmarkEnd w:id="51"/>
+    <w:p>
       <w:pPr>
         <w:tabs>
           <w:tab w:val="left" w:leader="none" w:pos="0"/>
         </w:tabs>
-        <w:spacing w:after="120" w:before="0" w:lineRule="auto" w:line="240"/>
+        <w:spacing w:after="120" w:before="0" w:line="240" w:lineRule="auto"/>
         <w:rPr/>
       </w:pPr>
       <w:r>
         <w:rPr>
-          <w:rFonts w:ascii="Arial" w:hAnsi="Arial" w:cs="Arial"/>
+          <w:rFonts w:ascii="Arial" w:cs="Arial" w:eastAsia="Arial" w:hAnsi="Arial"/>
           <w:sz w:val="18"/>
-        </w:rPr>
-        <w:t>[25]</w:t>
-      </w:r>
-      <w:r>
-        <w:rPr>
-          <w:rFonts w:ascii="Arial" w:hAnsi="Arial" w:cs="Arial"/>
+          <w:szCs w:val="18"/>
+          <w:rtl w:val="0"/>
+        </w:rPr>
+        <w:t xml:space="preserve">[25]</w:t>
+      </w:r>
+      <w:r>
+        <w:rPr>
+          <w:rFonts w:ascii="Arial" w:cs="Arial" w:eastAsia="Arial" w:hAnsi="Arial"/>
           <w:sz w:val="20"/>
+          <w:szCs w:val="20"/>
+          <w:rtl w:val="0"/>
         </w:rPr>
         <w:t xml:space="preserve"> Endpoints - Os pontos de acesso de uma API, ou seja, cada endereço específico ao qual o cliente faz um pedido para obter ou enviar dados.</w:t>
       </w:r>
-      <w:bookmarkEnd w:id="1025"/>
-    </w:p>
-    <w:p>
-      <w:bookmarkStart w:id="1026" w:name="gloss26"/>
+      <w:r>
+        <w:rPr>
+          <w:rtl w:val="0"/>
+        </w:rPr>
+      </w:r>
+    </w:p>
+    <w:bookmarkStart w:colFirst="0" w:colLast="0" w:name="bookmark=id.u9k17fx5u2kg" w:id="52"/>
+    <w:bookmarkEnd w:id="52"/>
+    <w:p>
       <w:pPr>
         <w:tabs>
           <w:tab w:val="left" w:leader="none" w:pos="0"/>
         </w:tabs>
-        <w:spacing w:after="120" w:before="0" w:lineRule="auto" w:line="240"/>
+        <w:spacing w:after="120" w:before="0" w:line="240" w:lineRule="auto"/>
         <w:rPr/>
       </w:pPr>
       <w:r>
         <w:rPr>
-          <w:rFonts w:ascii="Arial" w:hAnsi="Arial" w:cs="Arial"/>
+          <w:rFonts w:ascii="Arial" w:cs="Arial" w:eastAsia="Arial" w:hAnsi="Arial"/>
           <w:sz w:val="18"/>
-        </w:rPr>
-        <w:t>[26]</w:t>
-      </w:r>
-      <w:r>
-        <w:rPr>
-          <w:rFonts w:ascii="Arial" w:hAnsi="Arial" w:cs="Arial"/>
+          <w:szCs w:val="18"/>
+          <w:rtl w:val="0"/>
+        </w:rPr>
+        <w:t xml:space="preserve">[26]</w:t>
+      </w:r>
+      <w:r>
+        <w:rPr>
+          <w:rFonts w:ascii="Arial" w:cs="Arial" w:eastAsia="Arial" w:hAnsi="Arial"/>
           <w:sz w:val="20"/>
+          <w:szCs w:val="20"/>
+          <w:rtl w:val="0"/>
         </w:rPr>
         <w:t xml:space="preserve"> Controllers - Os ficheiros do backend onde mora a lógica de cada funcionalidade. São eles que recebem os pedidos das rotas, fazem o trabalho (como consultar a base de dados) e devolvem a resposta.</w:t>
       </w:r>
-      <w:bookmarkEnd w:id="1026"/>
-    </w:p>
-    <w:p>
-      <w:bookmarkStart w:id="1027" w:name="gloss27"/>
+      <w:r>
+        <w:rPr>
+          <w:rtl w:val="0"/>
+        </w:rPr>
+      </w:r>
+    </w:p>
+    <w:bookmarkStart w:colFirst="0" w:colLast="0" w:name="bookmark=id.4klmqaile2yz" w:id="53"/>
+    <w:bookmarkEnd w:id="53"/>
+    <w:p>
       <w:pPr>
         <w:tabs>
           <w:tab w:val="left" w:leader="none" w:pos="0"/>
         </w:tabs>
-        <w:spacing w:after="120" w:before="0" w:lineRule="auto" w:line="240"/>
+        <w:spacing w:after="120" w:before="0" w:line="240" w:lineRule="auto"/>
         <w:rPr/>
       </w:pPr>
       <w:r>
         <w:rPr>
-          <w:rFonts w:ascii="Arial" w:hAnsi="Arial" w:cs="Arial"/>
+          <w:rFonts w:ascii="Arial" w:cs="Arial" w:eastAsia="Arial" w:hAnsi="Arial"/>
           <w:sz w:val="18"/>
-        </w:rPr>
-        <w:t>[27]</w:t>
-      </w:r>
-      <w:r>
-        <w:rPr>
-          <w:rFonts w:ascii="Arial" w:hAnsi="Arial" w:cs="Arial"/>
+          <w:szCs w:val="18"/>
+          <w:rtl w:val="0"/>
+        </w:rPr>
+        <w:t xml:space="preserve">[27]</w:t>
+      </w:r>
+      <w:r>
+        <w:rPr>
+          <w:rFonts w:ascii="Arial" w:cs="Arial" w:eastAsia="Arial" w:hAnsi="Arial"/>
           <w:sz w:val="20"/>
+          <w:szCs w:val="20"/>
+          <w:rtl w:val="0"/>
         </w:rPr>
         <w:t xml:space="preserve"> Middlewares - Funções que “ficam no meio do caminho” de um pedido antes de ele chegar ao destino. Usei-os sobretudo para verificar se o utilizador está autenticado e proteger as rotas.</w:t>
       </w:r>
-      <w:bookmarkEnd w:id="1027"/>
-    </w:p>
-    <w:p>
-      <w:bookmarkStart w:id="1028" w:name="gloss28"/>
+      <w:r>
+        <w:rPr>
+          <w:rtl w:val="0"/>
+        </w:rPr>
+      </w:r>
+    </w:p>
+    <w:bookmarkStart w:colFirst="0" w:colLast="0" w:name="bookmark=id.1bxaqy4vdkw9" w:id="54"/>
+    <w:bookmarkEnd w:id="54"/>
+    <w:p>
       <w:pPr>
         <w:tabs>
           <w:tab w:val="left" w:leader="none" w:pos="0"/>
         </w:tabs>
-        <w:spacing w:after="120" w:before="0" w:lineRule="auto" w:line="240"/>
+        <w:spacing w:after="120" w:before="0" w:line="240" w:lineRule="auto"/>
         <w:rPr/>
       </w:pPr>
       <w:r>
         <w:rPr>
-          <w:rFonts w:ascii="Arial" w:hAnsi="Arial" w:cs="Arial"/>
+          <w:rFonts w:ascii="Arial" w:cs="Arial" w:eastAsia="Arial" w:hAnsi="Arial"/>
           <w:sz w:val="18"/>
-        </w:rPr>
-        <w:t>[28]</w:t>
-      </w:r>
-      <w:r>
-        <w:rPr>
-          <w:rFonts w:ascii="Arial" w:hAnsi="Arial" w:cs="Arial"/>
+          <w:szCs w:val="18"/>
+          <w:rtl w:val="0"/>
+        </w:rPr>
+        <w:t xml:space="preserve">[28]</w:t>
+      </w:r>
+      <w:r>
+        <w:rPr>
+          <w:rFonts w:ascii="Arial" w:cs="Arial" w:eastAsia="Arial" w:hAnsi="Arial"/>
           <w:sz w:val="20"/>
+          <w:szCs w:val="20"/>
+          <w:rtl w:val="0"/>
         </w:rPr>
         <w:t xml:space="preserve"> Redundância - Repetição desnecessária de código ou de informação. Tentei evitá-la ao máximo, porque assim, quando preciso de mudar algo, só tenho de o fazer num sítio.</w:t>
       </w:r>
-      <w:bookmarkEnd w:id="1028"/>
-    </w:p>
-    <w:p>
-      <w:bookmarkStart w:id="1029" w:name="gloss29"/>
+      <w:r>
+        <w:rPr>
+          <w:rtl w:val="0"/>
+        </w:rPr>
+      </w:r>
+    </w:p>
+    <w:bookmarkStart w:colFirst="0" w:colLast="0" w:name="bookmark=id.ey7hw4x9cyo5" w:id="55"/>
+    <w:bookmarkEnd w:id="55"/>
+    <w:p>
       <w:pPr>
         <w:tabs>
           <w:tab w:val="left" w:leader="none" w:pos="0"/>
         </w:tabs>
-        <w:spacing w:after="120" w:before="0" w:lineRule="auto" w:line="240"/>
+        <w:spacing w:after="120" w:before="0" w:line="240" w:lineRule="auto"/>
         <w:rPr/>
       </w:pPr>
       <w:r>
         <w:rPr>
-          <w:rFonts w:ascii="Arial" w:hAnsi="Arial" w:cs="Arial"/>
+          <w:rFonts w:ascii="Arial" w:cs="Arial" w:eastAsia="Arial" w:hAnsi="Arial"/>
           <w:sz w:val="18"/>
-        </w:rPr>
-        <w:t>[29]</w:t>
-      </w:r>
-      <w:r>
-        <w:rPr>
-          <w:rFonts w:ascii="Arial" w:hAnsi="Arial" w:cs="Arial"/>
+          <w:szCs w:val="18"/>
+          <w:rtl w:val="0"/>
+        </w:rPr>
+        <w:t xml:space="preserve">[29]</w:t>
+      </w:r>
+      <w:r>
+        <w:rPr>
+          <w:rFonts w:ascii="Arial" w:cs="Arial" w:eastAsia="Arial" w:hAnsi="Arial"/>
           <w:sz w:val="20"/>
+          <w:szCs w:val="20"/>
+          <w:rtl w:val="0"/>
         </w:rPr>
         <w:t xml:space="preserve"> XML - Sigla de “eXtensible Markup Language”. Na aplicação Android, foi a linguagem que usei para definir como ficam os ecrãs, ou seja, os layouts.</w:t>
       </w:r>
-      <w:bookmarkEnd w:id="1029"/>
-    </w:p>
-    <w:p>
-      <w:bookmarkStart w:id="1030" w:name="gloss30"/>
+      <w:r>
+        <w:rPr>
+          <w:rtl w:val="0"/>
+        </w:rPr>
+      </w:r>
+    </w:p>
+    <w:bookmarkStart w:colFirst="0" w:colLast="0" w:name="bookmark=id.d8eiatwdfsdb" w:id="56"/>
+    <w:bookmarkEnd w:id="56"/>
+    <w:p>
       <w:pPr>
         <w:tabs>
           <w:tab w:val="left" w:leader="none" w:pos="0"/>
         </w:tabs>
-        <w:spacing w:after="120" w:before="0" w:lineRule="auto" w:line="240"/>
+        <w:spacing w:after="120" w:before="0" w:line="240" w:lineRule="auto"/>
         <w:rPr/>
       </w:pPr>
       <w:r>
         <w:rPr>
-          <w:rFonts w:ascii="Arial" w:hAnsi="Arial" w:cs="Arial"/>
+          <w:rFonts w:ascii="Arial" w:cs="Arial" w:eastAsia="Arial" w:hAnsi="Arial"/>
           <w:sz w:val="18"/>
-        </w:rPr>
-        <w:t>[30]</w:t>
-      </w:r>
-      <w:r>
-        <w:rPr>
-          <w:rFonts w:ascii="Arial" w:hAnsi="Arial" w:cs="Arial"/>
+          <w:szCs w:val="18"/>
+          <w:rtl w:val="0"/>
+        </w:rPr>
+        <w:t xml:space="preserve">[30]</w:t>
+      </w:r>
+      <w:r>
+        <w:rPr>
+          <w:rFonts w:ascii="Arial" w:cs="Arial" w:eastAsia="Arial" w:hAnsi="Arial"/>
           <w:sz w:val="20"/>
+          <w:szCs w:val="20"/>
+          <w:rtl w:val="0"/>
         </w:rPr>
         <w:t xml:space="preserve"> Arquitetura cliente-servidor - O modelo em que um lado (o cliente) faz pedidos e o outro (o servidor) responde. O cliente nunca toca diretamente nos dados, vai sempre buscá-los através do servidor.</w:t>
       </w:r>
-      <w:bookmarkEnd w:id="1030"/>
-    </w:p>
-    <w:p>
-      <w:bookmarkStart w:id="1031" w:name="gloss31"/>
+      <w:r>
+        <w:rPr>
+          <w:rtl w:val="0"/>
+        </w:rPr>
+      </w:r>
+    </w:p>
+    <w:bookmarkStart w:colFirst="0" w:colLast="0" w:name="bookmark=id.fs8s6dxzr94o" w:id="57"/>
+    <w:bookmarkEnd w:id="57"/>
+    <w:p>
       <w:pPr>
         <w:tabs>
           <w:tab w:val="left" w:leader="none" w:pos="0"/>
         </w:tabs>
-        <w:spacing w:after="120" w:before="0" w:lineRule="auto" w:line="240"/>
+        <w:spacing w:after="120" w:before="0" w:line="240" w:lineRule="auto"/>
         <w:rPr/>
       </w:pPr>
       <w:r>
         <w:rPr>
-          <w:rFonts w:ascii="Arial" w:hAnsi="Arial" w:cs="Arial"/>
+          <w:rFonts w:ascii="Arial" w:cs="Arial" w:eastAsia="Arial" w:hAnsi="Arial"/>
           <w:sz w:val="18"/>
-        </w:rPr>
-        <w:t>[31]</w:t>
-      </w:r>
-      <w:r>
-        <w:rPr>
-          <w:rFonts w:ascii="Arial" w:hAnsi="Arial" w:cs="Arial"/>
+          <w:szCs w:val="18"/>
+          <w:rtl w:val="0"/>
+        </w:rPr>
+        <w:t xml:space="preserve">[31]</w:t>
+      </w:r>
+      <w:r>
+        <w:rPr>
+          <w:rFonts w:ascii="Arial" w:cs="Arial" w:eastAsia="Arial" w:hAnsi="Arial"/>
           <w:sz w:val="20"/>
+          <w:szCs w:val="20"/>
+          <w:rtl w:val="0"/>
         </w:rPr>
         <w:t xml:space="preserve"> HTTP - Sigla de “HyperText Transfer Protocol”, o protocolo que a web usa para o cliente e o servidor trocarem pedidos e respostas.</w:t>
       </w:r>
-      <w:bookmarkEnd w:id="1031"/>
-    </w:p>
-    <w:p>
-      <w:bookmarkStart w:id="1032" w:name="gloss32"/>
+      <w:r>
+        <w:rPr>
+          <w:rtl w:val="0"/>
+        </w:rPr>
+      </w:r>
+    </w:p>
+    <w:bookmarkStart w:colFirst="0" w:colLast="0" w:name="bookmark=id.2rmfoz56f35o" w:id="58"/>
+    <w:bookmarkEnd w:id="58"/>
+    <w:p>
       <w:pPr>
         <w:tabs>
           <w:tab w:val="left" w:leader="none" w:pos="0"/>
         </w:tabs>
-        <w:spacing w:after="120" w:before="0" w:lineRule="auto" w:line="240"/>
+        <w:spacing w:after="120" w:before="0" w:line="240" w:lineRule="auto"/>
         <w:rPr/>
       </w:pPr>
       <w:r>
         <w:rPr>
-          <w:rFonts w:ascii="Arial" w:hAnsi="Arial" w:cs="Arial"/>
+          <w:rFonts w:ascii="Arial" w:cs="Arial" w:eastAsia="Arial" w:hAnsi="Arial"/>
           <w:sz w:val="18"/>
-        </w:rPr>
-        <w:t>[32]</w:t>
-      </w:r>
-      <w:r>
-        <w:rPr>
-          <w:rFonts w:ascii="Arial" w:hAnsi="Arial" w:cs="Arial"/>
+          <w:szCs w:val="18"/>
+          <w:rtl w:val="0"/>
+        </w:rPr>
+        <w:t xml:space="preserve">[32]</w:t>
+      </w:r>
+      <w:r>
+        <w:rPr>
+          <w:rFonts w:ascii="Arial" w:cs="Arial" w:eastAsia="Arial" w:hAnsi="Arial"/>
           <w:sz w:val="20"/>
+          <w:szCs w:val="20"/>
+          <w:rtl w:val="0"/>
         </w:rPr>
         <w:t xml:space="preserve"> JSON - Sigla de “JavaScript Object Notation”. É um formato de texto simples para trocar dados entre cliente e servidor, fácil de ler tanto para mim como para a máquina.</w:t>
       </w:r>
-      <w:bookmarkEnd w:id="1032"/>
-    </w:p>
-    <w:p>
-      <w:bookmarkStart w:id="1033" w:name="gloss33"/>
+      <w:r>
+        <w:rPr>
+          <w:rtl w:val="0"/>
+        </w:rPr>
+      </w:r>
+    </w:p>
+    <w:bookmarkStart w:colFirst="0" w:colLast="0" w:name="bookmark=id.8cp8ldj3e6ol" w:id="59"/>
+    <w:bookmarkEnd w:id="59"/>
+    <w:p>
       <w:pPr>
         <w:tabs>
           <w:tab w:val="left" w:leader="none" w:pos="0"/>
         </w:tabs>
-        <w:spacing w:after="120" w:before="0" w:lineRule="auto" w:line="240"/>
+        <w:spacing w:after="120" w:before="0" w:line="240" w:lineRule="auto"/>
         <w:rPr/>
       </w:pPr>
       <w:r>
         <w:rPr>
-          <w:rFonts w:ascii="Arial" w:hAnsi="Arial" w:cs="Arial"/>
+          <w:rFonts w:ascii="Arial" w:cs="Arial" w:eastAsia="Arial" w:hAnsi="Arial"/>
           <w:sz w:val="18"/>
-        </w:rPr>
-        <w:t>[33]</w:t>
-      </w:r>
-      <w:r>
-        <w:rPr>
-          <w:rFonts w:ascii="Arial" w:hAnsi="Arial" w:cs="Arial"/>
+          <w:szCs w:val="18"/>
+          <w:rtl w:val="0"/>
+        </w:rPr>
+        <w:t xml:space="preserve">[33]</w:t>
+      </w:r>
+      <w:r>
+        <w:rPr>
+          <w:rFonts w:ascii="Arial" w:cs="Arial" w:eastAsia="Arial" w:hAnsi="Arial"/>
           <w:sz w:val="20"/>
+          <w:szCs w:val="20"/>
+          <w:rtl w:val="0"/>
         </w:rPr>
         <w:t xml:space="preserve"> API REST - Um estilo de organizar uma API em que cada funcionalidade tem o seu endpoint e os dados viajam normalmente em JSON, seguindo regras padronizadas sobre HTTP. Foi o estilo que segui.</w:t>
       </w:r>
-      <w:bookmarkEnd w:id="1033"/>
-    </w:p>
-    <w:p>
-      <w:bookmarkStart w:id="1034" w:name="gloss34"/>
+      <w:r>
+        <w:rPr>
+          <w:rtl w:val="0"/>
+        </w:rPr>
+      </w:r>
+    </w:p>
+    <w:bookmarkStart w:colFirst="0" w:colLast="0" w:name="bookmark=id.ppzuwvja4mxn" w:id="60"/>
+    <w:bookmarkEnd w:id="60"/>
+    <w:p>
       <w:pPr>
         <w:tabs>
           <w:tab w:val="left" w:leader="none" w:pos="0"/>
         </w:tabs>
-        <w:spacing w:after="120" w:before="0" w:lineRule="auto" w:line="240"/>
+        <w:spacing w:after="120" w:before="0" w:line="240" w:lineRule="auto"/>
         <w:rPr/>
       </w:pPr>
       <w:r>
         <w:rPr>
-          <w:rFonts w:ascii="Arial" w:hAnsi="Arial" w:cs="Arial"/>
+          <w:rFonts w:ascii="Arial" w:cs="Arial" w:eastAsia="Arial" w:hAnsi="Arial"/>
           <w:sz w:val="18"/>
-        </w:rPr>
-        <w:t>[34]</w:t>
-      </w:r>
-      <w:r>
-        <w:rPr>
-          <w:rFonts w:ascii="Arial" w:hAnsi="Arial" w:cs="Arial"/>
+          <w:szCs w:val="18"/>
+          <w:rtl w:val="0"/>
+        </w:rPr>
+        <w:t xml:space="preserve">[34]</w:t>
+      </w:r>
+      <w:r>
+        <w:rPr>
+          <w:rFonts w:ascii="Arial" w:cs="Arial" w:eastAsia="Arial" w:hAnsi="Arial"/>
           <w:sz w:val="20"/>
+          <w:szCs w:val="20"/>
+          <w:rtl w:val="0"/>
         </w:rPr>
         <w:t xml:space="preserve"> Axios - A biblioteca que usei no frontend para fazer os pedidos ao servidor de forma simples, sem complicar.</w:t>
       </w:r>
-      <w:bookmarkEnd w:id="1034"/>
-    </w:p>
-    <w:p>
-      <w:bookmarkStart w:id="1035" w:name="gloss35"/>
+      <w:r>
+        <w:rPr>
+          <w:rtl w:val="0"/>
+        </w:rPr>
+      </w:r>
+    </w:p>
+    <w:bookmarkStart w:colFirst="0" w:colLast="0" w:name="bookmark=id.q3m34uhc3v3" w:id="61"/>
+    <w:bookmarkEnd w:id="61"/>
+    <w:p>
       <w:pPr>
         <w:tabs>
           <w:tab w:val="left" w:leader="none" w:pos="0"/>
         </w:tabs>
-        <w:spacing w:after="120" w:before="0" w:lineRule="auto" w:line="240"/>
+        <w:spacing w:after="120" w:before="0" w:line="240" w:lineRule="auto"/>
         <w:rPr/>
       </w:pPr>
       <w:r>
         <w:rPr>
-          <w:rFonts w:ascii="Arial" w:hAnsi="Arial" w:cs="Arial"/>
+          <w:rFonts w:ascii="Arial" w:cs="Arial" w:eastAsia="Arial" w:hAnsi="Arial"/>
           <w:sz w:val="18"/>
-        </w:rPr>
-        <w:t>[35]</w:t>
-      </w:r>
-      <w:r>
-        <w:rPr>
-          <w:rFonts w:ascii="Arial" w:hAnsi="Arial" w:cs="Arial"/>
+          <w:szCs w:val="18"/>
+          <w:rtl w:val="0"/>
+        </w:rPr>
+        <w:t xml:space="preserve">[35]</w:t>
+      </w:r>
+      <w:r>
+        <w:rPr>
+          <w:rFonts w:ascii="Arial" w:cs="Arial" w:eastAsia="Arial" w:hAnsi="Arial"/>
           <w:sz w:val="20"/>
+          <w:szCs w:val="20"/>
+          <w:rtl w:val="0"/>
         </w:rPr>
         <w:t xml:space="preserve"> Retrofit - O equivalente ao Axios, mas do lado do Android (em Java). Serve para a aplicação móvel comunicar com a mesma API.</w:t>
       </w:r>
-      <w:bookmarkEnd w:id="1035"/>
-    </w:p>
-    <w:p>
-      <w:bookmarkStart w:id="1036" w:name="gloss36"/>
+      <w:r>
+        <w:rPr>
+          <w:rtl w:val="0"/>
+        </w:rPr>
+      </w:r>
+    </w:p>
+    <w:bookmarkStart w:colFirst="0" w:colLast="0" w:name="bookmark=id.p7zf9z539mmp" w:id="62"/>
+    <w:bookmarkEnd w:id="62"/>
+    <w:p>
       <w:pPr>
         <w:tabs>
           <w:tab w:val="left" w:leader="none" w:pos="0"/>
         </w:tabs>
-        <w:spacing w:after="120" w:before="0" w:lineRule="auto" w:line="240"/>
+        <w:spacing w:after="120" w:before="0" w:line="240" w:lineRule="auto"/>
         <w:rPr/>
       </w:pPr>
       <w:r>
         <w:rPr>
-          <w:rFonts w:ascii="Arial" w:hAnsi="Arial" w:cs="Arial"/>
+          <w:rFonts w:ascii="Arial" w:cs="Arial" w:eastAsia="Arial" w:hAnsi="Arial"/>
           <w:sz w:val="18"/>
-        </w:rPr>
-        <w:t>[36]</w:t>
-      </w:r>
-      <w:r>
-        <w:rPr>
-          <w:rFonts w:ascii="Arial" w:hAnsi="Arial" w:cs="Arial"/>
+          <w:szCs w:val="18"/>
+          <w:rtl w:val="0"/>
+        </w:rPr>
+        <w:t xml:space="preserve">[36]</w:t>
+      </w:r>
+      <w:r>
+        <w:rPr>
+          <w:rFonts w:ascii="Arial" w:cs="Arial" w:eastAsia="Arial" w:hAnsi="Arial"/>
           <w:sz w:val="20"/>
+          <w:szCs w:val="20"/>
+          <w:rtl w:val="0"/>
         </w:rPr>
         <w:t xml:space="preserve"> localhost - O nome que se refere ao próprio computador onde a aplicação está a correr. É traduzido para o endereço 127.0.0.1.</w:t>
       </w:r>
-      <w:bookmarkEnd w:id="1036"/>
-    </w:p>
-    <w:p>
-      <w:bookmarkStart w:id="1037" w:name="gloss37"/>
+      <w:r>
+        <w:rPr>
+          <w:rtl w:val="0"/>
+        </w:rPr>
+      </w:r>
+    </w:p>
+    <w:bookmarkStart w:colFirst="0" w:colLast="0" w:name="bookmark=id.yaolsk1rlt1r" w:id="63"/>
+    <w:bookmarkEnd w:id="63"/>
+    <w:p>
       <w:pPr>
         <w:tabs>
           <w:tab w:val="left" w:leader="none" w:pos="0"/>
         </w:tabs>
-        <w:spacing w:after="120" w:before="0" w:lineRule="auto" w:line="240"/>
+        <w:spacing w:after="120" w:before="0" w:line="240" w:lineRule="auto"/>
         <w:rPr/>
       </w:pPr>
       <w:r>
         <w:rPr>
-          <w:rFonts w:ascii="Arial" w:hAnsi="Arial" w:cs="Arial"/>
+          <w:rFonts w:ascii="Arial" w:cs="Arial" w:eastAsia="Arial" w:hAnsi="Arial"/>
           <w:sz w:val="18"/>
-        </w:rPr>
-        <w:t>[37]</w:t>
-      </w:r>
-      <w:r>
-        <w:rPr>
-          <w:rFonts w:ascii="Arial" w:hAnsi="Arial" w:cs="Arial"/>
+          <w:szCs w:val="18"/>
+          <w:rtl w:val="0"/>
+        </w:rPr>
+        <w:t xml:space="preserve">[37]</w:t>
+      </w:r>
+      <w:r>
+        <w:rPr>
+          <w:rFonts w:ascii="Arial" w:cs="Arial" w:eastAsia="Arial" w:hAnsi="Arial"/>
           <w:sz w:val="20"/>
+          <w:szCs w:val="20"/>
+          <w:rtl w:val="0"/>
         </w:rPr>
         <w:t xml:space="preserve"> Ficheiro hosts - Um ficheiro do sistema que associa nomes a endereços IP localmente, permitindo resolver nomes sem precisar de um servidor DNS externo.</w:t>
       </w:r>
-      <w:bookmarkEnd w:id="1037"/>
-    </w:p>
-    <w:p>
-      <w:bookmarkStart w:id="1038" w:name="gloss38"/>
+      <w:r>
+        <w:rPr>
+          <w:rtl w:val="0"/>
+        </w:rPr>
+      </w:r>
+    </w:p>
+    <w:bookmarkStart w:colFirst="0" w:colLast="0" w:name="bookmark=id.sbhznr489ire" w:id="64"/>
+    <w:bookmarkEnd w:id="64"/>
+    <w:p>
       <w:pPr>
         <w:tabs>
           <w:tab w:val="left" w:leader="none" w:pos="0"/>
         </w:tabs>
-        <w:spacing w:after="120" w:before="0" w:lineRule="auto" w:line="240"/>
+        <w:spacing w:after="120" w:before="0" w:line="240" w:lineRule="auto"/>
         <w:rPr/>
       </w:pPr>
       <w:r>
         <w:rPr>
-          <w:rFonts w:ascii="Arial" w:hAnsi="Arial" w:cs="Arial"/>
+          <w:rFonts w:ascii="Arial" w:cs="Arial" w:eastAsia="Arial" w:hAnsi="Arial"/>
           <w:sz w:val="18"/>
-        </w:rPr>
-        <w:t>[38]</w:t>
-      </w:r>
-      <w:r>
-        <w:rPr>
-          <w:rFonts w:ascii="Arial" w:hAnsi="Arial" w:cs="Arial"/>
+          <w:szCs w:val="18"/>
+          <w:rtl w:val="0"/>
+        </w:rPr>
+        <w:t xml:space="preserve">[38]</w:t>
+      </w:r>
+      <w:r>
+        <w:rPr>
+          <w:rFonts w:ascii="Arial" w:cs="Arial" w:eastAsia="Arial" w:hAnsi="Arial"/>
           <w:sz w:val="20"/>
+          <w:szCs w:val="20"/>
+          <w:rtl w:val="0"/>
         </w:rPr>
         <w:t xml:space="preserve"> Normalização - O processo de organizar bem os dados na base de dados, para reduzir repetições e manter tudo coerente. Segui estes princípios tal como a professora nos ensinou.</w:t>
       </w:r>
-      <w:bookmarkEnd w:id="1038"/>
-    </w:p>
-    <w:p>
-      <w:bookmarkStart w:id="1039" w:name="gloss39"/>
+      <w:r>
+        <w:rPr>
+          <w:rtl w:val="0"/>
+        </w:rPr>
+      </w:r>
+    </w:p>
+    <w:bookmarkStart w:colFirst="0" w:colLast="0" w:name="bookmark=id.26mwnistb4p2" w:id="65"/>
+    <w:bookmarkEnd w:id="65"/>
+    <w:p>
       <w:pPr>
         <w:tabs>
           <w:tab w:val="left" w:leader="none" w:pos="0"/>
         </w:tabs>
-        <w:spacing w:after="120" w:before="0" w:lineRule="auto" w:line="240"/>
+        <w:spacing w:after="120" w:before="0" w:line="240" w:lineRule="auto"/>
         <w:rPr/>
       </w:pPr>
       <w:r>
         <w:rPr>
-          <w:rFonts w:ascii="Arial" w:hAnsi="Arial" w:cs="Arial"/>
+          <w:rFonts w:ascii="Arial" w:cs="Arial" w:eastAsia="Arial" w:hAnsi="Arial"/>
           <w:sz w:val="18"/>
-        </w:rPr>
-        <w:t>[39]</w:t>
-      </w:r>
-      <w:r>
-        <w:rPr>
-          <w:rFonts w:ascii="Arial" w:hAnsi="Arial" w:cs="Arial"/>
+          <w:szCs w:val="18"/>
+          <w:rtl w:val="0"/>
+        </w:rPr>
+        <w:t xml:space="preserve">[39]</w:t>
+      </w:r>
+      <w:r>
+        <w:rPr>
+          <w:rFonts w:ascii="Arial" w:cs="Arial" w:eastAsia="Arial" w:hAnsi="Arial"/>
           <w:sz w:val="20"/>
+          <w:szCs w:val="20"/>
+          <w:rtl w:val="0"/>
         </w:rPr>
         <w:t xml:space="preserve"> 3.ª Forma Normal (3FN) - Um dos níveis da normalização. Resumidamente, uma tabela está na 3FN quando não tem dados repetidos nem colunas que dependam de algo que não seja a chave.</w:t>
       </w:r>
-      <w:bookmarkEnd w:id="1039"/>
-    </w:p>
-    <w:p>
-      <w:bookmarkStart w:id="1040" w:name="gloss40"/>
+      <w:r>
+        <w:rPr>
+          <w:rtl w:val="0"/>
+        </w:rPr>
+      </w:r>
+    </w:p>
+    <w:bookmarkStart w:colFirst="0" w:colLast="0" w:name="bookmark=id.ggykfvkoqae" w:id="66"/>
+    <w:bookmarkEnd w:id="66"/>
+    <w:p>
       <w:pPr>
         <w:tabs>
           <w:tab w:val="left" w:leader="none" w:pos="0"/>
         </w:tabs>
-        <w:spacing w:after="120" w:before="0" w:lineRule="auto" w:line="240"/>
+        <w:spacing w:after="120" w:before="0" w:line="240" w:lineRule="auto"/>
         <w:rPr/>
       </w:pPr>
       <w:r>
         <w:rPr>
-          <w:rFonts w:ascii="Arial" w:hAnsi="Arial" w:cs="Arial"/>
+          <w:rFonts w:ascii="Arial" w:cs="Arial" w:eastAsia="Arial" w:hAnsi="Arial"/>
           <w:sz w:val="18"/>
-        </w:rPr>
-        <w:t>[40]</w:t>
-      </w:r>
-      <w:r>
-        <w:rPr>
-          <w:rFonts w:ascii="Arial" w:hAnsi="Arial" w:cs="Arial"/>
+          <w:szCs w:val="18"/>
+          <w:rtl w:val="0"/>
+        </w:rPr>
+        <w:t xml:space="preserve">[40]</w:t>
+      </w:r>
+      <w:r>
+        <w:rPr>
+          <w:rFonts w:ascii="Arial" w:cs="Arial" w:eastAsia="Arial" w:hAnsi="Arial"/>
           <w:sz w:val="20"/>
+          <w:szCs w:val="20"/>
+          <w:rtl w:val="0"/>
         </w:rPr>
         <w:t xml:space="preserve"> Integridade referencial - A garantia de que as ligações entre tabelas se mantêm sempre coerentes, por exemplo, que uma tarefa não acaba ligada a um utilizador que já não existe.</w:t>
       </w:r>
-      <w:bookmarkEnd w:id="1040"/>
-    </w:p>
-    <w:p>
-      <w:bookmarkStart w:id="1041" w:name="gloss41"/>
+      <w:r>
+        <w:rPr>
+          <w:rtl w:val="0"/>
+        </w:rPr>
+      </w:r>
+    </w:p>
+    <w:bookmarkStart w:colFirst="0" w:colLast="0" w:name="bookmark=id.78d0mdky7085" w:id="67"/>
+    <w:bookmarkEnd w:id="67"/>
+    <w:p>
       <w:pPr>
         <w:tabs>
           <w:tab w:val="left" w:leader="none" w:pos="0"/>
         </w:tabs>
-        <w:spacing w:after="120" w:before="0" w:lineRule="auto" w:line="240"/>
+        <w:spacing w:after="120" w:before="0" w:line="240" w:lineRule="auto"/>
         <w:rPr/>
       </w:pPr>
       <w:r>
         <w:rPr>
-          <w:rFonts w:ascii="Arial" w:hAnsi="Arial" w:cs="Arial"/>
+          <w:rFonts w:ascii="Arial" w:cs="Arial" w:eastAsia="Arial" w:hAnsi="Arial"/>
           <w:sz w:val="18"/>
-        </w:rPr>
-        <w:t>[41]</w:t>
-      </w:r>
-      <w:r>
-        <w:rPr>
-          <w:rFonts w:ascii="Arial" w:hAnsi="Arial" w:cs="Arial"/>
+          <w:szCs w:val="18"/>
+          <w:rtl w:val="0"/>
+        </w:rPr>
+        <w:t xml:space="preserve">[41]</w:t>
+      </w:r>
+      <w:r>
+        <w:rPr>
+          <w:rFonts w:ascii="Arial" w:cs="Arial" w:eastAsia="Arial" w:hAnsi="Arial"/>
           <w:sz w:val="20"/>
+          <w:szCs w:val="20"/>
+          <w:rtl w:val="0"/>
         </w:rPr>
         <w:t xml:space="preserve"> Chave primária - A coluna que identifica de forma única cada registo de uma tabela, como se fosse o “número de identificação” de cada linha.</w:t>
       </w:r>
-      <w:bookmarkEnd w:id="1041"/>
-    </w:p>
-    <w:p>
-      <w:bookmarkStart w:id="1042" w:name="gloss42"/>
+      <w:r>
+        <w:rPr>
+          <w:rtl w:val="0"/>
+        </w:rPr>
+      </w:r>
+    </w:p>
+    <w:bookmarkStart w:colFirst="0" w:colLast="0" w:name="bookmark=id.e5v93ylnjlh3" w:id="68"/>
+    <w:bookmarkEnd w:id="68"/>
+    <w:p>
       <w:pPr>
         <w:tabs>
           <w:tab w:val="left" w:leader="none" w:pos="0"/>
         </w:tabs>
-        <w:spacing w:after="120" w:before="0" w:lineRule="auto" w:line="240"/>
+        <w:spacing w:after="120" w:before="0" w:line="240" w:lineRule="auto"/>
         <w:rPr/>
       </w:pPr>
       <w:r>
         <w:rPr>
-          <w:rFonts w:ascii="Arial" w:hAnsi="Arial" w:cs="Arial"/>
+          <w:rFonts w:ascii="Arial" w:cs="Arial" w:eastAsia="Arial" w:hAnsi="Arial"/>
           <w:sz w:val="18"/>
-        </w:rPr>
-        <w:t>[42]</w:t>
-      </w:r>
-      <w:r>
-        <w:rPr>
-          <w:rFonts w:ascii="Arial" w:hAnsi="Arial" w:cs="Arial"/>
+          <w:szCs w:val="18"/>
+          <w:rtl w:val="0"/>
+        </w:rPr>
+        <w:t xml:space="preserve">[42]</w:t>
+      </w:r>
+      <w:r>
+        <w:rPr>
+          <w:rFonts w:ascii="Arial" w:cs="Arial" w:eastAsia="Arial" w:hAnsi="Arial"/>
           <w:sz w:val="20"/>
+          <w:szCs w:val="20"/>
+          <w:rtl w:val="0"/>
         </w:rPr>
         <w:t xml:space="preserve"> Chave estrangeira - A coluna que faz a ponte entre duas tabelas, apontando para a chave primária de outra.</w:t>
       </w:r>
-      <w:bookmarkEnd w:id="1042"/>
-    </w:p>
-    <w:p>
-      <w:bookmarkStart w:id="1043" w:name="gloss43"/>
+      <w:r>
+        <w:rPr>
+          <w:rtl w:val="0"/>
+        </w:rPr>
+      </w:r>
+    </w:p>
+    <w:bookmarkStart w:colFirst="0" w:colLast="0" w:name="bookmark=id.6y9daglb3gku" w:id="69"/>
+    <w:bookmarkEnd w:id="69"/>
+    <w:p>
       <w:pPr>
         <w:tabs>
           <w:tab w:val="left" w:leader="none" w:pos="0"/>
         </w:tabs>
-        <w:spacing w:after="120" w:before="0" w:lineRule="auto" w:line="240"/>
+        <w:spacing w:after="120" w:before="0" w:line="240" w:lineRule="auto"/>
         <w:rPr/>
       </w:pPr>
       <w:r>
         <w:rPr>
-          <w:rFonts w:ascii="Arial" w:hAnsi="Arial" w:cs="Arial"/>
+          <w:rFonts w:ascii="Arial" w:cs="Arial" w:eastAsia="Arial" w:hAnsi="Arial"/>
           <w:sz w:val="18"/>
-        </w:rPr>
-        <w:t>[43]</w:t>
-      </w:r>
-      <w:r>
-        <w:rPr>
-          <w:rFonts w:ascii="Arial" w:hAnsi="Arial" w:cs="Arial"/>
+          <w:szCs w:val="18"/>
+          <w:rtl w:val="0"/>
+        </w:rPr>
+        <w:t xml:space="preserve">[43]</w:t>
+      </w:r>
+      <w:r>
+        <w:rPr>
+          <w:rFonts w:ascii="Arial" w:cs="Arial" w:eastAsia="Arial" w:hAnsi="Arial"/>
           <w:sz w:val="20"/>
+          <w:szCs w:val="20"/>
+          <w:rtl w:val="0"/>
         </w:rPr>
         <w:t xml:space="preserve"> Relação muitos-para-muitos - Quando vários registos de uma tabela podem estar ligados a vários de outra (por exemplo, vários utilizadores em vários grupos). Resolvi estas relações com tabelas intermédias.</w:t>
       </w:r>
-      <w:bookmarkEnd w:id="1043"/>
-    </w:p>
-    <w:p>
-      <w:bookmarkStart w:id="1044" w:name="gloss44"/>
+      <w:r>
+        <w:rPr>
+          <w:rtl w:val="0"/>
+        </w:rPr>
+      </w:r>
+    </w:p>
+    <w:bookmarkStart w:colFirst="0" w:colLast="0" w:name="bookmark=id.jddvt6rrrux5" w:id="70"/>
+    <w:bookmarkEnd w:id="70"/>
+    <w:p>
       <w:pPr>
         <w:tabs>
           <w:tab w:val="left" w:leader="none" w:pos="0"/>
         </w:tabs>
-        <w:spacing w:after="120" w:before="0" w:lineRule="auto" w:line="240"/>
+        <w:spacing w:after="120" w:before="0" w:line="240" w:lineRule="auto"/>
         <w:rPr/>
       </w:pPr>
       <w:r>
         <w:rPr>
-          <w:rFonts w:ascii="Arial" w:hAnsi="Arial" w:cs="Arial"/>
+          <w:rFonts w:ascii="Arial" w:cs="Arial" w:eastAsia="Arial" w:hAnsi="Arial"/>
           <w:sz w:val="18"/>
-        </w:rPr>
-        <w:t>[44]</w:t>
-      </w:r>
-      <w:r>
-        <w:rPr>
-          <w:rFonts w:ascii="Arial" w:hAnsi="Arial" w:cs="Arial"/>
+          <w:szCs w:val="18"/>
+          <w:rtl w:val="0"/>
+        </w:rPr>
+        <w:t xml:space="preserve">[44]</w:t>
+      </w:r>
+      <w:r>
+        <w:rPr>
+          <w:rFonts w:ascii="Arial" w:cs="Arial" w:eastAsia="Arial" w:hAnsi="Arial"/>
           <w:sz w:val="20"/>
+          <w:szCs w:val="20"/>
+          <w:rtl w:val="0"/>
         </w:rPr>
         <w:t xml:space="preserve"> ON DELETE CASCADE - Uma regra que, ao apagar um registo, apaga automaticamente os registos que dependiam dele noutras tabelas.</w:t>
       </w:r>
-      <w:bookmarkEnd w:id="1044"/>
-    </w:p>
-    <w:p>
-      <w:bookmarkStart w:id="1045" w:name="gloss45"/>
+      <w:r>
+        <w:rPr>
+          <w:rtl w:val="0"/>
+        </w:rPr>
+      </w:r>
+    </w:p>
+    <w:bookmarkStart w:colFirst="0" w:colLast="0" w:name="bookmark=id.ve19yaj0zxqo" w:id="71"/>
+    <w:bookmarkEnd w:id="71"/>
+    <w:p>
       <w:pPr>
         <w:tabs>
           <w:tab w:val="left" w:leader="none" w:pos="0"/>
         </w:tabs>
-        <w:spacing w:after="120" w:before="0" w:lineRule="auto" w:line="240"/>
+        <w:spacing w:after="120" w:before="0" w:line="240" w:lineRule="auto"/>
         <w:rPr/>
       </w:pPr>
       <w:r>
         <w:rPr>
-          <w:rFonts w:ascii="Arial" w:hAnsi="Arial" w:cs="Arial"/>
+          <w:rFonts w:ascii="Arial" w:cs="Arial" w:eastAsia="Arial" w:hAnsi="Arial"/>
           <w:sz w:val="18"/>
-        </w:rPr>
-        <w:t>[45]</w:t>
-      </w:r>
-      <w:r>
-        <w:rPr>
-          <w:rFonts w:ascii="Arial" w:hAnsi="Arial" w:cs="Arial"/>
+          <w:szCs w:val="18"/>
+          <w:rtl w:val="0"/>
+        </w:rPr>
+        <w:t xml:space="preserve">[45]</w:t>
+      </w:r>
+      <w:r>
+        <w:rPr>
+          <w:rFonts w:ascii="Arial" w:cs="Arial" w:eastAsia="Arial" w:hAnsi="Arial"/>
           <w:sz w:val="20"/>
+          <w:szCs w:val="20"/>
+          <w:rtl w:val="0"/>
         </w:rPr>
         <w:t xml:space="preserve"> ON DELETE SET NULL - Parecida com a anterior, mas em vez de apagar, deixa o valor a “vazio” (nulo) quando o registo que ele referenciava é eliminado.</w:t>
       </w:r>
-      <w:bookmarkEnd w:id="1045"/>
-    </w:p>
-    <w:p>
-      <w:bookmarkStart w:id="1046" w:name="gloss46"/>
+      <w:r>
+        <w:rPr>
+          <w:rtl w:val="0"/>
+        </w:rPr>
+      </w:r>
+    </w:p>
+    <w:bookmarkStart w:colFirst="0" w:colLast="0" w:name="bookmark=id.kjj1tfw4h4x1" w:id="72"/>
+    <w:bookmarkEnd w:id="72"/>
+    <w:p>
       <w:pPr>
         <w:tabs>
           <w:tab w:val="left" w:leader="none" w:pos="0"/>
         </w:tabs>
-        <w:spacing w:after="120" w:before="0" w:lineRule="auto" w:line="240"/>
+        <w:spacing w:after="120" w:before="0" w:line="240" w:lineRule="auto"/>
         <w:rPr/>
       </w:pPr>
       <w:r>
         <w:rPr>
-          <w:rFonts w:ascii="Arial" w:hAnsi="Arial" w:cs="Arial"/>
+          <w:rFonts w:ascii="Arial" w:cs="Arial" w:eastAsia="Arial" w:hAnsi="Arial"/>
           <w:sz w:val="18"/>
-        </w:rPr>
-        <w:t>[46]</w:t>
-      </w:r>
-      <w:r>
-        <w:rPr>
-          <w:rFonts w:ascii="Arial" w:hAnsi="Arial" w:cs="Arial"/>
+          <w:szCs w:val="18"/>
+          <w:rtl w:val="0"/>
+        </w:rPr>
+        <w:t xml:space="preserve">[46]</w:t>
+      </w:r>
+      <w:r>
+        <w:rPr>
+          <w:rFonts w:ascii="Arial" w:cs="Arial" w:eastAsia="Arial" w:hAnsi="Arial"/>
           <w:sz w:val="20"/>
+          <w:szCs w:val="20"/>
+          <w:rtl w:val="0"/>
         </w:rPr>
         <w:t xml:space="preserve"> JWT (JSON Web Token) - O token de autenticação que o servidor cria depois do login. O cliente guarda-o e envia-o em cada pedido para provar quem é, sem ter de reenviar a palavra-passe.</w:t>
       </w:r>
-      <w:bookmarkEnd w:id="1046"/>
-    </w:p>
-    <w:p>
-      <w:bookmarkStart w:id="1047" w:name="gloss47"/>
+      <w:r>
+        <w:rPr>
+          <w:rtl w:val="0"/>
+        </w:rPr>
+      </w:r>
+    </w:p>
+    <w:bookmarkStart w:colFirst="0" w:colLast="0" w:name="bookmark=id.v64pxfp16bph" w:id="73"/>
+    <w:bookmarkEnd w:id="73"/>
+    <w:p>
       <w:pPr>
         <w:tabs>
           <w:tab w:val="left" w:leader="none" w:pos="0"/>
         </w:tabs>
-        <w:spacing w:after="120" w:before="0" w:lineRule="auto" w:line="240"/>
+        <w:spacing w:after="120" w:before="0" w:line="240" w:lineRule="auto"/>
         <w:rPr/>
       </w:pPr>
       <w:r>
         <w:rPr>
-          <w:rFonts w:ascii="Arial" w:hAnsi="Arial" w:cs="Arial"/>
+          <w:rFonts w:ascii="Arial" w:cs="Arial" w:eastAsia="Arial" w:hAnsi="Arial"/>
           <w:sz w:val="18"/>
-        </w:rPr>
-        <w:t>[47]</w:t>
-      </w:r>
-      <w:r>
-        <w:rPr>
-          <w:rFonts w:ascii="Arial" w:hAnsi="Arial" w:cs="Arial"/>
+          <w:szCs w:val="18"/>
+          <w:rtl w:val="0"/>
+        </w:rPr>
+        <w:t xml:space="preserve">[47]</w:t>
+      </w:r>
+      <w:r>
+        <w:rPr>
+          <w:rFonts w:ascii="Arial" w:cs="Arial" w:eastAsia="Arial" w:hAnsi="Arial"/>
           <w:sz w:val="20"/>
+          <w:szCs w:val="20"/>
+          <w:rtl w:val="0"/>
         </w:rPr>
         <w:t xml:space="preserve"> Hash - O resultado de uma função que transforma dados (como uma palavra-passe) numa sequência irreversível. Usa-se para guardar palavras-passe em segurança, sem ficar com a original.</w:t>
       </w:r>
-      <w:bookmarkEnd w:id="1047"/>
-    </w:p>
-    <w:p>
-      <w:bookmarkStart w:id="1048" w:name="gloss48"/>
+      <w:r>
+        <w:rPr>
+          <w:rtl w:val="0"/>
+        </w:rPr>
+      </w:r>
+    </w:p>
+    <w:bookmarkStart w:colFirst="0" w:colLast="0" w:name="bookmark=id.a69mx75hreoh" w:id="74"/>
+    <w:bookmarkEnd w:id="74"/>
+    <w:p>
       <w:pPr>
         <w:tabs>
           <w:tab w:val="left" w:leader="none" w:pos="0"/>
         </w:tabs>
-        <w:spacing w:after="120" w:before="0" w:lineRule="auto" w:line="240"/>
+        <w:spacing w:after="120" w:before="0" w:line="240" w:lineRule="auto"/>
         <w:rPr/>
       </w:pPr>
       <w:r>
         <w:rPr>
-          <w:rFonts w:ascii="Arial" w:hAnsi="Arial" w:cs="Arial"/>
+          <w:rFonts w:ascii="Arial" w:cs="Arial" w:eastAsia="Arial" w:hAnsi="Arial"/>
           <w:sz w:val="18"/>
-        </w:rPr>
-        <w:t>[48]</w:t>
-      </w:r>
-      <w:r>
-        <w:rPr>
-          <w:rFonts w:ascii="Arial" w:hAnsi="Arial" w:cs="Arial"/>
+          <w:szCs w:val="18"/>
+          <w:rtl w:val="0"/>
+        </w:rPr>
+        <w:t xml:space="preserve">[48]</w:t>
+      </w:r>
+      <w:r>
+        <w:rPr>
+          <w:rFonts w:ascii="Arial" w:cs="Arial" w:eastAsia="Arial" w:hAnsi="Arial"/>
           <w:sz w:val="20"/>
+          <w:szCs w:val="20"/>
+          <w:rtl w:val="0"/>
         </w:rPr>
         <w:t xml:space="preserve"> Salt - Um valor aleatório que se junta à palavra-passe antes do hash, para que duas palavras-passe iguais não gerem o mesmo resultado. É uma camada extra de segurança.</w:t>
       </w:r>
-      <w:bookmarkEnd w:id="1048"/>
-    </w:p>
-    <w:p>
-      <w:bookmarkStart w:id="1049" w:name="gloss49"/>
+      <w:r>
+        <w:rPr>
+          <w:rtl w:val="0"/>
+        </w:rPr>
+      </w:r>
+    </w:p>
+    <w:bookmarkStart w:colFirst="0" w:colLast="0" w:name="bookmark=id.26x6mimxzdju" w:id="75"/>
+    <w:bookmarkEnd w:id="75"/>
+    <w:p>
       <w:pPr>
         <w:tabs>
           <w:tab w:val="left" w:leader="none" w:pos="0"/>
         </w:tabs>
-        <w:spacing w:after="120" w:before="0" w:lineRule="auto" w:line="240"/>
+        <w:spacing w:after="120" w:before="0" w:line="240" w:lineRule="auto"/>
         <w:rPr/>
       </w:pPr>
       <w:r>
         <w:rPr>
-          <w:rFonts w:ascii="Arial" w:hAnsi="Arial" w:cs="Arial"/>
+          <w:rFonts w:ascii="Arial" w:cs="Arial" w:eastAsia="Arial" w:hAnsi="Arial"/>
           <w:sz w:val="18"/>
-        </w:rPr>
-        <w:t>[49]</w:t>
-      </w:r>
-      <w:r>
-        <w:rPr>
-          <w:rFonts w:ascii="Arial" w:hAnsi="Arial" w:cs="Arial"/>
+          <w:szCs w:val="18"/>
+          <w:rtl w:val="0"/>
+        </w:rPr>
+        <w:t xml:space="preserve">[49]</w:t>
+      </w:r>
+      <w:r>
+        <w:rPr>
+          <w:rFonts w:ascii="Arial" w:cs="Arial" w:eastAsia="Arial" w:hAnsi="Arial"/>
           <w:sz w:val="20"/>
+          <w:szCs w:val="20"/>
+          <w:rtl w:val="0"/>
         </w:rPr>
         <w:t xml:space="preserve"> Prepared statements - Uma forma segura de fazer comandos SQL, em que aquilo que o utilizador escreve é tratado sempre como dados e nunca como parte do comando. Foi assim que evitei ataques.</w:t>
       </w:r>
-      <w:bookmarkEnd w:id="1049"/>
-    </w:p>
-    <w:p>
-      <w:bookmarkStart w:id="1050" w:name="gloss50"/>
+      <w:r>
+        <w:rPr>
+          <w:rtl w:val="0"/>
+        </w:rPr>
+      </w:r>
+    </w:p>
+    <w:bookmarkStart w:colFirst="0" w:colLast="0" w:name="bookmark=id.dctch2mjoct0" w:id="76"/>
+    <w:bookmarkEnd w:id="76"/>
+    <w:p>
       <w:pPr>
         <w:tabs>
           <w:tab w:val="left" w:leader="none" w:pos="0"/>
         </w:tabs>
-        <w:spacing w:after="120" w:before="0" w:lineRule="auto" w:line="240"/>
+        <w:spacing w:after="120" w:before="0" w:line="240" w:lineRule="auto"/>
         <w:rPr/>
       </w:pPr>
       <w:r>
         <w:rPr>
-          <w:rFonts w:ascii="Arial" w:hAnsi="Arial" w:cs="Arial"/>
+          <w:rFonts w:ascii="Arial" w:cs="Arial" w:eastAsia="Arial" w:hAnsi="Arial"/>
           <w:sz w:val="18"/>
-        </w:rPr>
-        <w:t>[50]</w:t>
-      </w:r>
-      <w:r>
-        <w:rPr>
-          <w:rFonts w:ascii="Arial" w:hAnsi="Arial" w:cs="Arial"/>
+          <w:szCs w:val="18"/>
+          <w:rtl w:val="0"/>
+        </w:rPr>
+        <w:t xml:space="preserve">[50]</w:t>
+      </w:r>
+      <w:r>
+        <w:rPr>
+          <w:rFonts w:ascii="Arial" w:cs="Arial" w:eastAsia="Arial" w:hAnsi="Arial"/>
           <w:sz w:val="20"/>
+          <w:szCs w:val="20"/>
+          <w:rtl w:val="0"/>
         </w:rPr>
         <w:t xml:space="preserve"> Injeção de SQL - Um tipo de ataque em que alguém tenta “enfiar” código SQL malicioso pelos campos da aplicação, para mexer indevidamente na base de dados. Os prepared statements servem precisamente para o impedir.</w:t>
       </w:r>
-      <w:bookmarkEnd w:id="1050"/>
-    </w:p>
-    <w:p>
-      <w:bookmarkStart w:id="1051" w:name="gloss51"/>
+      <w:r>
+        <w:rPr>
+          <w:rtl w:val="0"/>
+        </w:rPr>
+      </w:r>
+    </w:p>
+    <w:bookmarkStart w:colFirst="0" w:colLast="0" w:name="bookmark=id.71p6mpjaurjo" w:id="77"/>
+    <w:bookmarkEnd w:id="77"/>
+    <w:p>
       <w:pPr>
         <w:tabs>
           <w:tab w:val="left" w:leader="none" w:pos="0"/>
         </w:tabs>
-        <w:spacing w:after="120" w:before="0" w:lineRule="auto" w:line="240"/>
+        <w:spacing w:after="120" w:before="0" w:line="240" w:lineRule="auto"/>
         <w:rPr/>
       </w:pPr>
       <w:r>
         <w:rPr>
-          <w:rFonts w:ascii="Arial" w:hAnsi="Arial" w:cs="Arial"/>
+          <w:rFonts w:ascii="Arial" w:cs="Arial" w:eastAsia="Arial" w:hAnsi="Arial"/>
           <w:sz w:val="18"/>
-        </w:rPr>
-        <w:t>[51]</w:t>
-      </w:r>
-      <w:r>
-        <w:rPr>
-          <w:rFonts w:ascii="Arial" w:hAnsi="Arial" w:cs="Arial"/>
+          <w:szCs w:val="18"/>
+          <w:rtl w:val="0"/>
+        </w:rPr>
+        <w:t xml:space="preserve">[51]</w:t>
+      </w:r>
+      <w:r>
+        <w:rPr>
+          <w:rFonts w:ascii="Arial" w:cs="Arial" w:eastAsia="Arial" w:hAnsi="Arial"/>
           <w:sz w:val="20"/>
+          <w:szCs w:val="20"/>
+          <w:rtl w:val="0"/>
         </w:rPr>
         <w:t xml:space="preserve"> N-API e node-gyp - A N-API é o que permite ligar o meu código em C ao Node.js; o node-gyp é a ferramenta que compila esse código C para a aplicação o conseguir usar. Andam de mãos dadas.</w:t>
       </w:r>
-      <w:bookmarkEnd w:id="1051"/>
-    </w:p>
-    <w:p>
-      <w:bookmarkStart w:id="1052" w:name="gloss52"/>
+      <w:r>
+        <w:rPr>
+          <w:rtl w:val="0"/>
+        </w:rPr>
+      </w:r>
+    </w:p>
+    <w:bookmarkStart w:colFirst="0" w:colLast="0" w:name="bookmark=id.es23tc6ranci" w:id="78"/>
+    <w:bookmarkEnd w:id="78"/>
+    <w:p>
       <w:pPr>
         <w:tabs>
           <w:tab w:val="left" w:leader="none" w:pos="0"/>
         </w:tabs>
-        <w:spacing w:after="120" w:before="0" w:lineRule="auto" w:line="240"/>
+        <w:spacing w:after="120" w:before="0" w:line="240" w:lineRule="auto"/>
         <w:rPr/>
       </w:pPr>
       <w:r>
         <w:rPr>
-          <w:rFonts w:ascii="Arial" w:hAnsi="Arial" w:cs="Arial"/>
+          <w:rFonts w:ascii="Arial" w:cs="Arial" w:eastAsia="Arial" w:hAnsi="Arial"/>
           <w:sz w:val="18"/>
-        </w:rPr>
-        <w:t>[52]</w:t>
-      </w:r>
-      <w:r>
-        <w:rPr>
-          <w:rFonts w:ascii="Arial" w:hAnsi="Arial" w:cs="Arial"/>
+          <w:szCs w:val="18"/>
+          <w:rtl w:val="0"/>
+        </w:rPr>
+        <w:t xml:space="preserve">[52]</w:t>
+      </w:r>
+      <w:r>
+        <w:rPr>
+          <w:rFonts w:ascii="Arial" w:cs="Arial" w:eastAsia="Arial" w:hAnsi="Arial"/>
           <w:sz w:val="20"/>
+          <w:szCs w:val="20"/>
+          <w:rtl w:val="0"/>
         </w:rPr>
         <w:t xml:space="preserve"> Vite - A ferramenta que usei para correr o frontend em React. Ajudou-me bastante, porque atualizava a interface quase instantaneamente, bastava guardar.</w:t>
       </w:r>
-      <w:bookmarkEnd w:id="1052"/>
-    </w:p>
-    <w:p>
-      <w:bookmarkStart w:id="1053" w:name="gloss53"/>
+      <w:r>
+        <w:rPr>
+          <w:rtl w:val="0"/>
+        </w:rPr>
+      </w:r>
+    </w:p>
+    <w:bookmarkStart w:colFirst="0" w:colLast="0" w:name="bookmark=id.igcha8gte0rh" w:id="79"/>
+    <w:bookmarkEnd w:id="79"/>
+    <w:p>
       <w:pPr>
         <w:tabs>
           <w:tab w:val="left" w:leader="none" w:pos="0"/>
         </w:tabs>
-        <w:spacing w:after="120" w:before="0" w:lineRule="auto" w:line="240"/>
+        <w:spacing w:after="120" w:before="0" w:line="240" w:lineRule="auto"/>
         <w:rPr/>
       </w:pPr>
       <w:r>
         <w:rPr>
-          <w:rFonts w:ascii="Arial" w:hAnsi="Arial" w:cs="Arial"/>
+          <w:rFonts w:ascii="Arial" w:cs="Arial" w:eastAsia="Arial" w:hAnsi="Arial"/>
           <w:sz w:val="18"/>
-        </w:rPr>
-        <w:t>[53]</w:t>
-      </w:r>
-      <w:r>
-        <w:rPr>
-          <w:rFonts w:ascii="Arial" w:hAnsi="Arial" w:cs="Arial"/>
+          <w:szCs w:val="18"/>
+          <w:rtl w:val="0"/>
+        </w:rPr>
+        <w:t xml:space="preserve">[53]</w:t>
+      </w:r>
+      <w:r>
+        <w:rPr>
+          <w:rFonts w:ascii="Arial" w:cs="Arial" w:eastAsia="Arial" w:hAnsi="Arial"/>
           <w:sz w:val="20"/>
+          <w:szCs w:val="20"/>
+          <w:rtl w:val="0"/>
         </w:rPr>
         <w:t xml:space="preserve"> Landing Page - A página de entrada de um site ou aplicação, normalmente a primeira que o utilizador vê e que apresenta o produto.</w:t>
       </w:r>
-      <w:bookmarkEnd w:id="1053"/>
-    </w:p>
-    <w:p>
-      <w:bookmarkStart w:id="1054" w:name="gloss54"/>
+      <w:r>
+        <w:rPr>
+          <w:rtl w:val="0"/>
+        </w:rPr>
+      </w:r>
+    </w:p>
+    <w:bookmarkStart w:colFirst="0" w:colLast="0" w:name="bookmark=id.vwdzzkgjgyce" w:id="80"/>
+    <w:bookmarkEnd w:id="80"/>
+    <w:p>
       <w:pPr>
         <w:tabs>
           <w:tab w:val="left" w:leader="none" w:pos="0"/>
         </w:tabs>
-        <w:spacing w:after="120" w:before="0" w:lineRule="auto" w:line="240"/>
+        <w:spacing w:after="120" w:before="0" w:line="240" w:lineRule="auto"/>
         <w:rPr/>
       </w:pPr>
       <w:r>
         <w:rPr>
-          <w:rFonts w:ascii="Arial" w:hAnsi="Arial" w:cs="Arial"/>
+          <w:rFonts w:ascii="Arial" w:cs="Arial" w:eastAsia="Arial" w:hAnsi="Arial"/>
           <w:sz w:val="18"/>
-        </w:rPr>
-        <w:t>[54]</w:t>
-      </w:r>
-      <w:r>
-        <w:rPr>
-          <w:rFonts w:ascii="Arial" w:hAnsi="Arial" w:cs="Arial"/>
+          <w:szCs w:val="18"/>
+          <w:rtl w:val="0"/>
+        </w:rPr>
+        <w:t xml:space="preserve">[54]</w:t>
+      </w:r>
+      <w:r>
+        <w:rPr>
+          <w:rFonts w:ascii="Arial" w:cs="Arial" w:eastAsia="Arial" w:hAnsi="Arial"/>
           <w:sz w:val="20"/>
+          <w:szCs w:val="20"/>
+          <w:rtl w:val="0"/>
         </w:rPr>
         <w:t xml:space="preserve"> Git - O sistema de controlo de versões que usei para guardar o histórico do código, criar versões paralelas (branches) e poder voltar atrás se algo corresse mal.</w:t>
       </w:r>
-      <w:bookmarkEnd w:id="1054"/>
-    </w:p>
-    <w:p>
-      <w:bookmarkStart w:id="1055" w:name="gloss55"/>
+      <w:r>
+        <w:rPr>
+          <w:rtl w:val="0"/>
+        </w:rPr>
+      </w:r>
+    </w:p>
+    <w:bookmarkStart w:colFirst="0" w:colLast="0" w:name="bookmark=id.kl2r7igm6ejn" w:id="81"/>
+    <w:bookmarkEnd w:id="81"/>
+    <w:p>
       <w:pPr>
         <w:tabs>
           <w:tab w:val="left" w:leader="none" w:pos="0"/>
         </w:tabs>
-        <w:spacing w:after="120" w:before="0" w:lineRule="auto" w:line="240"/>
+        <w:spacing w:after="120" w:before="0" w:line="240" w:lineRule="auto"/>
         <w:rPr/>
       </w:pPr>
       <w:r>
         <w:rPr>
-          <w:rFonts w:ascii="Arial" w:hAnsi="Arial" w:cs="Arial"/>
+          <w:rFonts w:ascii="Arial" w:cs="Arial" w:eastAsia="Arial" w:hAnsi="Arial"/>
           <w:sz w:val="18"/>
-        </w:rPr>
-        <w:t>[55]</w:t>
-      </w:r>
-      <w:r>
-        <w:rPr>
-          <w:rFonts w:ascii="Arial" w:hAnsi="Arial" w:cs="Arial"/>
+          <w:szCs w:val="18"/>
+          <w:rtl w:val="0"/>
+        </w:rPr>
+        <w:t xml:space="preserve">[55]</w:t>
+      </w:r>
+      <w:r>
+        <w:rPr>
+          <w:rFonts w:ascii="Arial" w:cs="Arial" w:eastAsia="Arial" w:hAnsi="Arial"/>
           <w:sz w:val="20"/>
+          <w:szCs w:val="20"/>
+          <w:rtl w:val="0"/>
         </w:rPr>
         <w:t xml:space="preserve"> Visual Studio Code - O editor de código onde escrevi praticamente todo o projeto. É gratuito e dos mais usados no mundo do desenvolvimento.</w:t>
       </w:r>
-      <w:bookmarkEnd w:id="1055"/>
+      <w:r>
+        <w:rPr>
+          <w:rtl w:val="0"/>
+        </w:rPr>
+      </w:r>
     </w:p>
     <w:p>
       <w:pPr>
         <w:pStyle w:val="Heading2"/>
         <w:tabs>
+          <w:tab w:val="left" w:leader="none" w:pos="0"/>
           <w:tab w:val="left" w:leader="none" w:pos="0"/>
         </w:tabs>
         <w:ind w:left="3401.5748031496064" w:firstLine="0"/>
@@ -10405,8 +11286,8 @@
           <w:szCs w:val="32"/>
         </w:rPr>
       </w:pPr>
-      <w:bookmarkStart w:colFirst="0" w:colLast="0" w:name="_93q7nh5fecwx" w:id="27"/>
-      <w:bookmarkEnd w:id="27"/>
+      <w:bookmarkStart w:colFirst="0" w:colLast="0" w:name="_heading=h.ypu905xvsr57" w:id="82"/>
+      <w:bookmarkEnd w:id="82"/>
       <w:r>
         <w:rPr>
           <w:rtl w:val="0"/>
@@ -10435,7 +11316,7 @@
         </w:rPr>
         <w:t xml:space="preserve">Mozilla Developer Network - Documentação Web (HTTP, DNS).</w:t>
       </w:r>
-      <w:hyperlink r:id="rId14">
+      <w:hyperlink r:id="rId15">
         <w:r>
           <w:rPr>
             <w:sz w:val="22"/>
@@ -10445,7 +11326,7 @@
           <w:t xml:space="preserve"> </w:t>
         </w:r>
       </w:hyperlink>
-      <w:hyperlink r:id="rId15">
+      <w:hyperlink r:id="rId16">
         <w:r>
           <w:rPr>
             <w:color w:val="1155cc"/>
@@ -10497,7 +11378,7 @@
         </w:rPr>
         <w:t xml:space="preserve">Documentação oficial do Node.js.</w:t>
       </w:r>
-      <w:hyperlink r:id="rId16">
+      <w:hyperlink r:id="rId17">
         <w:r>
           <w:rPr>
             <w:sz w:val="22"/>
@@ -10507,7 +11388,7 @@
           <w:t xml:space="preserve"> </w:t>
         </w:r>
       </w:hyperlink>
-      <w:hyperlink r:id="rId17">
+      <w:hyperlink r:id="rId18">
         <w:r>
           <w:rPr>
             <w:color w:val="1155cc"/>
@@ -10559,7 +11440,7 @@
         </w:rPr>
         <w:t xml:space="preserve">Documentação oficial do Express.js.</w:t>
       </w:r>
-      <w:hyperlink r:id="rId18">
+      <w:hyperlink r:id="rId19">
         <w:r>
           <w:rPr>
             <w:sz w:val="22"/>
@@ -10569,7 +11450,7 @@
           <w:t xml:space="preserve"> </w:t>
         </w:r>
       </w:hyperlink>
-      <w:hyperlink r:id="rId19">
+      <w:hyperlink r:id="rId20">
         <w:r>
           <w:rPr>
             <w:color w:val="1155cc"/>
@@ -10621,7 +11502,7 @@
         </w:rPr>
         <w:t xml:space="preserve">Documentação oficial do React.</w:t>
       </w:r>
-      <w:hyperlink r:id="rId20">
+      <w:hyperlink r:id="rId21">
         <w:r>
           <w:rPr>
             <w:sz w:val="22"/>
@@ -10631,7 +11512,7 @@
           <w:t xml:space="preserve"> </w:t>
         </w:r>
       </w:hyperlink>
-      <w:hyperlink r:id="rId21">
+      <w:hyperlink r:id="rId22">
         <w:r>
           <w:rPr>
             <w:color w:val="1155cc"/>
@@ -10681,7 +11562,7 @@
         </w:rPr>
         <w:t xml:space="preserve">Documentação oficial do MySQL.</w:t>
       </w:r>
-      <w:hyperlink r:id="rId22">
+      <w:hyperlink r:id="rId23">
         <w:r>
           <w:rPr>
             <w:sz w:val="22"/>
@@ -10691,7 +11572,7 @@
           <w:t xml:space="preserve"> </w:t>
         </w:r>
       </w:hyperlink>
-      <w:hyperlink r:id="rId23">
+      <w:hyperlink r:id="rId24">
         <w:r>
           <w:rPr>
             <w:color w:val="1155cc"/>
@@ -10754,7 +11635,7 @@
         </w:rPr>
         <w:t xml:space="preserve">.</w:t>
       </w:r>
-      <w:hyperlink r:id="rId24">
+      <w:hyperlink r:id="rId25">
         <w:r>
           <w:rPr>
             <w:sz w:val="22"/>
@@ -10764,7 +11645,7 @@
           <w:t xml:space="preserve"> </w:t>
         </w:r>
       </w:hyperlink>
-      <w:hyperlink r:id="rId25">
+      <w:hyperlink r:id="rId26">
         <w:r>
           <w:rPr>
             <w:color w:val="1155cc"/>
@@ -10818,7 +11699,7 @@
         </w:rPr>
         <w:t xml:space="preserve">.</w:t>
       </w:r>
-      <w:hyperlink r:id="rId26">
+      <w:hyperlink r:id="rId27">
         <w:r>
           <w:rPr>
             <w:sz w:val="22"/>
@@ -10828,7 +11709,7 @@
           <w:t xml:space="preserve"> </w:t>
         </w:r>
       </w:hyperlink>
-      <w:hyperlink r:id="rId27">
+      <w:hyperlink r:id="rId28">
         <w:r>
           <w:rPr>
             <w:color w:val="1155cc"/>
@@ -10882,7 +11763,7 @@
         </w:rPr>
         <w:t xml:space="preserve">.</w:t>
       </w:r>
-      <w:hyperlink r:id="rId28">
+      <w:hyperlink r:id="rId29">
         <w:r>
           <w:rPr>
             <w:sz w:val="22"/>
@@ -10892,7 +11773,7 @@
           <w:t xml:space="preserve"> </w:t>
         </w:r>
       </w:hyperlink>
-      <w:hyperlink r:id="rId29">
+      <w:hyperlink r:id="rId30">
         <w:r>
           <w:rPr>
             <w:color w:val="1155cc"/>
@@ -10946,7 +11827,7 @@
         </w:rPr>
         <w:t xml:space="preserve">.</w:t>
       </w:r>
-      <w:hyperlink r:id="rId30">
+      <w:hyperlink r:id="rId31">
         <w:r>
           <w:rPr>
             <w:sz w:val="22"/>
@@ -10956,7 +11837,7 @@
           <w:t xml:space="preserve"> </w:t>
         </w:r>
       </w:hyperlink>
-      <w:hyperlink r:id="rId31">
+      <w:hyperlink r:id="rId32">
         <w:r>
           <w:rPr>
             <w:color w:val="1155cc"/>
@@ -11010,7 +11891,7 @@
         </w:rPr>
         <w:t xml:space="preserve">.</w:t>
       </w:r>
-      <w:hyperlink r:id="rId32">
+      <w:hyperlink r:id="rId33">
         <w:r>
           <w:rPr>
             <w:sz w:val="22"/>
@@ -11020,7 +11901,7 @@
           <w:t xml:space="preserve"> </w:t>
         </w:r>
       </w:hyperlink>
-      <w:hyperlink r:id="rId33">
+      <w:hyperlink r:id="rId34">
         <w:r>
           <w:rPr>
             <w:color w:val="1155cc"/>
@@ -11074,8 +11955,8 @@
       </w:r>
     </w:p>
     <w:sectPr>
-      <w:headerReference r:id="rId34" w:type="default"/>
-      <w:footerReference r:id="rId35" w:type="default"/>
+      <w:headerReference r:id="rId35" w:type="default"/>
+      <w:footerReference r:id="rId36" w:type="default"/>
       <w:pgSz w:h="16838" w:w="11906" w:orient="portrait"/>
       <w:pgMar w:bottom="1134" w:top="1985" w:left="1985" w:right="1134" w:header="709" w:footer="709"/>
       <w:pgNumType w:start="0"/>
@@ -11191,12 +12072,12 @@
         <wp:inline distB="0" distT="0" distL="0" distR="0">
           <wp:extent cx="1581120" cy="504720"/>
           <wp:effectExtent b="0" l="0" r="0" t="0"/>
-          <wp:docPr id="11" name="image2.png"/>
+          <wp:docPr id="15" name="image4.png"/>
           <a:graphic>
             <a:graphicData uri="http://schemas.openxmlformats.org/drawingml/2006/picture">
               <pic:pic>
                 <pic:nvPicPr>
-                  <pic:cNvPr id="0" name="image2.png"/>
+                  <pic:cNvPr id="0" name="image4.png"/>
                   <pic:cNvPicPr preferRelativeResize="0"/>
                 </pic:nvPicPr>
                 <pic:blipFill>
@@ -11241,12 +12122,12 @@
           <wp:extent cx="3500120" cy="367030"/>
           <wp:effectExtent b="0" l="0" r="0" t="0"/>
           <wp:wrapSquare wrapText="bothSides" distB="0" distT="0" distL="0" distR="0"/>
-          <wp:docPr id="8" name="image3.jpg"/>
+          <wp:docPr id="7" name="image5.jpg"/>
           <a:graphic>
             <a:graphicData uri="http://schemas.openxmlformats.org/drawingml/2006/picture">
               <pic:pic>
                 <pic:nvPicPr>
-                  <pic:cNvPr id="0" name="image3.jpg"/>
+                  <pic:cNvPr id="0" name="image5.jpg"/>
                   <pic:cNvPicPr preferRelativeResize="0"/>
                 </pic:nvPicPr>
                 <pic:blipFill>
@@ -12001,4 +12882,19 @@
   </a:objectDefaults>
   <a:extraClrSchemeLst/>
 </a:theme>
+</file>
+
+<file path=customXML/item1.xml><?xml version="1.0" encoding="utf-8"?>
+<go:gDocsCustomXmlDataStorage xmlns:go="http://customooxmlschemas.google.com/" xmlns:r="http://schemas.openxmlformats.org/officeDocument/2006/relationships" uri="GoogleDocsCustomDataVersion2">
+  <go:docsCustomData xmlns:go="http://customooxmlschemas.google.com/" roundtripDataSignature="AMtx7mhchH/BFGOT+Jv29/5roB8AMAhEGw==">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</go:docsCustomData>
+</go:gDocsCustomXmlDataStorage>
+</file>
+
+<file path=customXML/itemProps1.xml><?xml version="1.0" encoding="utf-8"?>
+<ds:datastoreItem xmlns:ds="http://schemas.openxmlformats.org/officeDocument/2006/customXml" ds:itemID="{11111111-1234-1234-1234-123412341234}">
+  <ds:schemaRefs>
+    <ds:schemaRef ds:uri="http://schemas.openxmlformats.org/officeDocument/2006/relationships"/>
+    <ds:schemaRef ds:uri="http://customooxmlschemas.google.com/"/>
+  </ds:schemaRefs>
+</ds:datastoreItem>
 </file>